--- a/por/docx/022.content.docx
+++ b/por/docx/022.content.docx
@@ -166,26 +166,6 @@
       </w:r>
       <w:r>
         <w:rPr>
-          <w:i/>
-          <w:lang w:val="pt_PT" w:bidi="pt_PT"/>
-        </w:rPr>
-        <w:t>Ucal, Uel, Ufaz, Ugarite, Ula, Ulai, Ulão, Úlcera, Última Ceia, Últimos dias, Últimos dias, Últimos tempos, Umá, Ungido, Ungidos, Ungir, Unguento, Uni, Unicórnio, Unigênito, Ur (Local), Ur (Pessoa), Urbano, Uri, Urias, Uriel, Urim e Tumim, Urso (Animal), Urso (Astronomia), Urtiga, Utai, Útero Fechado, Uva, Uva passa, Uz, Uz (Lugar), Uz (Pessoa), Uzá, Uzá, Uzai, Uzal (Lugar), Uzal (Pessoa), Uzém-Seerá, Uzi, Uzia, Uzias, Uziel</w:t>
-      </w:r>
-      <w:r>
-        <w:rPr>
-          <w:lang w:val="pt_PT" w:bidi="pt_PT"/>
-        </w:rPr>
-      </w:r>
-    </w:p>
-    <w:p>
-      <w:pPr/>
-      <w:r>
-        <w:rPr>
-          <w:lang w:val="pt_PT" w:bidi="pt_PT"/>
-        </w:rPr>
-      </w:r>
-      <w:r>
-        <w:rPr>
           <w:lang w:val="pt_PT" w:bidi="pt_PT"/>
         </w:rPr>
         <w:t xml:space="preserve"> </w:t>
@@ -4311,7 +4291,7 @@
         <w:rPr>
           <w:lang w:val="pt_PT" w:bidi="pt_PT"/>
         </w:rPr>
-        <w:t>Uma frase frequentemente usada para descrever Jesus na linguagem cristã. O termo, muitas vezes traduzido como "unigênito", não significa "nascido" ou "gerado". Em vez disso, significa "o único de seu tipo" ou "único". Isso é claro a partir de seu uso no Novo Testamento e na Septuaginta (a tradução grega do Antigo Testamento).</w:t>
+        <w:t>Uma frase frequentemente usada para descrever Jesus na linguagem cristã. A expressão tradicionalmente traduzida como "unigênito" não significa que alguém nasceu. Em vez disso, significa "o único de seu tipo" ou "único". Isso é claro a partir de seu uso no Novo Testamento e na Septuaginta (a tradução grega do Antigo Testamento).</w:t>
       </w:r>
     </w:p>
     <w:p>
@@ -4583,7 +4563,7 @@
         <w:rPr>
           <w:lang w:val="pt_PT" w:bidi="pt_PT"/>
         </w:rPr>
-        <w:t>). No batismo e na transfiguração de Jesus, Deus diz: "Este é meu Filho querido". Os Evangelhos Sinópticos compartilham essa ideia. De fato, na Septuaginta, a palavra "querido" ou "amado" é às vezes usada como tradução da palavra "único" em hebraico.</w:t>
+        <w:t>). As declarações proferidas no batismo e na transfiguração de Jesus nos Evangelhos Sinópticos ("Este é o meu Filho amado") expressam a mesma ideia. De fato, na Septuaginta, a palavra "querido" ou "amado" é às vezes usada como tradução da palavra "único" em hebraico.</w:t>
       </w:r>
     </w:p>
     <w:p>

--- a/por/docx/022.content.docx
+++ b/por/docx/022.content.docx
@@ -19,7 +19,7 @@
         <w:rPr>
           <w:lang w:val="pt_PT" w:bidi="pt_PT"/>
         </w:rPr>
-        <w:t>Resource: Dicionário Bíblico (Tyndale)</w:t>
+        <w:t>Resource: Tyndale Open Bible Dictionary</w:t>
       </w:r>
       <w:r>
         <w:rPr>
@@ -112,7 +112,7 @@
         <w:rPr>
           <w:lang w:val="pt_PT" w:bidi="pt_PT"/>
         </w:rPr>
-        <w:t>Dicionário Bíblico (Tyndale)</w:t>
+        <w:t>Tyndale Open Bible Dictionary</w:t>
       </w:r>
     </w:p>
     <w:p>

--- a/por/docx/022.content.docx
+++ b/por/docx/022.content.docx
@@ -19,7 +19,7 @@
         <w:rPr>
           <w:lang w:val="pt_PT" w:bidi="pt_PT"/>
         </w:rPr>
-        <w:t>Resource: Tyndale Open Bible Dictionary</w:t>
+        <w:t>Resource: Aquifer Open Bible Dictionary</w:t>
       </w:r>
       <w:r>
         <w:rPr>
@@ -112,7 +112,7 @@
         <w:rPr>
           <w:lang w:val="pt_PT" w:bidi="pt_PT"/>
         </w:rPr>
-        <w:t>Tyndale Open Bible Dictionary</w:t>
+        <w:t>Aquifer Open Bible Dictionary</w:t>
       </w:r>
     </w:p>
     <w:p>

--- a/por/docx/022.content.docx
+++ b/por/docx/022.content.docx
@@ -233,18 +233,12 @@
         </w:rPr>
         <w:t>Discípulo de Agur, o homem sábio cujos ditos estão registrados no livro de Provérbios (</w:t>
       </w:r>
-      <w:hyperlink r:id="rId13">
-        <w:r>
-          <w:rPr>
-            <w:lang w:val="pt_PT" w:bidi="pt_PT"/>
-          </w:rPr>
-          <w:rPr>
-            <w:color w:val="0000EE"/>
-            <w:u w:val="single"/>
-          </w:rPr>
-          <w:t>Pv 30.1</w:t>
-        </w:r>
-      </w:hyperlink>
+      <w:r>
+        <w:rPr>
+          <w:lang w:val="pt_PT" w:bidi="pt_PT"/>
+        </w:rPr>
+        <w:t>Pv 30.1</w:t>
+      </w:r>
       <w:r>
         <w:rPr>
           <w:lang w:val="pt_PT" w:bidi="pt_PT"/>
@@ -299,18 +293,12 @@
         </w:rPr>
         <w:t>Uel era um sacerdote da família de Bani. Ele viveu na época em que o povo judeu havia retornado do exílio na Babilônia. Esdras, um líder judeu, instruiu Uel e outros a se divorciarem de suas esposas não judias, pois esses casamentos iam contra a lei de Deus (</w:t>
       </w:r>
-      <w:hyperlink r:id="rId14">
-        <w:r>
-          <w:rPr>
-            <w:lang w:val="pt_PT" w:bidi="pt_PT"/>
-          </w:rPr>
-          <w:rPr>
-            <w:color w:val="0000EE"/>
-            <w:u w:val="single"/>
-          </w:rPr>
-          <w:t>Ed 10.34</w:t>
-        </w:r>
-      </w:hyperlink>
+      <w:r>
+        <w:rPr>
+          <w:lang w:val="pt_PT" w:bidi="pt_PT"/>
+        </w:rPr>
+        <w:t>Ed 10.34</w:t>
+      </w:r>
       <w:r>
         <w:rPr>
           <w:lang w:val="pt_PT" w:bidi="pt_PT"/>
@@ -365,36 +353,24 @@
         </w:rPr>
         <w:t>Uma região bem conhecida por seu ouro (</w:t>
       </w:r>
-      <w:hyperlink r:id="rId15">
-        <w:r>
-          <w:rPr>
-            <w:lang w:val="pt_PT" w:bidi="pt_PT"/>
-          </w:rPr>
-          <w:rPr>
-            <w:color w:val="0000EE"/>
-            <w:u w:val="single"/>
-          </w:rPr>
-          <w:t>Jr 10.9</w:t>
-        </w:r>
-      </w:hyperlink>
+      <w:r>
+        <w:rPr>
+          <w:lang w:val="pt_PT" w:bidi="pt_PT"/>
+        </w:rPr>
+        <w:t>Jr 10.9</w:t>
+      </w:r>
       <w:r>
         <w:rPr>
           <w:lang w:val="pt_PT" w:bidi="pt_PT"/>
         </w:rPr>
         <w:t xml:space="preserve">; </w:t>
       </w:r>
-      <w:hyperlink r:id="rId16">
-        <w:r>
-          <w:rPr>
-            <w:lang w:val="pt_PT" w:bidi="pt_PT"/>
-          </w:rPr>
-          <w:rPr>
-            <w:color w:val="0000EE"/>
-            <w:u w:val="single"/>
-          </w:rPr>
-          <w:t>Dn 10.5</w:t>
-        </w:r>
-      </w:hyperlink>
+      <w:r>
+        <w:rPr>
+          <w:lang w:val="pt_PT" w:bidi="pt_PT"/>
+        </w:rPr>
+        <w:t>Dn 10.5</w:t>
+      </w:r>
       <w:r>
         <w:rPr>
           <w:lang w:val="pt_PT" w:bidi="pt_PT"/>
@@ -524,36 +500,24 @@
         </w:rPr>
         <w:t>Finalmente, os textos ugaríticos podem esclarecer algumas questões históricas relacionadas ao AT. Por exemplo, quando Ezequias estava doente com uma úlcera, ele foi instruído por Isaías a tratá-la com um emplastro de figos (</w:t>
       </w:r>
-      <w:hyperlink r:id="rId17">
-        <w:r>
-          <w:rPr>
-            <w:lang w:val="pt_PT" w:bidi="pt_PT"/>
-          </w:rPr>
-          <w:rPr>
-            <w:color w:val="0000EE"/>
-            <w:u w:val="single"/>
-          </w:rPr>
-          <w:t>2Rs 20.7</w:t>
-        </w:r>
-      </w:hyperlink>
+      <w:r>
+        <w:rPr>
+          <w:lang w:val="pt_PT" w:bidi="pt_PT"/>
+        </w:rPr>
+        <w:t>2Rs 20.7</w:t>
+      </w:r>
       <w:r>
         <w:rPr>
           <w:lang w:val="pt_PT" w:bidi="pt_PT"/>
         </w:rPr>
         <w:t xml:space="preserve">; </w:t>
       </w:r>
-      <w:hyperlink r:id="rId18">
-        <w:r>
-          <w:rPr>
-            <w:lang w:val="pt_PT" w:bidi="pt_PT"/>
-          </w:rPr>
-          <w:rPr>
-            <w:color w:val="0000EE"/>
-            <w:u w:val="single"/>
-          </w:rPr>
-          <w:t>Is 38.21</w:t>
-        </w:r>
-      </w:hyperlink>
+      <w:r>
+        <w:rPr>
+          <w:lang w:val="pt_PT" w:bidi="pt_PT"/>
+        </w:rPr>
+        <w:t>Is 38.21</w:t>
+      </w:r>
       <w:r>
         <w:rPr>
           <w:lang w:val="pt_PT" w:bidi="pt_PT"/>
@@ -641,18 +605,12 @@
         </w:rPr>
         <w:t>Uma família na tribo de Aser (</w:t>
       </w:r>
-      <w:hyperlink r:id="rId19">
-        <w:r>
-          <w:rPr>
-            <w:lang w:val="pt_PT" w:bidi="pt_PT"/>
-          </w:rPr>
-          <w:rPr>
-            <w:color w:val="0000EE"/>
-            <w:u w:val="single"/>
-          </w:rPr>
-          <w:t>1Cr 7.39</w:t>
-        </w:r>
-      </w:hyperlink>
+      <w:r>
+        <w:rPr>
+          <w:lang w:val="pt_PT" w:bidi="pt_PT"/>
+        </w:rPr>
+        <w:t>1Cr 7.39</w:t>
+      </w:r>
       <w:r>
         <w:rPr>
           <w:lang w:val="pt_PT" w:bidi="pt_PT"/>
@@ -707,18 +665,12 @@
         </w:rPr>
         <w:t>Um rio perto da capital persa, Susã, onde Daniel recebeu uma visão sobre os tempos do fim (</w:t>
       </w:r>
-      <w:hyperlink r:id="rId20">
-        <w:r>
-          <w:rPr>
-            <w:lang w:val="pt_PT" w:bidi="pt_PT"/>
-          </w:rPr>
-          <w:rPr>
-            <w:color w:val="0000EE"/>
-            <w:u w:val="single"/>
-          </w:rPr>
-          <w:t>Dn 8.2–16</w:t>
-        </w:r>
-      </w:hyperlink>
+      <w:r>
+        <w:rPr>
+          <w:lang w:val="pt_PT" w:bidi="pt_PT"/>
+        </w:rPr>
+        <w:t>Dn 8.2–16</w:t>
+      </w:r>
       <w:r>
         <w:rPr>
           <w:lang w:val="pt_PT" w:bidi="pt_PT"/>
@@ -781,18 +733,12 @@
         </w:rPr>
         <w:t>Um clã na tribo de Manassés (</w:t>
       </w:r>
-      <w:hyperlink r:id="rId21">
-        <w:r>
-          <w:rPr>
-            <w:lang w:val="pt_PT" w:bidi="pt_PT"/>
-          </w:rPr>
-          <w:rPr>
-            <w:color w:val="0000EE"/>
-            <w:u w:val="single"/>
-          </w:rPr>
-          <w:t>1Cr 7.16–17</w:t>
-        </w:r>
-      </w:hyperlink>
+      <w:r>
+        <w:rPr>
+          <w:lang w:val="pt_PT" w:bidi="pt_PT"/>
+        </w:rPr>
+        <w:t>1Cr 7.16–17</w:t>
+      </w:r>
       <w:r>
         <w:rPr>
           <w:lang w:val="pt_PT" w:bidi="pt_PT"/>
@@ -817,18 +763,12 @@
         </w:rPr>
         <w:t>O primogênito de Eseque, um poderoso guerreiro da tribo de Benjamim (</w:t>
       </w:r>
-      <w:hyperlink r:id="rId22">
-        <w:r>
-          <w:rPr>
-            <w:lang w:val="pt_PT" w:bidi="pt_PT"/>
-          </w:rPr>
-          <w:rPr>
-            <w:color w:val="0000EE"/>
-            <w:u w:val="single"/>
-          </w:rPr>
-          <w:t>1Cr 8.39–40</w:t>
-        </w:r>
-      </w:hyperlink>
+      <w:r>
+        <w:rPr>
+          <w:lang w:val="pt_PT" w:bidi="pt_PT"/>
+        </w:rPr>
+        <w:t>1Cr 8.39–40</w:t>
+      </w:r>
       <w:r>
         <w:rPr>
           <w:lang w:val="pt_PT" w:bidi="pt_PT"/>
@@ -1025,90 +965,60 @@
         </w:rPr>
         <w:t xml:space="preserve">Uma expressão usada na Bíblia para descrever o período final do mundo como o conhecemos. No Antigo Testamento, os últimos dias são vistos como o tempo em que as promessas do Messias se tornarão realidade (veja </w:t>
       </w:r>
-      <w:hyperlink r:id="rId23">
-        <w:r>
-          <w:rPr>
-            <w:lang w:val="pt_PT" w:bidi="pt_PT"/>
-          </w:rPr>
-          <w:rPr>
-            <w:color w:val="0000EE"/>
-            <w:u w:val="single"/>
-          </w:rPr>
-          <w:t>Is 2.2</w:t>
-        </w:r>
-      </w:hyperlink>
+      <w:r>
+        <w:rPr>
+          <w:lang w:val="pt_PT" w:bidi="pt_PT"/>
+        </w:rPr>
+        <w:t>Is 2.2</w:t>
+      </w:r>
       <w:r>
         <w:rPr>
           <w:lang w:val="pt_PT" w:bidi="pt_PT"/>
         </w:rPr>
         <w:t xml:space="preserve">; </w:t>
       </w:r>
-      <w:hyperlink r:id="rId24">
-        <w:r>
-          <w:rPr>
-            <w:lang w:val="pt_PT" w:bidi="pt_PT"/>
-          </w:rPr>
-          <w:rPr>
-            <w:color w:val="0000EE"/>
-            <w:u w:val="single"/>
-          </w:rPr>
-          <w:t>Mq 4.1</w:t>
-        </w:r>
-      </w:hyperlink>
+      <w:r>
+        <w:rPr>
+          <w:lang w:val="pt_PT" w:bidi="pt_PT"/>
+        </w:rPr>
+        <w:t>Mq 4.1</w:t>
+      </w:r>
       <w:r>
         <w:rPr>
           <w:lang w:val="pt_PT" w:bidi="pt_PT"/>
         </w:rPr>
         <w:t xml:space="preserve">). No Novo Testamento, os escritores acreditam que já estão vivendo nos últimos dias, que veem como a era do evangelho. Pedro explica que os eventos no Dia de Pentecostes cumprem a profecia de </w:t>
       </w:r>
-      <w:hyperlink r:id="rId25">
-        <w:r>
-          <w:rPr>
-            <w:lang w:val="pt_PT" w:bidi="pt_PT"/>
-          </w:rPr>
-          <w:rPr>
-            <w:color w:val="0000EE"/>
-            <w:u w:val="single"/>
-          </w:rPr>
-          <w:t>Joel 2.28,29</w:t>
-        </w:r>
-      </w:hyperlink>
+      <w:r>
+        <w:rPr>
+          <w:lang w:val="pt_PT" w:bidi="pt_PT"/>
+        </w:rPr>
+        <w:t>Joel 2.28,29</w:t>
+      </w:r>
       <w:r>
         <w:rPr>
           <w:lang w:val="pt_PT" w:bidi="pt_PT"/>
         </w:rPr>
         <w:t>: “O Senhor diz ao seu povo: "Depois disso, eu derramarei o meu Espírito sobre todas as pessoas: os filhos e as filhas de vocês anunciarão a minha mensagem; os velhos sonharão, e os moços terão visões. Até sobre os escravos e as escravaseu derramarei o meu Espírito naqueles dias”. (</w:t>
       </w:r>
-      <w:hyperlink r:id="rId26">
-        <w:r>
-          <w:rPr>
-            <w:lang w:val="pt_PT" w:bidi="pt_PT"/>
-          </w:rPr>
-          <w:rPr>
-            <w:color w:val="0000EE"/>
-            <w:u w:val="single"/>
-          </w:rPr>
-          <w:t>At 2.17,18</w:t>
-        </w:r>
-      </w:hyperlink>
+      <w:r>
+        <w:rPr>
+          <w:lang w:val="pt_PT" w:bidi="pt_PT"/>
+        </w:rPr>
+        <w:t>At 2.17,18</w:t>
+      </w:r>
       <w:r>
         <w:rPr>
           <w:lang w:val="pt_PT" w:bidi="pt_PT"/>
         </w:rPr>
         <w:t>). O escritor da carta aos Hebreus diz: “Antigamente, por meio dos profetas, Deus falou muitas vezes e de muitas maneiras aos nossos antepassados, mas nestes últimos tempos ele nos falou por meio do seu Filho” (</w:t>
       </w:r>
-      <w:hyperlink r:id="rId27">
-        <w:r>
-          <w:rPr>
-            <w:lang w:val="pt_PT" w:bidi="pt_PT"/>
-          </w:rPr>
-          <w:rPr>
-            <w:color w:val="0000EE"/>
-            <w:u w:val="single"/>
-          </w:rPr>
-          <w:t>Hb 1.1,2</w:t>
-        </w:r>
-      </w:hyperlink>
+      <w:r>
+        <w:rPr>
+          <w:lang w:val="pt_PT" w:bidi="pt_PT"/>
+        </w:rPr>
+        <w:t>Hb 1.1,2</w:t>
+      </w:r>
       <w:r>
         <w:rPr>
           <w:lang w:val="pt_PT" w:bidi="pt_PT"/>
@@ -1143,54 +1053,36 @@
         </w:rPr>
         <w:t>A expressão "últimos dias" sugere que este período se estenderá por algum tempo. Esse entendimento é confirmado pelo fato de que esta era final já dura há muitos séculos. No entanto, da perspectiva da eternidade, é um período breve. Em cada geração, o fim desta era final é sempre visto como iminente, tanto que João se refere a ela como “o fim”. A presença de anticristos (aqueles que se opõem a Cristo) mesmo dentro da igreja primitiva é um sinal disso. João diz, “Meus filhinhos, o fim está perto. Vocês ouviram dizer que o Inimigo de Cristo vem. Pois agora muitos inimigos de Cristo já têm aparecido, e por isso sabemos que o fim está chegando” (</w:t>
       </w:r>
-      <w:hyperlink r:id="rId28">
-        <w:r>
-          <w:rPr>
-            <w:lang w:val="pt_PT" w:bidi="pt_PT"/>
-          </w:rPr>
-          <w:rPr>
-            <w:color w:val="0000EE"/>
-            <w:u w:val="single"/>
-          </w:rPr>
-          <w:t>1Jo 2.18</w:t>
-        </w:r>
-      </w:hyperlink>
+      <w:r>
+        <w:rPr>
+          <w:lang w:val="pt_PT" w:bidi="pt_PT"/>
+        </w:rPr>
+        <w:t>1Jo 2.18</w:t>
+      </w:r>
       <w:r>
         <w:rPr>
           <w:lang w:val="pt_PT" w:bidi="pt_PT"/>
         </w:rPr>
         <w:t>). O fim destes últimos dias está sempre próximo, e certamente chegará um dia. É por isso que Cristo nos exorta a sermos vigilantes. Não sabemos o dia nem a hora de seu retorno glorioso. Isso encerrará estes últimos dias (</w:t>
       </w:r>
-      <w:hyperlink r:id="rId29">
-        <w:r>
-          <w:rPr>
-            <w:lang w:val="pt_PT" w:bidi="pt_PT"/>
-          </w:rPr>
-          <w:rPr>
-            <w:color w:val="0000EE"/>
-            <w:u w:val="single"/>
-          </w:rPr>
-          <w:t>Mt 24.44</w:t>
-        </w:r>
-      </w:hyperlink>
+      <w:r>
+        <w:rPr>
+          <w:lang w:val="pt_PT" w:bidi="pt_PT"/>
+        </w:rPr>
+        <w:t>Mt 24.44</w:t>
+      </w:r>
       <w:r>
         <w:rPr>
           <w:lang w:val="pt_PT" w:bidi="pt_PT"/>
         </w:rPr>
         <w:t xml:space="preserve">; </w:t>
       </w:r>
-      <w:hyperlink r:id="rId30">
-        <w:r>
-          <w:rPr>
-            <w:lang w:val="pt_PT" w:bidi="pt_PT"/>
-          </w:rPr>
-          <w:rPr>
-            <w:color w:val="0000EE"/>
-            <w:u w:val="single"/>
-          </w:rPr>
-          <w:t>25.13</w:t>
-        </w:r>
-      </w:hyperlink>
+      <w:r>
+        <w:rPr>
+          <w:lang w:val="pt_PT" w:bidi="pt_PT"/>
+        </w:rPr>
+        <w:t>25.13</w:t>
+      </w:r>
       <w:r>
         <w:rPr>
           <w:lang w:val="pt_PT" w:bidi="pt_PT"/>
@@ -1211,180 +1103,120 @@
         </w:rPr>
         <w:t xml:space="preserve">Essa ideia naturalmente leva ao ensinamento de que os últimos dias culminarão no “dia.” Os últimos dias terminarão com o último dia. O uso de "dia" no singular no Novo Testamento corresponde ao conceito do "Dia do Senhor" no Antigo Testamento. É um dia aterrorizante de juízo para os impenitentes, mas promete salvação para o povo de Deus (veja </w:t>
       </w:r>
-      <w:hyperlink r:id="rId31">
-        <w:r>
-          <w:rPr>
-            <w:lang w:val="pt_PT" w:bidi="pt_PT"/>
-          </w:rPr>
-          <w:rPr>
-            <w:color w:val="0000EE"/>
-            <w:u w:val="single"/>
-          </w:rPr>
-          <w:t>Is 2.12–22</w:t>
-        </w:r>
-      </w:hyperlink>
+      <w:r>
+        <w:rPr>
+          <w:lang w:val="pt_PT" w:bidi="pt_PT"/>
+        </w:rPr>
+        <w:t>Is 2.12–22</w:t>
+      </w:r>
       <w:r>
         <w:rPr>
           <w:lang w:val="pt_PT" w:bidi="pt_PT"/>
         </w:rPr>
         <w:t xml:space="preserve">; </w:t>
       </w:r>
-      <w:hyperlink r:id="rId32">
-        <w:r>
-          <w:rPr>
-            <w:lang w:val="pt_PT" w:bidi="pt_PT"/>
-          </w:rPr>
-          <w:rPr>
-            <w:color w:val="0000EE"/>
-            <w:u w:val="single"/>
-          </w:rPr>
-          <w:t>Ez 13.5</w:t>
-        </w:r>
-      </w:hyperlink>
+      <w:r>
+        <w:rPr>
+          <w:lang w:val="pt_PT" w:bidi="pt_PT"/>
+        </w:rPr>
+        <w:t>Ez 13.5</w:t>
+      </w:r>
       <w:r>
         <w:rPr>
           <w:lang w:val="pt_PT" w:bidi="pt_PT"/>
         </w:rPr>
         <w:t xml:space="preserve">; </w:t>
       </w:r>
-      <w:hyperlink r:id="rId33">
-        <w:r>
-          <w:rPr>
-            <w:lang w:val="pt_PT" w:bidi="pt_PT"/>
-          </w:rPr>
-          <w:rPr>
-            <w:color w:val="0000EE"/>
-            <w:u w:val="single"/>
-          </w:rPr>
-          <w:t>Jl 1.15</w:t>
-        </w:r>
-      </w:hyperlink>
+      <w:r>
+        <w:rPr>
+          <w:lang w:val="pt_PT" w:bidi="pt_PT"/>
+        </w:rPr>
+        <w:t>Jl 1.15</w:t>
+      </w:r>
       <w:r>
         <w:rPr>
           <w:lang w:val="pt_PT" w:bidi="pt_PT"/>
         </w:rPr>
         <w:t xml:space="preserve">; </w:t>
       </w:r>
-      <w:hyperlink r:id="rId34">
-        <w:r>
-          <w:rPr>
-            <w:lang w:val="pt_PT" w:bidi="pt_PT"/>
-          </w:rPr>
-          <w:rPr>
-            <w:color w:val="0000EE"/>
-            <w:u w:val="single"/>
-          </w:rPr>
-          <w:t>2.1,11</w:t>
-        </w:r>
-      </w:hyperlink>
+      <w:r>
+        <w:rPr>
+          <w:lang w:val="pt_PT" w:bidi="pt_PT"/>
+        </w:rPr>
+        <w:t>2.1,11</w:t>
+      </w:r>
       <w:r>
         <w:rPr>
           <w:lang w:val="pt_PT" w:bidi="pt_PT"/>
         </w:rPr>
         <w:t xml:space="preserve">; </w:t>
       </w:r>
-      <w:hyperlink r:id="rId35">
-        <w:r>
-          <w:rPr>
-            <w:lang w:val="pt_PT" w:bidi="pt_PT"/>
-          </w:rPr>
-          <w:rPr>
-            <w:color w:val="0000EE"/>
-            <w:u w:val="single"/>
-          </w:rPr>
-          <w:t>Am 5.18–24</w:t>
-        </w:r>
-      </w:hyperlink>
+      <w:r>
+        <w:rPr>
+          <w:lang w:val="pt_PT" w:bidi="pt_PT"/>
+        </w:rPr>
+        <w:t>Am 5.18–24</w:t>
+      </w:r>
       <w:r>
         <w:rPr>
           <w:lang w:val="pt_PT" w:bidi="pt_PT"/>
         </w:rPr>
         <w:t xml:space="preserve">; </w:t>
       </w:r>
-      <w:hyperlink r:id="rId36">
-        <w:r>
-          <w:rPr>
-            <w:lang w:val="pt_PT" w:bidi="pt_PT"/>
-          </w:rPr>
-          <w:rPr>
-            <w:color w:val="0000EE"/>
-            <w:u w:val="single"/>
-          </w:rPr>
-          <w:t>Sf 1.7,14</w:t>
-        </w:r>
-      </w:hyperlink>
+      <w:r>
+        <w:rPr>
+          <w:lang w:val="pt_PT" w:bidi="pt_PT"/>
+        </w:rPr>
+        <w:t>Sf 1.7,14</w:t>
+      </w:r>
       <w:r>
         <w:rPr>
           <w:lang w:val="pt_PT" w:bidi="pt_PT"/>
         </w:rPr>
         <w:t>). O clímax desses últimos dias, e assim de toda a história, será “o Dia do Senhor”, que virá sobre o mundo de repente (</w:t>
       </w:r>
-      <w:hyperlink r:id="rId37">
-        <w:r>
-          <w:rPr>
-            <w:lang w:val="pt_PT" w:bidi="pt_PT"/>
-          </w:rPr>
-          <w:rPr>
-            <w:color w:val="0000EE"/>
-            <w:u w:val="single"/>
-          </w:rPr>
-          <w:t>1Ts 5.2</w:t>
-        </w:r>
-      </w:hyperlink>
+      <w:r>
+        <w:rPr>
+          <w:lang w:val="pt_PT" w:bidi="pt_PT"/>
+        </w:rPr>
+        <w:t>1Ts 5.2</w:t>
+      </w:r>
       <w:r>
         <w:rPr>
           <w:lang w:val="pt_PT" w:bidi="pt_PT"/>
         </w:rPr>
         <w:t>). Este dia final será o dia do juízo final para aqueles que rejeitaram o evangelho. Também será o dia em que nosso mundo caído será purificado e a ordem criada será restaurada. No novo céu e nova terra, todos os propósitos de Deus na criação serão cumpridos. Quando nossa redenção estiver completa, seremos como nosso Redentor. Então, desfrutaremos de sua glória eterna (</w:t>
       </w:r>
-      <w:hyperlink r:id="rId38">
-        <w:r>
-          <w:rPr>
-            <w:lang w:val="pt_PT" w:bidi="pt_PT"/>
-          </w:rPr>
-          <w:rPr>
-            <w:color w:val="0000EE"/>
-            <w:u w:val="single"/>
-          </w:rPr>
-          <w:t>Rm 8.19–25</w:t>
-        </w:r>
-      </w:hyperlink>
+      <w:r>
+        <w:rPr>
+          <w:lang w:val="pt_PT" w:bidi="pt_PT"/>
+        </w:rPr>
+        <w:t>Rm 8.19–25</w:t>
+      </w:r>
       <w:r>
         <w:rPr>
           <w:lang w:val="pt_PT" w:bidi="pt_PT"/>
         </w:rPr>
         <w:t xml:space="preserve">; </w:t>
       </w:r>
-      <w:hyperlink r:id="rId39">
-        <w:r>
-          <w:rPr>
-            <w:lang w:val="pt_PT" w:bidi="pt_PT"/>
-          </w:rPr>
-          <w:rPr>
-            <w:color w:val="0000EE"/>
-            <w:u w:val="single"/>
-          </w:rPr>
-          <w:t>1Jo 3.2</w:t>
-        </w:r>
-      </w:hyperlink>
+      <w:r>
+        <w:rPr>
+          <w:lang w:val="pt_PT" w:bidi="pt_PT"/>
+        </w:rPr>
+        <w:t>1Jo 3.2</w:t>
+      </w:r>
       <w:r>
         <w:rPr>
           <w:lang w:val="pt_PT" w:bidi="pt_PT"/>
         </w:rPr>
         <w:t xml:space="preserve">; </w:t>
       </w:r>
-      <w:hyperlink r:id="rId40">
-        <w:r>
-          <w:rPr>
-            <w:lang w:val="pt_PT" w:bidi="pt_PT"/>
-          </w:rPr>
-          <w:rPr>
-            <w:color w:val="0000EE"/>
-            <w:u w:val="single"/>
-          </w:rPr>
-          <w:t>Ap 21.1–8</w:t>
-        </w:r>
-      </w:hyperlink>
+      <w:r>
+        <w:rPr>
+          <w:lang w:val="pt_PT" w:bidi="pt_PT"/>
+        </w:rPr>
+        <w:t>Ap 21.1–8</w:t>
+      </w:r>
       <w:r>
         <w:rPr>
           <w:lang w:val="pt_PT" w:bidi="pt_PT"/>
@@ -1405,36 +1237,24 @@
         </w:rPr>
         <w:t xml:space="preserve">O apóstolo Paulo lembra aos cristãos que, no último dia, "o dia", suas vidas serão reveladas. O que eles fizeram será conhecido. Isso não afeta a segurança de sua salvação em Cristo. Em vez disso, determina se eles o encontrarão com confiança ou com vergonha em sua vinda (veja </w:t>
       </w:r>
-      <w:hyperlink r:id="rId41">
-        <w:r>
-          <w:rPr>
-            <w:lang w:val="pt_PT" w:bidi="pt_PT"/>
-          </w:rPr>
-          <w:rPr>
-            <w:color w:val="0000EE"/>
-            <w:u w:val="single"/>
-          </w:rPr>
-          <w:t>1Jo 2.28</w:t>
-        </w:r>
-      </w:hyperlink>
+      <w:r>
+        <w:rPr>
+          <w:lang w:val="pt_PT" w:bidi="pt_PT"/>
+        </w:rPr>
+        <w:t>1Jo 2.28</w:t>
+      </w:r>
       <w:r>
         <w:rPr>
           <w:lang w:val="pt_PT" w:bidi="pt_PT"/>
         </w:rPr>
         <w:t>). Paulo escreve: “O Dia de Cristo vai mostrar claramente a qualidade do trabalho de cada um. Pois o fogo daquele dia mostrará o trabalho de cada pessoa: o fogo vai mostrar e provar a verdadeira qualidade do trabalho. Se aquilo que alguém construir em cima do alicerce resistir ao fogo, então o construtor receberá a recompensa” (</w:t>
       </w:r>
-      <w:hyperlink r:id="rId42">
-        <w:r>
-          <w:rPr>
-            <w:lang w:val="pt_PT" w:bidi="pt_PT"/>
-          </w:rPr>
-          <w:rPr>
-            <w:color w:val="0000EE"/>
-            <w:u w:val="single"/>
-          </w:rPr>
-          <w:t>1Co 3.13–15</w:t>
-        </w:r>
-      </w:hyperlink>
+      <w:r>
+        <w:rPr>
+          <w:lang w:val="pt_PT" w:bidi="pt_PT"/>
+        </w:rPr>
+        <w:t>1Co 3.13–15</w:t>
+      </w:r>
       <w:r>
         <w:rPr>
           <w:lang w:val="pt_PT" w:bidi="pt_PT"/>
@@ -1455,90 +1275,60 @@
         </w:rPr>
         <w:t>O último dos últimos dias terminará. Então, o reino de Cristo começará. Deus será tudo em todos (</w:t>
       </w:r>
-      <w:hyperlink r:id="rId43">
-        <w:r>
-          <w:rPr>
-            <w:lang w:val="pt_PT" w:bidi="pt_PT"/>
-          </w:rPr>
-          <w:rPr>
-            <w:color w:val="0000EE"/>
-            <w:u w:val="single"/>
-          </w:rPr>
-          <w:t>1Co 15.28</w:t>
-        </w:r>
-      </w:hyperlink>
+      <w:r>
+        <w:rPr>
+          <w:lang w:val="pt_PT" w:bidi="pt_PT"/>
+        </w:rPr>
+        <w:t>1Co 15.28</w:t>
+      </w:r>
       <w:r>
         <w:rPr>
           <w:lang w:val="pt_PT" w:bidi="pt_PT"/>
         </w:rPr>
         <w:t xml:space="preserve">; </w:t>
       </w:r>
-      <w:hyperlink r:id="rId44">
-        <w:r>
-          <w:rPr>
-            <w:lang w:val="pt_PT" w:bidi="pt_PT"/>
-          </w:rPr>
-          <w:rPr>
-            <w:color w:val="0000EE"/>
-            <w:u w:val="single"/>
-          </w:rPr>
-          <w:t>Fp 3.20,21</w:t>
-        </w:r>
-      </w:hyperlink>
+      <w:r>
+        <w:rPr>
+          <w:lang w:val="pt_PT" w:bidi="pt_PT"/>
+        </w:rPr>
+        <w:t>Fp 3.20,21</w:t>
+      </w:r>
       <w:r>
         <w:rPr>
           <w:lang w:val="pt_PT" w:bidi="pt_PT"/>
         </w:rPr>
         <w:t>). O último dia também será um dia de triunfo e ressurreição. Cristo prometeu ressuscitar todos que acreditam nele (</w:t>
       </w:r>
-      <w:hyperlink r:id="rId45">
-        <w:r>
-          <w:rPr>
-            <w:lang w:val="pt_PT" w:bidi="pt_PT"/>
-          </w:rPr>
-          <w:rPr>
-            <w:color w:val="0000EE"/>
-            <w:u w:val="single"/>
-          </w:rPr>
-          <w:t>Jo 6.39–44,54</w:t>
-        </w:r>
-      </w:hyperlink>
+      <w:r>
+        <w:rPr>
+          <w:lang w:val="pt_PT" w:bidi="pt_PT"/>
+        </w:rPr>
+        <w:t>Jo 6.39–44,54</w:t>
+      </w:r>
       <w:r>
         <w:rPr>
           <w:lang w:val="pt_PT" w:bidi="pt_PT"/>
         </w:rPr>
         <w:t xml:space="preserve">). Os últimos dias são como a noite quando comparados à glória que será revelada no retorno de Cristo, então o fim desses últimos dias será também o começo do dia interminável de Deus (veja </w:t>
       </w:r>
-      <w:hyperlink r:id="rId46">
-        <w:r>
-          <w:rPr>
-            <w:lang w:val="pt_PT" w:bidi="pt_PT"/>
-          </w:rPr>
-          <w:rPr>
-            <w:color w:val="0000EE"/>
-            <w:u w:val="single"/>
-          </w:rPr>
-          <w:t>Rm 13.11,12</w:t>
-        </w:r>
-      </w:hyperlink>
+      <w:r>
+        <w:rPr>
+          <w:lang w:val="pt_PT" w:bidi="pt_PT"/>
+        </w:rPr>
+        <w:t>Rm 13.11,12</w:t>
+      </w:r>
       <w:r>
         <w:rPr>
           <w:lang w:val="pt_PT" w:bidi="pt_PT"/>
         </w:rPr>
         <w:t xml:space="preserve">). Saber que estamos nos últimos dias e que o último dia está se aproximando deve impactar grandemente como vivemos nossas vidas hoje (veja </w:t>
       </w:r>
-      <w:hyperlink r:id="rId47">
-        <w:r>
-          <w:rPr>
-            <w:lang w:val="pt_PT" w:bidi="pt_PT"/>
-          </w:rPr>
-          <w:rPr>
-            <w:color w:val="0000EE"/>
-            <w:u w:val="single"/>
-          </w:rPr>
-          <w:t>2Pe 3.11–14</w:t>
-        </w:r>
-      </w:hyperlink>
+      <w:r>
+        <w:rPr>
+          <w:lang w:val="pt_PT" w:bidi="pt_PT"/>
+        </w:rPr>
+        <w:t>2Pe 3.11–14</w:t>
+      </w:r>
       <w:r>
         <w:rPr>
           <w:lang w:val="pt_PT" w:bidi="pt_PT"/>
@@ -1559,144 +1349,96 @@
         </w:rPr>
         <w:t>Em resumo, os últimos dias são os dias do evangelho de nosso Senhor Jesus Cristo. Eles nos preparam para o último dia, que será o juízo final dos incrédulos. Para os crentes, será o início da glória eterna. Para os seguidores fiéis de Cristo, estes são dias de alegria e bênção. Contudo, ainda aguardamos uma redenção completa. São dias de provação e sofrimento para a igreja, mas Deus nos assegurou seu Espírito em nossos corações. Este Espírito é uma amostra do sabor do banquete completo que virá. É um sinal que promete o pagamento total no futuro (</w:t>
       </w:r>
-      <w:hyperlink r:id="rId48">
-        <w:r>
-          <w:rPr>
-            <w:lang w:val="pt_PT" w:bidi="pt_PT"/>
-          </w:rPr>
-          <w:rPr>
-            <w:color w:val="0000EE"/>
-            <w:u w:val="single"/>
-          </w:rPr>
-          <w:t>Rm 8.23</w:t>
-        </w:r>
-      </w:hyperlink>
+      <w:r>
+        <w:rPr>
+          <w:lang w:val="pt_PT" w:bidi="pt_PT"/>
+        </w:rPr>
+        <w:t>Rm 8.23</w:t>
+      </w:r>
       <w:r>
         <w:rPr>
           <w:lang w:val="pt_PT" w:bidi="pt_PT"/>
         </w:rPr>
         <w:t xml:space="preserve">; </w:t>
       </w:r>
-      <w:hyperlink r:id="rId49">
-        <w:r>
-          <w:rPr>
-            <w:lang w:val="pt_PT" w:bidi="pt_PT"/>
-          </w:rPr>
-          <w:rPr>
-            <w:color w:val="0000EE"/>
-            <w:u w:val="single"/>
-          </w:rPr>
-          <w:t>2Co 1.22</w:t>
-        </w:r>
-      </w:hyperlink>
+      <w:r>
+        <w:rPr>
+          <w:lang w:val="pt_PT" w:bidi="pt_PT"/>
+        </w:rPr>
+        <w:t>2Co 1.22</w:t>
+      </w:r>
       <w:r>
         <w:rPr>
           <w:lang w:val="pt_PT" w:bidi="pt_PT"/>
         </w:rPr>
         <w:t xml:space="preserve">; </w:t>
       </w:r>
-      <w:hyperlink r:id="rId50">
-        <w:r>
-          <w:rPr>
-            <w:lang w:val="pt_PT" w:bidi="pt_PT"/>
-          </w:rPr>
-          <w:rPr>
-            <w:color w:val="0000EE"/>
-            <w:u w:val="single"/>
-          </w:rPr>
-          <w:t>5.5</w:t>
-        </w:r>
-      </w:hyperlink>
+      <w:r>
+        <w:rPr>
+          <w:lang w:val="pt_PT" w:bidi="pt_PT"/>
+        </w:rPr>
+        <w:t>5.5</w:t>
+      </w:r>
       <w:r>
         <w:rPr>
           <w:lang w:val="pt_PT" w:bidi="pt_PT"/>
         </w:rPr>
         <w:t xml:space="preserve">; </w:t>
       </w:r>
-      <w:hyperlink r:id="rId51">
-        <w:r>
-          <w:rPr>
-            <w:lang w:val="pt_PT" w:bidi="pt_PT"/>
-          </w:rPr>
-          <w:rPr>
-            <w:color w:val="0000EE"/>
-            <w:u w:val="single"/>
-          </w:rPr>
-          <w:t>Ef 1.14</w:t>
-        </w:r>
-      </w:hyperlink>
+      <w:r>
+        <w:rPr>
+          <w:lang w:val="pt_PT" w:bidi="pt_PT"/>
+        </w:rPr>
+        <w:t>Ef 1.14</w:t>
+      </w:r>
       <w:r>
         <w:rPr>
           <w:lang w:val="pt_PT" w:bidi="pt_PT"/>
         </w:rPr>
         <w:t>). Enquanto isso, podemos ter confiança com o apóstolo Paulo de que os sofrimentos destes últimos dias não são dignos de serem comparados com a glória que será revelada a nós (</w:t>
       </w:r>
-      <w:hyperlink r:id="rId52">
-        <w:r>
-          <w:rPr>
-            <w:lang w:val="pt_PT" w:bidi="pt_PT"/>
-          </w:rPr>
-          <w:rPr>
-            <w:color w:val="0000EE"/>
-            <w:u w:val="single"/>
-          </w:rPr>
-          <w:t>Rm 8.18</w:t>
-        </w:r>
-      </w:hyperlink>
+      <w:r>
+        <w:rPr>
+          <w:lang w:val="pt_PT" w:bidi="pt_PT"/>
+        </w:rPr>
+        <w:t>Rm 8.18</w:t>
+      </w:r>
       <w:r>
         <w:rPr>
           <w:lang w:val="pt_PT" w:bidi="pt_PT"/>
         </w:rPr>
         <w:t>). Estes dias também são um tempo de responsabilidade e oportunidade. Os cristãos têm a responsabilidade de proclamar o evangelho em todo o mundo (</w:t>
       </w:r>
-      <w:hyperlink r:id="rId53">
-        <w:r>
-          <w:rPr>
-            <w:lang w:val="pt_PT" w:bidi="pt_PT"/>
-          </w:rPr>
-          <w:rPr>
-            <w:color w:val="0000EE"/>
-            <w:u w:val="single"/>
-          </w:rPr>
-          <w:t>Mt 28.19,20</w:t>
-        </w:r>
-      </w:hyperlink>
+      <w:r>
+        <w:rPr>
+          <w:lang w:val="pt_PT" w:bidi="pt_PT"/>
+        </w:rPr>
+        <w:t>Mt 28.19,20</w:t>
+      </w:r>
       <w:r>
         <w:rPr>
           <w:lang w:val="pt_PT" w:bidi="pt_PT"/>
         </w:rPr>
         <w:t xml:space="preserve">; </w:t>
       </w:r>
-      <w:hyperlink r:id="rId54">
-        <w:r>
-          <w:rPr>
-            <w:lang w:val="pt_PT" w:bidi="pt_PT"/>
-          </w:rPr>
-          <w:rPr>
-            <w:color w:val="0000EE"/>
-            <w:u w:val="single"/>
-          </w:rPr>
-          <w:t>At 1.8</w:t>
-        </w:r>
-      </w:hyperlink>
+      <w:r>
+        <w:rPr>
+          <w:lang w:val="pt_PT" w:bidi="pt_PT"/>
+        </w:rPr>
+        <w:t>At 1.8</w:t>
+      </w:r>
       <w:r>
         <w:rPr>
           <w:lang w:val="pt_PT" w:bidi="pt_PT"/>
         </w:rPr>
         <w:t>), e Deus ordena que todas as pessoas em todos os lugares se arrependam (</w:t>
       </w:r>
-      <w:hyperlink r:id="rId55">
-        <w:r>
-          <w:rPr>
-            <w:lang w:val="pt_PT" w:bidi="pt_PT"/>
-          </w:rPr>
-          <w:rPr>
-            <w:color w:val="0000EE"/>
-            <w:u w:val="single"/>
-          </w:rPr>
-          <w:t>At 17.30</w:t>
-        </w:r>
-      </w:hyperlink>
+      <w:r>
+        <w:rPr>
+          <w:lang w:val="pt_PT" w:bidi="pt_PT"/>
+        </w:rPr>
+        <w:t>At 17.30</w:t>
+      </w:r>
       <w:r>
         <w:rPr>
           <w:lang w:val="pt_PT" w:bidi="pt_PT"/>
@@ -1924,18 +1666,12 @@
         </w:rPr>
         <w:t>Uma das aldeias dadas à tribo de Aser após a conquista de Canaã (</w:t>
       </w:r>
-      <w:hyperlink r:id="rId56">
-        <w:r>
-          <w:rPr>
-            <w:lang w:val="pt_PT" w:bidi="pt_PT"/>
-          </w:rPr>
-          <w:rPr>
-            <w:color w:val="0000EE"/>
-            <w:u w:val="single"/>
-          </w:rPr>
-          <w:t>Js 19.30</w:t>
-        </w:r>
-      </w:hyperlink>
+      <w:r>
+        <w:rPr>
+          <w:lang w:val="pt_PT" w:bidi="pt_PT"/>
+        </w:rPr>
+        <w:t>Js 19.30</w:t>
+      </w:r>
       <w:r>
         <w:rPr>
           <w:lang w:val="pt_PT" w:bidi="pt_PT"/>
@@ -2086,162 +1822,108 @@
         </w:rPr>
         <w:t>A verdadeira unção do Messias é espiritual (</w:t>
       </w:r>
-      <w:hyperlink r:id="rId57">
-        <w:r>
-          <w:rPr>
-            <w:lang w:val="pt_PT" w:bidi="pt_PT"/>
-          </w:rPr>
-          <w:rPr>
-            <w:color w:val="0000EE"/>
-            <w:u w:val="single"/>
-          </w:rPr>
-          <w:t>Sl 2.2</w:t>
-        </w:r>
-      </w:hyperlink>
+      <w:r>
+        <w:rPr>
+          <w:lang w:val="pt_PT" w:bidi="pt_PT"/>
+        </w:rPr>
+        <w:t>Sl 2.2</w:t>
+      </w:r>
       <w:r>
         <w:rPr>
           <w:lang w:val="pt_PT" w:bidi="pt_PT"/>
         </w:rPr>
         <w:t xml:space="preserve">; </w:t>
       </w:r>
-      <w:hyperlink r:id="rId58">
-        <w:r>
-          <w:rPr>
-            <w:lang w:val="pt_PT" w:bidi="pt_PT"/>
-          </w:rPr>
-          <w:rPr>
-            <w:color w:val="0000EE"/>
-            <w:u w:val="single"/>
-          </w:rPr>
-          <w:t>Dn 9.25–26</w:t>
-        </w:r>
-      </w:hyperlink>
+      <w:r>
+        <w:rPr>
+          <w:lang w:val="pt_PT" w:bidi="pt_PT"/>
+        </w:rPr>
+        <w:t>Dn 9.25–26</w:t>
+      </w:r>
       <w:r>
         <w:rPr>
           <w:lang w:val="pt_PT" w:bidi="pt_PT"/>
         </w:rPr>
         <w:t>). É uma unção pelo Espírito Santo (</w:t>
       </w:r>
-      <w:hyperlink r:id="rId59">
-        <w:r>
-          <w:rPr>
-            <w:lang w:val="pt_PT" w:bidi="pt_PT"/>
-          </w:rPr>
-          <w:rPr>
-            <w:color w:val="0000EE"/>
-            <w:u w:val="single"/>
-          </w:rPr>
-          <w:t>Is 61.1</w:t>
-        </w:r>
-      </w:hyperlink>
+      <w:r>
+        <w:rPr>
+          <w:lang w:val="pt_PT" w:bidi="pt_PT"/>
+        </w:rPr>
+        <w:t>Is 61.1</w:t>
+      </w:r>
       <w:r>
         <w:rPr>
           <w:lang w:val="pt_PT" w:bidi="pt_PT"/>
         </w:rPr>
         <w:t xml:space="preserve">; </w:t>
       </w:r>
-      <w:hyperlink r:id="rId60">
-        <w:r>
-          <w:rPr>
-            <w:lang w:val="pt_PT" w:bidi="pt_PT"/>
-          </w:rPr>
-          <w:rPr>
-            <w:color w:val="0000EE"/>
-            <w:u w:val="single"/>
-          </w:rPr>
-          <w:t>Lc 4.1</w:t>
-        </w:r>
-      </w:hyperlink>
+      <w:r>
+        <w:rPr>
+          <w:lang w:val="pt_PT" w:bidi="pt_PT"/>
+        </w:rPr>
+        <w:t>Lc 4.1</w:t>
+      </w:r>
       <w:r>
         <w:rPr>
           <w:lang w:val="pt_PT" w:bidi="pt_PT"/>
         </w:rPr>
         <w:t>,</w:t>
       </w:r>
-      <w:hyperlink r:id="rId61">
-        <w:r>
-          <w:rPr>
-            <w:lang w:val="pt_PT" w:bidi="pt_PT"/>
-          </w:rPr>
-          <w:rPr>
-            <w:color w:val="0000EE"/>
-            <w:u w:val="single"/>
-          </w:rPr>
-          <w:t>18–19</w:t>
-        </w:r>
-      </w:hyperlink>
+      <w:r>
+        <w:rPr>
+          <w:lang w:val="pt_PT" w:bidi="pt_PT"/>
+        </w:rPr>
+        <w:t>18–19</w:t>
+      </w:r>
       <w:r>
         <w:rPr>
           <w:lang w:val="pt_PT" w:bidi="pt_PT"/>
         </w:rPr>
         <w:t>). Jesus de Nazaré foi realmente o Ungido ou Messias da profecia do Antigo Testamento. Isso foi confirmado por sua unção pelo Espírito Santo e pelos milagres que se seguiram (</w:t>
       </w:r>
-      <w:hyperlink r:id="rId62">
-        <w:r>
-          <w:rPr>
-            <w:lang w:val="pt_PT" w:bidi="pt_PT"/>
-          </w:rPr>
-          <w:rPr>
-            <w:color w:val="0000EE"/>
-            <w:u w:val="single"/>
-          </w:rPr>
-          <w:t>Jo 1.32–51</w:t>
-        </w:r>
-      </w:hyperlink>
+      <w:r>
+        <w:rPr>
+          <w:lang w:val="pt_PT" w:bidi="pt_PT"/>
+        </w:rPr>
+        <w:t>Jo 1.32–51</w:t>
+      </w:r>
       <w:r>
         <w:rPr>
           <w:lang w:val="pt_PT" w:bidi="pt_PT"/>
         </w:rPr>
         <w:t xml:space="preserve">; </w:t>
       </w:r>
-      <w:hyperlink r:id="rId63">
-        <w:r>
-          <w:rPr>
-            <w:lang w:val="pt_PT" w:bidi="pt_PT"/>
-          </w:rPr>
-          <w:rPr>
-            <w:color w:val="0000EE"/>
-            <w:u w:val="single"/>
-          </w:rPr>
-          <w:t>Lc 4.33–37</w:t>
-        </w:r>
-      </w:hyperlink>
+      <w:r>
+        <w:rPr>
+          <w:lang w:val="pt_PT" w:bidi="pt_PT"/>
+        </w:rPr>
+        <w:t>Lc 4.33–37</w:t>
+      </w:r>
       <w:r>
         <w:rPr>
           <w:lang w:val="pt_PT" w:bidi="pt_PT"/>
         </w:rPr>
         <w:t>). Assim como Jesus, os cristãos também são considerados ungidos pelo Espírito Santo. O Espírito os ajuda a compreender sua fé e a viver de maneira que agrada a Deus (</w:t>
       </w:r>
-      <w:hyperlink r:id="rId64">
-        <w:r>
-          <w:rPr>
-            <w:lang w:val="pt_PT" w:bidi="pt_PT"/>
-          </w:rPr>
-          <w:rPr>
-            <w:color w:val="0000EE"/>
-            <w:u w:val="single"/>
-          </w:rPr>
-          <w:t>2Co 1.21–22</w:t>
-        </w:r>
-      </w:hyperlink>
+      <w:r>
+        <w:rPr>
+          <w:lang w:val="pt_PT" w:bidi="pt_PT"/>
+        </w:rPr>
+        <w:t>2Co 1.21–22</w:t>
+      </w:r>
       <w:r>
         <w:rPr>
           <w:lang w:val="pt_PT" w:bidi="pt_PT"/>
         </w:rPr>
         <w:t xml:space="preserve">; </w:t>
       </w:r>
-      <w:hyperlink r:id="rId65">
-        <w:r>
-          <w:rPr>
-            <w:lang w:val="pt_PT" w:bidi="pt_PT"/>
-          </w:rPr>
-          <w:rPr>
-            <w:color w:val="0000EE"/>
-            <w:u w:val="single"/>
-          </w:rPr>
-          <w:t>1Jo 2.20,27</w:t>
-        </w:r>
-      </w:hyperlink>
+      <w:r>
+        <w:rPr>
+          <w:lang w:val="pt_PT" w:bidi="pt_PT"/>
+        </w:rPr>
+        <w:t>1Jo 2.20,27</w:t>
+      </w:r>
       <w:r>
         <w:rPr>
           <w:lang w:val="pt_PT" w:bidi="pt_PT"/>
@@ -2343,54 +2025,36 @@
         </w:rPr>
         <w:t xml:space="preserve">A palavra hebraica para ungir aparece pela primeira vez em </w:t>
       </w:r>
-      <w:hyperlink r:id="rId66">
-        <w:r>
-          <w:rPr>
-            <w:lang w:val="pt_PT" w:bidi="pt_PT"/>
-          </w:rPr>
-          <w:rPr>
-            <w:color w:val="0000EE"/>
-            <w:u w:val="single"/>
-          </w:rPr>
-          <w:t>Gn 31.13</w:t>
-        </w:r>
-      </w:hyperlink>
+      <w:r>
+        <w:rPr>
+          <w:lang w:val="pt_PT" w:bidi="pt_PT"/>
+        </w:rPr>
+        <w:t>Gn 31.13</w:t>
+      </w:r>
       <w:r>
         <w:rPr>
           <w:lang w:val="pt_PT" w:bidi="pt_PT"/>
         </w:rPr>
         <w:t>, onde se refere a Jacó derramando óleo na pedra de Betel (</w:t>
       </w:r>
-      <w:hyperlink r:id="rId67">
-        <w:r>
-          <w:rPr>
-            <w:lang w:val="pt_PT" w:bidi="pt_PT"/>
-          </w:rPr>
-          <w:rPr>
-            <w:color w:val="0000EE"/>
-            <w:u w:val="single"/>
-          </w:rPr>
-          <w:t>Gn 28.18–19</w:t>
-        </w:r>
-      </w:hyperlink>
+      <w:r>
+        <w:rPr>
+          <w:lang w:val="pt_PT" w:bidi="pt_PT"/>
+        </w:rPr>
+        <w:t>Gn 28.18–19</w:t>
+      </w:r>
       <w:r>
         <w:rPr>
           <w:lang w:val="pt_PT" w:bidi="pt_PT"/>
         </w:rPr>
         <w:t>). Em um momento posterior, a cerimônia foi repetida (</w:t>
       </w:r>
-      <w:hyperlink r:id="rId68">
-        <w:r>
-          <w:rPr>
-            <w:lang w:val="pt_PT" w:bidi="pt_PT"/>
-          </w:rPr>
-          <w:rPr>
-            <w:color w:val="0000EE"/>
-            <w:u w:val="single"/>
-          </w:rPr>
-          <w:t>Gn 35.9–15</w:t>
-        </w:r>
-      </w:hyperlink>
+      <w:r>
+        <w:rPr>
+          <w:lang w:val="pt_PT" w:bidi="pt_PT"/>
+        </w:rPr>
+        <w:t>Gn 35.9–15</w:t>
+      </w:r>
       <w:r>
         <w:rPr>
           <w:lang w:val="pt_PT" w:bidi="pt_PT"/>
@@ -2411,72 +2075,48 @@
         </w:rPr>
         <w:t>As Escrituras fornecem poucos detalhes das unções cerimoniais de coisas e pessoas oficiais. Jacó simplesmente derramou óleo em uma rocha com um pronunciamento que o acompanha. Ao ungir o primeiro rei de Israel, o profeta-juiz Samuel conduziu Saul para um canto para lhe dar instruções (</w:t>
       </w:r>
-      <w:hyperlink r:id="rId69">
-        <w:r>
-          <w:rPr>
-            <w:lang w:val="pt_PT" w:bidi="pt_PT"/>
-          </w:rPr>
-          <w:rPr>
-            <w:color w:val="0000EE"/>
-            <w:u w:val="single"/>
-          </w:rPr>
-          <w:t>1Sm 9.25–27</w:t>
-        </w:r>
-      </w:hyperlink>
+      <w:r>
+        <w:rPr>
+          <w:lang w:val="pt_PT" w:bidi="pt_PT"/>
+        </w:rPr>
+        <w:t>1Sm 9.25–27</w:t>
+      </w:r>
       <w:r>
         <w:rPr>
           <w:lang w:val="pt_PT" w:bidi="pt_PT"/>
         </w:rPr>
         <w:t>), então “tomou Samuel um vaso de azeite, e lho derramou sobre a cabeça, e o beijou, e disse: ‘Não te ungiu, porventura, o Senhor por príncipe sobre a sua herança, o povo de Israel?’” (</w:t>
       </w:r>
-      <w:hyperlink r:id="rId70">
-        <w:r>
-          <w:rPr>
-            <w:lang w:val="pt_PT" w:bidi="pt_PT"/>
-          </w:rPr>
-          <w:rPr>
-            <w:color w:val="0000EE"/>
-            <w:u w:val="single"/>
-          </w:rPr>
-          <w:t>1Sm 10.1</w:t>
-        </w:r>
-      </w:hyperlink>
+      <w:r>
+        <w:rPr>
+          <w:lang w:val="pt_PT" w:bidi="pt_PT"/>
+        </w:rPr>
+        <w:t>1Sm 10.1</w:t>
+      </w:r>
       <w:r>
         <w:rPr>
           <w:lang w:val="pt_PT" w:bidi="pt_PT"/>
         </w:rPr>
         <w:t>, ARA). Para ungir o tabernáculo e seus sacerdotes, um óleo especial era composto e usado apenas para esse propósito sagrado. Os fabricantes de perfumes qualificados misturavam as melhores especiarias (mirra, canela, cana-doce, cássia) em azeite (</w:t>
       </w:r>
-      <w:hyperlink r:id="rId71">
-        <w:r>
-          <w:rPr>
-            <w:lang w:val="pt_PT" w:bidi="pt_PT"/>
-          </w:rPr>
-          <w:rPr>
-            <w:color w:val="0000EE"/>
-            <w:u w:val="single"/>
-          </w:rPr>
-          <w:t>Êx 30.22–25</w:t>
-        </w:r>
-      </w:hyperlink>
+      <w:r>
+        <w:rPr>
+          <w:lang w:val="pt_PT" w:bidi="pt_PT"/>
+        </w:rPr>
+        <w:t>Êx 30.22–25</w:t>
+      </w:r>
       <w:r>
         <w:rPr>
           <w:lang w:val="pt_PT" w:bidi="pt_PT"/>
         </w:rPr>
         <w:t>). O Senhor especificou que tudo o que foi separado para Deus — o tabernáculo, a arca, a mesa e seus instrumentos, o candelabro e os utensílios, o altar de incenso e o altar principal, o lavatório — deveria ser ungido. Arão, o sumo sacerdote, e seus filhos, os sacerdotes, também deveriam ser ungidos (</w:t>
       </w:r>
-      <w:hyperlink r:id="rId72">
-        <w:r>
-          <w:rPr>
-            <w:lang w:val="pt_PT" w:bidi="pt_PT"/>
-          </w:rPr>
-          <w:rPr>
-            <w:color w:val="0000EE"/>
-            <w:u w:val="single"/>
-          </w:rPr>
-          <w:t>Êx 30.26–32</w:t>
-        </w:r>
-      </w:hyperlink>
+      <w:r>
+        <w:rPr>
+          <w:lang w:val="pt_PT" w:bidi="pt_PT"/>
+        </w:rPr>
+        <w:t>Êx 30.26–32</w:t>
+      </w:r>
       <w:r>
         <w:rPr>
           <w:lang w:val="pt_PT" w:bidi="pt_PT"/>
@@ -2497,126 +2137,84 @@
         </w:rPr>
         <w:t>Os ofícios de profeta, sacerdote e rei eram aqueles associados com a unção na nação de Israel. Os profetas eram às vezes, mas não invariavelmente, empossados pela unção oficial (</w:t>
       </w:r>
-      <w:hyperlink r:id="rId73">
-        <w:r>
-          <w:rPr>
-            <w:lang w:val="pt_PT" w:bidi="pt_PT"/>
-          </w:rPr>
-          <w:rPr>
-            <w:color w:val="0000EE"/>
-            <w:u w:val="single"/>
-          </w:rPr>
-          <w:t>1Rs 19.16</w:t>
-        </w:r>
-      </w:hyperlink>
+      <w:r>
+        <w:rPr>
+          <w:lang w:val="pt_PT" w:bidi="pt_PT"/>
+        </w:rPr>
+        <w:t>1Rs 19.16</w:t>
+      </w:r>
       <w:r>
         <w:rPr>
           <w:lang w:val="pt_PT" w:bidi="pt_PT"/>
         </w:rPr>
         <w:t>). Eles poderiam ser referidos como os ungidos de Deus (</w:t>
       </w:r>
-      <w:hyperlink r:id="rId74">
-        <w:r>
-          <w:rPr>
-            <w:lang w:val="pt_PT" w:bidi="pt_PT"/>
-          </w:rPr>
-          <w:rPr>
-            <w:color w:val="0000EE"/>
-            <w:u w:val="single"/>
-          </w:rPr>
-          <w:t>1Cr 16.22</w:t>
-        </w:r>
-      </w:hyperlink>
+      <w:r>
+        <w:rPr>
+          <w:lang w:val="pt_PT" w:bidi="pt_PT"/>
+        </w:rPr>
+        <w:t>1Cr 16.22</w:t>
+      </w:r>
       <w:r>
         <w:rPr>
           <w:lang w:val="pt_PT" w:bidi="pt_PT"/>
         </w:rPr>
         <w:t xml:space="preserve">; </w:t>
       </w:r>
-      <w:hyperlink r:id="rId75">
-        <w:r>
-          <w:rPr>
-            <w:lang w:val="pt_PT" w:bidi="pt_PT"/>
-          </w:rPr>
-          <w:rPr>
-            <w:color w:val="0000EE"/>
-            <w:u w:val="single"/>
-          </w:rPr>
-          <w:t>Sl 105.15</w:t>
-        </w:r>
-      </w:hyperlink>
+      <w:r>
+        <w:rPr>
+          <w:lang w:val="pt_PT" w:bidi="pt_PT"/>
+        </w:rPr>
+        <w:t>Sl 105.15</w:t>
+      </w:r>
       <w:r>
         <w:rPr>
           <w:lang w:val="pt_PT" w:bidi="pt_PT"/>
         </w:rPr>
         <w:t>). Na instituição do sacerdócio levítico, todos os sacerdotes foram ungidos para seus ofícios, os filhos de Arão, bem como o próprio Arão (</w:t>
       </w:r>
-      <w:hyperlink r:id="rId76">
-        <w:r>
-          <w:rPr>
-            <w:lang w:val="pt_PT" w:bidi="pt_PT"/>
-          </w:rPr>
-          <w:rPr>
-            <w:color w:val="0000EE"/>
-            <w:u w:val="single"/>
-          </w:rPr>
-          <w:t>Êx 40.12–15</w:t>
-        </w:r>
-      </w:hyperlink>
+      <w:r>
+        <w:rPr>
+          <w:lang w:val="pt_PT" w:bidi="pt_PT"/>
+        </w:rPr>
+        <w:t>Êx 40.12–15</w:t>
+      </w:r>
       <w:r>
         <w:rPr>
           <w:lang w:val="pt_PT" w:bidi="pt_PT"/>
         </w:rPr>
         <w:t xml:space="preserve">; </w:t>
       </w:r>
-      <w:hyperlink r:id="rId77">
-        <w:r>
-          <w:rPr>
-            <w:lang w:val="pt_PT" w:bidi="pt_PT"/>
-          </w:rPr>
-          <w:rPr>
-            <w:color w:val="0000EE"/>
-            <w:u w:val="single"/>
-          </w:rPr>
-          <w:t>Nm 3.3</w:t>
-        </w:r>
-      </w:hyperlink>
+      <w:r>
+        <w:rPr>
+          <w:lang w:val="pt_PT" w:bidi="pt_PT"/>
+        </w:rPr>
+        <w:t>Nm 3.3</w:t>
+      </w:r>
       <w:r>
         <w:rPr>
           <w:lang w:val="pt_PT" w:bidi="pt_PT"/>
         </w:rPr>
         <w:t>). Posteriormente, a unção não foi repetida na consagração dos sacerdotes comuns, mas foi especialmente reservada para o sumo sacerdote (</w:t>
       </w:r>
-      <w:hyperlink r:id="rId78">
-        <w:r>
-          <w:rPr>
-            <w:lang w:val="pt_PT" w:bidi="pt_PT"/>
-          </w:rPr>
-          <w:rPr>
-            <w:color w:val="0000EE"/>
-            <w:u w:val="single"/>
-          </w:rPr>
-          <w:t>Êx 29.29</w:t>
-        </w:r>
-      </w:hyperlink>
+      <w:r>
+        <w:rPr>
+          <w:lang w:val="pt_PT" w:bidi="pt_PT"/>
+        </w:rPr>
+        <w:t>Êx 29.29</w:t>
+      </w:r>
       <w:r>
         <w:rPr>
           <w:lang w:val="pt_PT" w:bidi="pt_PT"/>
         </w:rPr>
         <w:t xml:space="preserve">; </w:t>
       </w:r>
-      <w:hyperlink r:id="rId79">
-        <w:r>
-          <w:rPr>
-            <w:lang w:val="pt_PT" w:bidi="pt_PT"/>
-          </w:rPr>
-          <w:rPr>
-            <w:color w:val="0000EE"/>
-            <w:u w:val="single"/>
-          </w:rPr>
-          <w:t>Lv 16.32</w:t>
-        </w:r>
-      </w:hyperlink>
+      <w:r>
+        <w:rPr>
+          <w:lang w:val="pt_PT" w:bidi="pt_PT"/>
+        </w:rPr>
+        <w:t>Lv 16.32</w:t>
+      </w:r>
       <w:r>
         <w:rPr>
           <w:lang w:val="pt_PT" w:bidi="pt_PT"/>
@@ -2637,216 +2235,144 @@
         </w:rPr>
         <w:t>Antes de terem um rei próprio, os israelitas estavam cientes da unção como um modo de empossar reis (</w:t>
       </w:r>
-      <w:hyperlink r:id="rId80">
-        <w:r>
-          <w:rPr>
-            <w:lang w:val="pt_PT" w:bidi="pt_PT"/>
-          </w:rPr>
-          <w:rPr>
-            <w:color w:val="0000EE"/>
-            <w:u w:val="single"/>
-          </w:rPr>
-          <w:t>Jz 9.8,15</w:t>
-        </w:r>
-      </w:hyperlink>
+      <w:r>
+        <w:rPr>
+          <w:lang w:val="pt_PT" w:bidi="pt_PT"/>
+        </w:rPr>
+        <w:t>Jz 9.8,15</w:t>
+      </w:r>
       <w:r>
         <w:rPr>
           <w:lang w:val="pt_PT" w:bidi="pt_PT"/>
         </w:rPr>
         <w:t>). A unção se tornou um rito divinamente ordenado que acompanhava o ato de empossar todos os reis de Judá e Israel (</w:t>
       </w:r>
-      <w:hyperlink r:id="rId81">
-        <w:r>
-          <w:rPr>
-            <w:lang w:val="pt_PT" w:bidi="pt_PT"/>
-          </w:rPr>
-          <w:rPr>
-            <w:color w:val="0000EE"/>
-            <w:u w:val="single"/>
-          </w:rPr>
-          <w:t>2Rs 9.1–6</w:t>
-        </w:r>
-      </w:hyperlink>
+      <w:r>
+        <w:rPr>
+          <w:lang w:val="pt_PT" w:bidi="pt_PT"/>
+        </w:rPr>
+        <w:t>2Rs 9.1–6</w:t>
+      </w:r>
       <w:r>
         <w:rPr>
           <w:lang w:val="pt_PT" w:bidi="pt_PT"/>
         </w:rPr>
         <w:t xml:space="preserve">; </w:t>
       </w:r>
-      <w:hyperlink r:id="rId82">
-        <w:r>
-          <w:rPr>
-            <w:lang w:val="pt_PT" w:bidi="pt_PT"/>
-          </w:rPr>
-          <w:rPr>
-            <w:color w:val="0000EE"/>
-            <w:u w:val="single"/>
-          </w:rPr>
-          <w:t>11.12</w:t>
-        </w:r>
-      </w:hyperlink>
+      <w:r>
+        <w:rPr>
+          <w:lang w:val="pt_PT" w:bidi="pt_PT"/>
+        </w:rPr>
+        <w:t>11.12</w:t>
+      </w:r>
       <w:r>
         <w:rPr>
           <w:lang w:val="pt_PT" w:bidi="pt_PT"/>
         </w:rPr>
         <w:t>) de Saul em diante (</w:t>
       </w:r>
-      <w:hyperlink r:id="rId70">
-        <w:r>
-          <w:rPr>
-            <w:lang w:val="pt_PT" w:bidi="pt_PT"/>
-          </w:rPr>
-          <w:rPr>
-            <w:color w:val="0000EE"/>
-            <w:u w:val="single"/>
-          </w:rPr>
-          <w:t>1Sm 10.1</w:t>
-        </w:r>
-      </w:hyperlink>
+      <w:r>
+        <w:rPr>
+          <w:lang w:val="pt_PT" w:bidi="pt_PT"/>
+        </w:rPr>
+        <w:t>1Sm 10.1</w:t>
+      </w:r>
       <w:r>
         <w:rPr>
           <w:lang w:val="pt_PT" w:bidi="pt_PT"/>
         </w:rPr>
         <w:t xml:space="preserve">; </w:t>
       </w:r>
-      <w:hyperlink r:id="rId83">
-        <w:r>
-          <w:rPr>
-            <w:lang w:val="pt_PT" w:bidi="pt_PT"/>
-          </w:rPr>
-          <w:rPr>
-            <w:color w:val="0000EE"/>
-            <w:u w:val="single"/>
-          </w:rPr>
-          <w:t>1Rs 1.39</w:t>
-        </w:r>
-      </w:hyperlink>
+      <w:r>
+        <w:rPr>
+          <w:lang w:val="pt_PT" w:bidi="pt_PT"/>
+        </w:rPr>
+        <w:t>1Rs 1.39</w:t>
+      </w:r>
       <w:r>
         <w:rPr>
           <w:lang w:val="pt_PT" w:bidi="pt_PT"/>
         </w:rPr>
         <w:t>). A unção de Davi ocorreu em três estágios (</w:t>
       </w:r>
-      <w:hyperlink r:id="rId84">
-        <w:r>
-          <w:rPr>
-            <w:lang w:val="pt_PT" w:bidi="pt_PT"/>
-          </w:rPr>
-          <w:rPr>
-            <w:color w:val="0000EE"/>
-            <w:u w:val="single"/>
-          </w:rPr>
-          <w:t>1Sm 16.1,13</w:t>
-        </w:r>
-      </w:hyperlink>
+      <w:r>
+        <w:rPr>
+          <w:lang w:val="pt_PT" w:bidi="pt_PT"/>
+        </w:rPr>
+        <w:t>1Sm 16.1,13</w:t>
+      </w:r>
       <w:r>
         <w:rPr>
           <w:lang w:val="pt_PT" w:bidi="pt_PT"/>
         </w:rPr>
         <w:t xml:space="preserve">; </w:t>
       </w:r>
-      <w:hyperlink r:id="rId85">
-        <w:r>
-          <w:rPr>
-            <w:lang w:val="pt_PT" w:bidi="pt_PT"/>
-          </w:rPr>
-          <w:rPr>
-            <w:color w:val="0000EE"/>
-            <w:u w:val="single"/>
-          </w:rPr>
-          <w:t>2Sm 2.4</w:t>
-        </w:r>
-      </w:hyperlink>
+      <w:r>
+        <w:rPr>
+          <w:lang w:val="pt_PT" w:bidi="pt_PT"/>
+        </w:rPr>
+        <w:t>2Sm 2.4</w:t>
+      </w:r>
       <w:r>
         <w:rPr>
           <w:lang w:val="pt_PT" w:bidi="pt_PT"/>
         </w:rPr>
         <w:t xml:space="preserve">; </w:t>
       </w:r>
-      <w:hyperlink r:id="rId86">
-        <w:r>
-          <w:rPr>
-            <w:lang w:val="pt_PT" w:bidi="pt_PT"/>
-          </w:rPr>
-          <w:rPr>
-            <w:color w:val="0000EE"/>
-            <w:u w:val="single"/>
-          </w:rPr>
-          <w:t>5.1–4</w:t>
-        </w:r>
-      </w:hyperlink>
+      <w:r>
+        <w:rPr>
+          <w:lang w:val="pt_PT" w:bidi="pt_PT"/>
+        </w:rPr>
+        <w:t>5.1–4</w:t>
+      </w:r>
       <w:r>
         <w:rPr>
           <w:lang w:val="pt_PT" w:bidi="pt_PT"/>
         </w:rPr>
         <w:t>). “O ungido do Senhor” ou alguma frase semelhante se tornou uma designação comum para reis hebreus (</w:t>
       </w:r>
-      <w:hyperlink r:id="rId87">
-        <w:r>
-          <w:rPr>
-            <w:lang w:val="pt_PT" w:bidi="pt_PT"/>
-          </w:rPr>
-          <w:rPr>
-            <w:color w:val="0000EE"/>
-            <w:u w:val="single"/>
-          </w:rPr>
-          <w:t>1Sm 12.3–5</w:t>
-        </w:r>
-      </w:hyperlink>
+      <w:r>
+        <w:rPr>
+          <w:lang w:val="pt_PT" w:bidi="pt_PT"/>
+        </w:rPr>
+        <w:t>1Sm 12.3–5</w:t>
+      </w:r>
       <w:r>
         <w:rPr>
           <w:lang w:val="pt_PT" w:bidi="pt_PT"/>
         </w:rPr>
         <w:t xml:space="preserve">; </w:t>
       </w:r>
-      <w:hyperlink r:id="rId88">
-        <w:r>
-          <w:rPr>
-            <w:lang w:val="pt_PT" w:bidi="pt_PT"/>
-          </w:rPr>
-          <w:rPr>
-            <w:color w:val="0000EE"/>
-            <w:u w:val="single"/>
-          </w:rPr>
-          <w:t>2Sm 1.14–16</w:t>
-        </w:r>
-      </w:hyperlink>
+      <w:r>
+        <w:rPr>
+          <w:lang w:val="pt_PT" w:bidi="pt_PT"/>
+        </w:rPr>
+        <w:t>2Sm 1.14–16</w:t>
+      </w:r>
       <w:r>
         <w:rPr>
           <w:lang w:val="pt_PT" w:bidi="pt_PT"/>
         </w:rPr>
         <w:t xml:space="preserve">; </w:t>
       </w:r>
-      <w:hyperlink r:id="rId89">
-        <w:r>
-          <w:rPr>
-            <w:lang w:val="pt_PT" w:bidi="pt_PT"/>
-          </w:rPr>
-          <w:rPr>
-            <w:color w:val="0000EE"/>
-            <w:u w:val="single"/>
-          </w:rPr>
-          <w:t>Sl 89.38,51</w:t>
-        </w:r>
-      </w:hyperlink>
+      <w:r>
+        <w:rPr>
+          <w:lang w:val="pt_PT" w:bidi="pt_PT"/>
+        </w:rPr>
+        <w:t>Sl 89.38,51</w:t>
+      </w:r>
       <w:r>
         <w:rPr>
           <w:lang w:val="pt_PT" w:bidi="pt_PT"/>
         </w:rPr>
         <w:t xml:space="preserve">; </w:t>
       </w:r>
-      <w:hyperlink r:id="rId90">
-        <w:r>
-          <w:rPr>
-            <w:lang w:val="pt_PT" w:bidi="pt_PT"/>
-          </w:rPr>
-          <w:rPr>
-            <w:color w:val="0000EE"/>
-            <w:u w:val="single"/>
-          </w:rPr>
-          <w:t>Lm 4.20</w:t>
-        </w:r>
-      </w:hyperlink>
+      <w:r>
+        <w:rPr>
+          <w:lang w:val="pt_PT" w:bidi="pt_PT"/>
+        </w:rPr>
+        <w:t>Lm 4.20</w:t>
+      </w:r>
       <w:r>
         <w:rPr>
           <w:lang w:val="pt_PT" w:bidi="pt_PT"/>
@@ -2867,108 +2393,72 @@
         </w:rPr>
         <w:t>A unção, no entanto, tinha mais do que significado religioso ou ritualístico. Tanto os egípcios quanto os sírios praticavam a unção por razões médicas e estéticas, e as Escrituras indicam que tal prática não religiosa também fazia parte dos costumes israelitas (</w:t>
       </w:r>
-      <w:hyperlink r:id="rId91">
-        <w:r>
-          <w:rPr>
-            <w:lang w:val="pt_PT" w:bidi="pt_PT"/>
-          </w:rPr>
-          <w:rPr>
-            <w:color w:val="0000EE"/>
-            <w:u w:val="single"/>
-          </w:rPr>
-          <w:t>2Sm 12.20</w:t>
-        </w:r>
-      </w:hyperlink>
+      <w:r>
+        <w:rPr>
+          <w:lang w:val="pt_PT" w:bidi="pt_PT"/>
+        </w:rPr>
+        <w:t>2Sm 12.20</w:t>
+      </w:r>
       <w:r>
         <w:rPr>
           <w:lang w:val="pt_PT" w:bidi="pt_PT"/>
         </w:rPr>
         <w:t xml:space="preserve">; </w:t>
       </w:r>
-      <w:hyperlink r:id="rId92">
-        <w:r>
-          <w:rPr>
-            <w:lang w:val="pt_PT" w:bidi="pt_PT"/>
-          </w:rPr>
-          <w:rPr>
-            <w:color w:val="0000EE"/>
-            <w:u w:val="single"/>
-          </w:rPr>
-          <w:t>Rm 3.3</w:t>
-        </w:r>
-      </w:hyperlink>
+      <w:r>
+        <w:rPr>
+          <w:lang w:val="pt_PT" w:bidi="pt_PT"/>
+        </w:rPr>
+        <w:t>Rm 3.3</w:t>
+      </w:r>
       <w:r>
         <w:rPr>
           <w:lang w:val="pt_PT" w:bidi="pt_PT"/>
         </w:rPr>
         <w:t xml:space="preserve">; </w:t>
       </w:r>
-      <w:hyperlink r:id="rId93">
-        <w:r>
-          <w:rPr>
-            <w:lang w:val="pt_PT" w:bidi="pt_PT"/>
-          </w:rPr>
-          <w:rPr>
-            <w:color w:val="0000EE"/>
-            <w:u w:val="single"/>
-          </w:rPr>
-          <w:t>Mq 6.15</w:t>
-        </w:r>
-      </w:hyperlink>
+      <w:r>
+        <w:rPr>
+          <w:lang w:val="pt_PT" w:bidi="pt_PT"/>
+        </w:rPr>
+        <w:t>Mq 6.15</w:t>
+      </w:r>
       <w:r>
         <w:rPr>
           <w:lang w:val="pt_PT" w:bidi="pt_PT"/>
         </w:rPr>
         <w:t>). Na verdade, o fracasso em ungir-se ou perfumar-se indicava luto ou angústia (</w:t>
       </w:r>
-      <w:hyperlink r:id="rId94">
-        <w:r>
-          <w:rPr>
-            <w:lang w:val="pt_PT" w:bidi="pt_PT"/>
-          </w:rPr>
-          <w:rPr>
-            <w:color w:val="0000EE"/>
-            <w:u w:val="single"/>
-          </w:rPr>
-          <w:t>2Sm 14.2</w:t>
-        </w:r>
-      </w:hyperlink>
+      <w:r>
+        <w:rPr>
+          <w:lang w:val="pt_PT" w:bidi="pt_PT"/>
+        </w:rPr>
+        <w:t>2Sm 14.2</w:t>
+      </w:r>
       <w:r>
         <w:rPr>
           <w:lang w:val="pt_PT" w:bidi="pt_PT"/>
         </w:rPr>
         <w:t xml:space="preserve">; </w:t>
       </w:r>
-      <w:hyperlink r:id="rId95">
-        <w:r>
-          <w:rPr>
-            <w:lang w:val="pt_PT" w:bidi="pt_PT"/>
-          </w:rPr>
-          <w:rPr>
-            <w:color w:val="0000EE"/>
-            <w:u w:val="single"/>
-          </w:rPr>
-          <w:t>Dn 10.3</w:t>
-        </w:r>
-      </w:hyperlink>
+      <w:r>
+        <w:rPr>
+          <w:lang w:val="pt_PT" w:bidi="pt_PT"/>
+        </w:rPr>
+        <w:t>Dn 10.3</w:t>
+      </w:r>
       <w:r>
         <w:rPr>
           <w:lang w:val="pt_PT" w:bidi="pt_PT"/>
         </w:rPr>
         <w:t xml:space="preserve">; </w:t>
       </w:r>
-      <w:hyperlink r:id="rId96">
-        <w:r>
-          <w:rPr>
-            <w:lang w:val="pt_PT" w:bidi="pt_PT"/>
-          </w:rPr>
-          <w:rPr>
-            <w:color w:val="0000EE"/>
-            <w:u w:val="single"/>
-          </w:rPr>
-          <w:t>Mt 6.17</w:t>
-        </w:r>
-      </w:hyperlink>
+      <w:r>
+        <w:rPr>
+          <w:lang w:val="pt_PT" w:bidi="pt_PT"/>
+        </w:rPr>
+        <w:t>Mt 6.17</w:t>
+      </w:r>
       <w:r>
         <w:rPr>
           <w:lang w:val="pt_PT" w:bidi="pt_PT"/>
@@ -2989,36 +2479,24 @@
         </w:rPr>
         <w:t>No NT, a unção dos doentes, acompanhada de oração por cura pelos anciãos da igreja local, é recomendada quando solicitada por uma pessoa doente (</w:t>
       </w:r>
-      <w:hyperlink r:id="rId97">
-        <w:r>
-          <w:rPr>
-            <w:lang w:val="pt_PT" w:bidi="pt_PT"/>
-          </w:rPr>
-          <w:rPr>
-            <w:color w:val="0000EE"/>
-            <w:u w:val="single"/>
-          </w:rPr>
-          <w:t>Tg 5.14–16</w:t>
-        </w:r>
-      </w:hyperlink>
+      <w:r>
+        <w:rPr>
+          <w:lang w:val="pt_PT" w:bidi="pt_PT"/>
+        </w:rPr>
+        <w:t>Tg 5.14–16</w:t>
+      </w:r>
       <w:r>
         <w:rPr>
           <w:lang w:val="pt_PT" w:bidi="pt_PT"/>
         </w:rPr>
         <w:t>). A unção com óleo também fazia parte do ministério de cura dos apóstolos (</w:t>
       </w:r>
-      <w:hyperlink r:id="rId98">
-        <w:r>
-          <w:rPr>
-            <w:lang w:val="pt_PT" w:bidi="pt_PT"/>
-          </w:rPr>
-          <w:rPr>
-            <w:color w:val="0000EE"/>
-            <w:u w:val="single"/>
-          </w:rPr>
-          <w:t>Mc 6.12–13</w:t>
-        </w:r>
-      </w:hyperlink>
+      <w:r>
+        <w:rPr>
+          <w:lang w:val="pt_PT" w:bidi="pt_PT"/>
+        </w:rPr>
+        <w:t>Mc 6.12–13</w:t>
+      </w:r>
       <w:r>
         <w:rPr>
           <w:lang w:val="pt_PT" w:bidi="pt_PT"/>
@@ -3101,54 +2579,36 @@
         </w:rPr>
         <w:t>Unguentos eram importantes nos tempos antigos. No clima quente e seco do Oriente Próximo, unguentos eram usados para proteger e curar a pele. Todas as classes usavam unguentos para fins medicinais, qualidades calmantes e para mascarar odores. O Antigo Testamento menciona farmacêuticos ou perfumistas (</w:t>
       </w:r>
-      <w:hyperlink r:id="rId99">
-        <w:r>
-          <w:rPr>
-            <w:lang w:val="pt_PT" w:bidi="pt_PT"/>
-          </w:rPr>
-          <w:rPr>
-            <w:color w:val="0000EE"/>
-            <w:u w:val="single"/>
-          </w:rPr>
-          <w:t>1Sm 8.13</w:t>
-        </w:r>
-      </w:hyperlink>
+      <w:r>
+        <w:rPr>
+          <w:lang w:val="pt_PT" w:bidi="pt_PT"/>
+        </w:rPr>
+        <w:t>1Sm 8.13</w:t>
+      </w:r>
       <w:r>
         <w:rPr>
           <w:lang w:val="pt_PT" w:bidi="pt_PT"/>
         </w:rPr>
         <w:t xml:space="preserve">; </w:t>
       </w:r>
-      <w:hyperlink r:id="rId100">
-        <w:r>
-          <w:rPr>
-            <w:lang w:val="pt_PT" w:bidi="pt_PT"/>
-          </w:rPr>
-          <w:rPr>
-            <w:color w:val="0000EE"/>
-            <w:u w:val="single"/>
-          </w:rPr>
-          <w:t>2Cr 16.14</w:t>
-        </w:r>
-      </w:hyperlink>
+      <w:r>
+        <w:rPr>
+          <w:lang w:val="pt_PT" w:bidi="pt_PT"/>
+        </w:rPr>
+        <w:t>2Cr 16.14</w:t>
+      </w:r>
       <w:r>
         <w:rPr>
           <w:lang w:val="pt_PT" w:bidi="pt_PT"/>
         </w:rPr>
         <w:t>). Alguns artesãos se organizaram em guildas (</w:t>
       </w:r>
-      <w:hyperlink r:id="rId101">
-        <w:r>
-          <w:rPr>
-            <w:lang w:val="pt_PT" w:bidi="pt_PT"/>
-          </w:rPr>
-          <w:rPr>
-            <w:color w:val="0000EE"/>
-            <w:u w:val="single"/>
-          </w:rPr>
-          <w:t>Ne 3.8</w:t>
-        </w:r>
-      </w:hyperlink>
+      <w:r>
+        <w:rPr>
+          <w:lang w:val="pt_PT" w:bidi="pt_PT"/>
+        </w:rPr>
+        <w:t>Ne 3.8</w:t>
+      </w:r>
       <w:r>
         <w:rPr>
           <w:lang w:val="pt_PT" w:bidi="pt_PT"/>
@@ -3180,72 +2640,48 @@
         </w:rPr>
         <w:t xml:space="preserve">Em geral, as pessoas faziam unguentos aquecendo plantas aromáticas ou especiarias em óleo (compare </w:t>
       </w:r>
-      <w:hyperlink r:id="rId102">
-        <w:r>
-          <w:rPr>
-            <w:lang w:val="pt_PT" w:bidi="pt_PT"/>
-          </w:rPr>
-          <w:rPr>
-            <w:color w:val="0000EE"/>
-            <w:u w:val="single"/>
-          </w:rPr>
-          <w:t>Jó 41.31</w:t>
-        </w:r>
-      </w:hyperlink>
+      <w:r>
+        <w:rPr>
+          <w:lang w:val="pt_PT" w:bidi="pt_PT"/>
+        </w:rPr>
+        <w:t>Jó 41.31</w:t>
+      </w:r>
       <w:r>
         <w:rPr>
           <w:lang w:val="pt_PT" w:bidi="pt_PT"/>
         </w:rPr>
         <w:t xml:space="preserve">). Unguentos perfumados eram combinações de certos materiais com óleo especialmente preparado. No Antigo Testamento, palavras descritivas como "fragrante" no </w:t>
       </w:r>
-      <w:hyperlink r:id="rId103">
-        <w:r>
-          <w:rPr>
-            <w:lang w:val="pt_PT" w:bidi="pt_PT"/>
-          </w:rPr>
-          <w:rPr>
-            <w:color w:val="0000EE"/>
-            <w:u w:val="single"/>
-          </w:rPr>
-          <w:t>Cântico de Salomão 1.3</w:t>
-        </w:r>
-      </w:hyperlink>
+      <w:r>
+        <w:rPr>
+          <w:lang w:val="pt_PT" w:bidi="pt_PT"/>
+        </w:rPr>
+        <w:t>Cântico de Salomão 1.3</w:t>
+      </w:r>
       <w:r>
         <w:rPr>
           <w:lang w:val="pt_PT" w:bidi="pt_PT"/>
         </w:rPr>
         <w:t xml:space="preserve"> ou "precioso" (</w:t>
       </w:r>
-      <w:hyperlink r:id="rId104">
-        <w:r>
-          <w:rPr>
-            <w:lang w:val="pt_PT" w:bidi="pt_PT"/>
-          </w:rPr>
-          <w:rPr>
-            <w:color w:val="0000EE"/>
-            <w:u w:val="single"/>
-          </w:rPr>
-          <w:t>Ec 7.1</w:t>
-        </w:r>
-      </w:hyperlink>
+      <w:r>
+        <w:rPr>
+          <w:lang w:val="pt_PT" w:bidi="pt_PT"/>
+        </w:rPr>
+        <w:t>Ec 7.1</w:t>
+      </w:r>
       <w:r>
         <w:rPr>
           <w:lang w:val="pt_PT" w:bidi="pt_PT"/>
         </w:rPr>
         <w:t>) referem-se a óleos perfumados. Muitos tipos de recipientes podiam armazenar unguentos, mas as pessoas preferiam frascos feitos de alabastro. Um jarro de alabastro continha o caro unguento que Maria usou para ungir Jesus em Betânia (</w:t>
       </w:r>
-      <w:hyperlink r:id="rId105">
-        <w:r>
-          <w:rPr>
-            <w:lang w:val="pt_PT" w:bidi="pt_PT"/>
-          </w:rPr>
-          <w:rPr>
-            <w:color w:val="0000EE"/>
-            <w:u w:val="single"/>
-          </w:rPr>
-          <w:t>Mc 14.3</w:t>
-        </w:r>
-      </w:hyperlink>
+      <w:r>
+        <w:rPr>
+          <w:lang w:val="pt_PT" w:bidi="pt_PT"/>
+        </w:rPr>
+        <w:t>Mc 14.3</w:t>
+      </w:r>
       <w:r>
         <w:rPr>
           <w:lang w:val="pt_PT" w:bidi="pt_PT"/>
@@ -3277,18 +2713,12 @@
         </w:rPr>
         <w:t>Os unguentos tinham muitos usos. Entre o povo judeu, os unguentos tinham um significado importante. O óleo da unção sagrada consagrou Arão, seus filhos, o tabernáculo e seus móveis. O óleo da unção era feito de mirra, canela, cálamo e cássia misturados com azeite de oliva (</w:t>
       </w:r>
-      <w:hyperlink r:id="rId106">
-        <w:r>
-          <w:rPr>
-            <w:lang w:val="pt_PT" w:bidi="pt_PT"/>
-          </w:rPr>
-          <w:rPr>
-            <w:color w:val="0000EE"/>
-            <w:u w:val="single"/>
-          </w:rPr>
-          <w:t>Êx 30.23–25</w:t>
-        </w:r>
-      </w:hyperlink>
+      <w:r>
+        <w:rPr>
+          <w:lang w:val="pt_PT" w:bidi="pt_PT"/>
+        </w:rPr>
+        <w:t>Êx 30.23–25</w:t>
+      </w:r>
       <w:r>
         <w:rPr>
           <w:lang w:val="pt_PT" w:bidi="pt_PT"/>
@@ -3309,90 +2739,60 @@
         </w:rPr>
         <w:t>Como cosméticos, os unguentos perfumados controlavam odores desagradáveis. O óleo era aplicado no corpo (</w:t>
       </w:r>
-      <w:hyperlink r:id="rId91">
-        <w:r>
-          <w:rPr>
-            <w:lang w:val="pt_PT" w:bidi="pt_PT"/>
-          </w:rPr>
-          <w:rPr>
-            <w:color w:val="0000EE"/>
-            <w:u w:val="single"/>
-          </w:rPr>
-          <w:t>2Sm 12.20</w:t>
-        </w:r>
-      </w:hyperlink>
+      <w:r>
+        <w:rPr>
+          <w:lang w:val="pt_PT" w:bidi="pt_PT"/>
+        </w:rPr>
+        <w:t>2Sm 12.20</w:t>
+      </w:r>
       <w:r>
         <w:rPr>
           <w:lang w:val="pt_PT" w:bidi="pt_PT"/>
         </w:rPr>
         <w:t>), roupas (</w:t>
       </w:r>
-      <w:hyperlink r:id="rId107">
-        <w:r>
-          <w:rPr>
-            <w:lang w:val="pt_PT" w:bidi="pt_PT"/>
-          </w:rPr>
-          <w:rPr>
-            <w:color w:val="0000EE"/>
-            <w:u w:val="single"/>
-          </w:rPr>
-          <w:t>Sl 45.8</w:t>
-        </w:r>
-      </w:hyperlink>
+      <w:r>
+        <w:rPr>
+          <w:lang w:val="pt_PT" w:bidi="pt_PT"/>
+        </w:rPr>
+        <w:t>Sl 45.8</w:t>
+      </w:r>
       <w:r>
         <w:rPr>
           <w:lang w:val="pt_PT" w:bidi="pt_PT"/>
         </w:rPr>
         <w:t>) ou objetos pessoais (</w:t>
       </w:r>
-      <w:hyperlink r:id="rId108">
-        <w:r>
-          <w:rPr>
-            <w:lang w:val="pt_PT" w:bidi="pt_PT"/>
-          </w:rPr>
-          <w:rPr>
-            <w:color w:val="0000EE"/>
-            <w:u w:val="single"/>
-          </w:rPr>
-          <w:t>Pv 7.17</w:t>
-        </w:r>
-      </w:hyperlink>
+      <w:r>
+        <w:rPr>
+          <w:lang w:val="pt_PT" w:bidi="pt_PT"/>
+        </w:rPr>
+        <w:t>Pv 7.17</w:t>
+      </w:r>
       <w:r>
         <w:rPr>
           <w:lang w:val="pt_PT" w:bidi="pt_PT"/>
         </w:rPr>
         <w:t>). As mulheres usavam unguentos para limpar e realçar a atratividade da pele (</w:t>
       </w:r>
-      <w:hyperlink r:id="rId109">
-        <w:r>
-          <w:rPr>
-            <w:lang w:val="pt_PT" w:bidi="pt_PT"/>
-          </w:rPr>
-          <w:rPr>
-            <w:color w:val="0000EE"/>
-            <w:u w:val="single"/>
-          </w:rPr>
-          <w:t>Et 2.12</w:t>
-        </w:r>
-      </w:hyperlink>
+      <w:r>
+        <w:rPr>
+          <w:lang w:val="pt_PT" w:bidi="pt_PT"/>
+        </w:rPr>
+        <w:t>Et 2.12</w:t>
+      </w:r>
       <w:r>
         <w:rPr>
           <w:lang w:val="pt_PT" w:bidi="pt_PT"/>
         </w:rPr>
         <w:t xml:space="preserve">). A fragrância de certos unguentos atraía a atenção do sexo oposto como em </w:t>
       </w:r>
-      <w:hyperlink r:id="rId110">
-        <w:r>
-          <w:rPr>
-            <w:lang w:val="pt_PT" w:bidi="pt_PT"/>
-          </w:rPr>
-          <w:rPr>
-            <w:color w:val="0000EE"/>
-            <w:u w:val="single"/>
-          </w:rPr>
-          <w:t>Cântico de Salomão 4.10</w:t>
-        </w:r>
-      </w:hyperlink>
+      <w:r>
+        <w:rPr>
+          <w:lang w:val="pt_PT" w:bidi="pt_PT"/>
+        </w:rPr>
+        <w:t>Cântico de Salomão 4.10</w:t>
+      </w:r>
       <w:r>
         <w:rPr>
           <w:lang w:val="pt_PT" w:bidi="pt_PT"/>
@@ -3413,54 +2813,36 @@
         </w:rPr>
         <w:t xml:space="preserve">Usar unguentos para refrescar e acalmar os convidados era um marco de hospitalidade no antigo Oriente Próximo. Os egípcios usavam cones de unguento, que colocavam nas cabeças dos convidados para escorrer sobre o corpo (compare </w:t>
       </w:r>
-      <w:hyperlink r:id="rId111">
-        <w:r>
-          <w:rPr>
-            <w:lang w:val="pt_PT" w:bidi="pt_PT"/>
-          </w:rPr>
-          <w:rPr>
-            <w:color w:val="0000EE"/>
-            <w:u w:val="single"/>
-          </w:rPr>
-          <w:t>Sl 133.2</w:t>
-        </w:r>
-      </w:hyperlink>
+      <w:r>
+        <w:rPr>
+          <w:lang w:val="pt_PT" w:bidi="pt_PT"/>
+        </w:rPr>
+        <w:t>Sl 133.2</w:t>
+      </w:r>
       <w:r>
         <w:rPr>
           <w:lang w:val="pt_PT" w:bidi="pt_PT"/>
         </w:rPr>
         <w:t>). Como sinal de respeito e honra, os anfitriões ungiam as cabeças dos convidados com óleo. Jesus repreendeu um fariseu que negligenciou este tradicional marco de hospitalidade (</w:t>
       </w:r>
-      <w:hyperlink r:id="rId112">
-        <w:r>
-          <w:rPr>
-            <w:lang w:val="pt_PT" w:bidi="pt_PT"/>
-          </w:rPr>
-          <w:rPr>
-            <w:color w:val="0000EE"/>
-            <w:u w:val="single"/>
-          </w:rPr>
-          <w:t>Lc 7.37–40</w:t>
-        </w:r>
-      </w:hyperlink>
+      <w:r>
+        <w:rPr>
+          <w:lang w:val="pt_PT" w:bidi="pt_PT"/>
+        </w:rPr>
+        <w:t>Lc 7.37–40</w:t>
+      </w:r>
       <w:r>
         <w:rPr>
           <w:lang w:val="pt_PT" w:bidi="pt_PT"/>
         </w:rPr>
         <w:t>). Maria ungiu Jesus com um frasco caro de nardo, um unguento perfumado obtido das raízes de uma erva aromática da Índia (</w:t>
       </w:r>
-      <w:hyperlink r:id="rId105">
-        <w:r>
-          <w:rPr>
-            <w:lang w:val="pt_PT" w:bidi="pt_PT"/>
-          </w:rPr>
-          <w:rPr>
-            <w:color w:val="0000EE"/>
-            <w:u w:val="single"/>
-          </w:rPr>
-          <w:t>Mc 14.3</w:t>
-        </w:r>
-      </w:hyperlink>
+      <w:r>
+        <w:rPr>
+          <w:lang w:val="pt_PT" w:bidi="pt_PT"/>
+        </w:rPr>
+        <w:t>Mc 14.3</w:t>
+      </w:r>
       <w:r>
         <w:rPr>
           <w:lang w:val="pt_PT" w:bidi="pt_PT"/>
@@ -3492,72 +2874,48 @@
         </w:rPr>
         <w:t>Os processos de sepultamento utilizavam óleos de unção. No Novo Testamento, um cadáver seria lavado e ungido com unguentos (</w:t>
       </w:r>
-      <w:hyperlink r:id="rId113">
-        <w:r>
-          <w:rPr>
-            <w:lang w:val="pt_PT" w:bidi="pt_PT"/>
-          </w:rPr>
-          <w:rPr>
-            <w:color w:val="0000EE"/>
-            <w:u w:val="single"/>
-          </w:rPr>
-          <w:t>Mc 16.1</w:t>
-        </w:r>
-      </w:hyperlink>
+      <w:r>
+        <w:rPr>
+          <w:lang w:val="pt_PT" w:bidi="pt_PT"/>
+        </w:rPr>
+        <w:t>Mc 16.1</w:t>
+      </w:r>
       <w:r>
         <w:rPr>
           <w:lang w:val="pt_PT" w:bidi="pt_PT"/>
         </w:rPr>
         <w:t xml:space="preserve">; </w:t>
       </w:r>
-      <w:hyperlink r:id="rId114">
-        <w:r>
-          <w:rPr>
-            <w:lang w:val="pt_PT" w:bidi="pt_PT"/>
-          </w:rPr>
-          <w:rPr>
-            <w:color w:val="0000EE"/>
-            <w:u w:val="single"/>
-          </w:rPr>
-          <w:t>At 9.37</w:t>
-        </w:r>
-      </w:hyperlink>
+      <w:r>
+        <w:rPr>
+          <w:lang w:val="pt_PT" w:bidi="pt_PT"/>
+        </w:rPr>
+        <w:t>At 9.37</w:t>
+      </w:r>
       <w:r>
         <w:rPr>
           <w:lang w:val="pt_PT" w:bidi="pt_PT"/>
         </w:rPr>
         <w:t>). Em seguida, os atendentes envolviam o corpo em vestes de linho com especiarias e unguentos (</w:t>
       </w:r>
-      <w:hyperlink r:id="rId115">
-        <w:r>
-          <w:rPr>
-            <w:lang w:val="pt_PT" w:bidi="pt_PT"/>
-          </w:rPr>
-          <w:rPr>
-            <w:color w:val="0000EE"/>
-            <w:u w:val="single"/>
-          </w:rPr>
-          <w:t>Lc 23.56</w:t>
-        </w:r>
-      </w:hyperlink>
+      <w:r>
+        <w:rPr>
+          <w:lang w:val="pt_PT" w:bidi="pt_PT"/>
+        </w:rPr>
+        <w:t>Lc 23.56</w:t>
+      </w:r>
       <w:r>
         <w:rPr>
           <w:lang w:val="pt_PT" w:bidi="pt_PT"/>
         </w:rPr>
         <w:t xml:space="preserve">; </w:t>
       </w:r>
-      <w:hyperlink r:id="rId116">
-        <w:r>
-          <w:rPr>
-            <w:lang w:val="pt_PT" w:bidi="pt_PT"/>
-          </w:rPr>
-          <w:rPr>
-            <w:color w:val="0000EE"/>
-            <w:u w:val="single"/>
-          </w:rPr>
-          <w:t>João 19.40</w:t>
-        </w:r>
-      </w:hyperlink>
+      <w:r>
+        <w:rPr>
+          <w:lang w:val="pt_PT" w:bidi="pt_PT"/>
+        </w:rPr>
+        <w:t>João 19.40</w:t>
+      </w:r>
       <w:r>
         <w:rPr>
           <w:lang w:val="pt_PT" w:bidi="pt_PT"/>
@@ -3607,18 +2965,12 @@
         </w:rPr>
         <w:t>Óleo era aplicado em feridas (</w:t>
       </w:r>
-      <w:hyperlink r:id="rId117">
-        <w:r>
-          <w:rPr>
-            <w:lang w:val="pt_PT" w:bidi="pt_PT"/>
-          </w:rPr>
-          <w:rPr>
-            <w:color w:val="0000EE"/>
-            <w:u w:val="single"/>
-          </w:rPr>
-          <w:t>Lc 10.34</w:t>
-        </w:r>
-      </w:hyperlink>
+      <w:r>
+        <w:rPr>
+          <w:lang w:val="pt_PT" w:bidi="pt_PT"/>
+        </w:rPr>
+        <w:t>Lc 10.34</w:t>
+      </w:r>
       <w:r>
         <w:rPr>
           <w:lang w:val="pt_PT" w:bidi="pt_PT"/>
@@ -3643,18 +2995,12 @@
         </w:rPr>
         <w:t>Unguentos curativos chamados bálsamos incluíam gomas aromáticas ou resinas. Gileade está associada ao bálsamo curativo (</w:t>
       </w:r>
-      <w:hyperlink r:id="rId118">
-        <w:r>
-          <w:rPr>
-            <w:lang w:val="pt_PT" w:bidi="pt_PT"/>
-          </w:rPr>
-          <w:rPr>
-            <w:color w:val="0000EE"/>
-            <w:u w:val="single"/>
-          </w:rPr>
-          <w:t>Jr 8.22</w:t>
-        </w:r>
-      </w:hyperlink>
+      <w:r>
+        <w:rPr>
+          <w:lang w:val="pt_PT" w:bidi="pt_PT"/>
+        </w:rPr>
+        <w:t>Jr 8.22</w:t>
+      </w:r>
       <w:r>
         <w:rPr>
           <w:lang w:val="pt_PT" w:bidi="pt_PT"/>
@@ -3679,36 +3025,24 @@
         </w:rPr>
         <w:t>A Palestina exportava bálsamo para o comércio (</w:t>
       </w:r>
-      <w:hyperlink r:id="rId119">
-        <w:r>
-          <w:rPr>
-            <w:lang w:val="pt_PT" w:bidi="pt_PT"/>
-          </w:rPr>
-          <w:rPr>
-            <w:color w:val="0000EE"/>
-            <w:u w:val="single"/>
-          </w:rPr>
-          <w:t>Gn 37.25</w:t>
-        </w:r>
-      </w:hyperlink>
+      <w:r>
+        <w:rPr>
+          <w:lang w:val="pt_PT" w:bidi="pt_PT"/>
+        </w:rPr>
+        <w:t>Gn 37.25</w:t>
+      </w:r>
       <w:r>
         <w:rPr>
           <w:lang w:val="pt_PT" w:bidi="pt_PT"/>
         </w:rPr>
         <w:t xml:space="preserve">; </w:t>
       </w:r>
-      <w:hyperlink r:id="rId120">
-        <w:r>
-          <w:rPr>
-            <w:lang w:val="pt_PT" w:bidi="pt_PT"/>
-          </w:rPr>
-          <w:rPr>
-            <w:color w:val="0000EE"/>
-            <w:u w:val="single"/>
-          </w:rPr>
-          <w:t>Ez 27.17</w:t>
-        </w:r>
-      </w:hyperlink>
+      <w:r>
+        <w:rPr>
+          <w:lang w:val="pt_PT" w:bidi="pt_PT"/>
+        </w:rPr>
+        <w:t>Ez 27.17</w:t>
+      </w:r>
       <w:r>
         <w:rPr>
           <w:lang w:val="pt_PT" w:bidi="pt_PT"/>
@@ -3733,18 +3067,12 @@
         </w:rPr>
         <w:t>A cidade de Laodiceia produzia e exportava um famoso colírio (</w:t>
       </w:r>
-      <w:hyperlink r:id="rId121">
-        <w:r>
-          <w:rPr>
-            <w:lang w:val="pt_PT" w:bidi="pt_PT"/>
-          </w:rPr>
-          <w:rPr>
-            <w:color w:val="0000EE"/>
-            <w:u w:val="single"/>
-          </w:rPr>
-          <w:t>Ap 3.18</w:t>
-        </w:r>
-      </w:hyperlink>
+      <w:r>
+        <w:rPr>
+          <w:lang w:val="pt_PT" w:bidi="pt_PT"/>
+        </w:rPr>
+        <w:t>Ap 3.18</w:t>
+      </w:r>
       <w:r>
         <w:rPr>
           <w:lang w:val="pt_PT" w:bidi="pt_PT"/>
@@ -3769,18 +3097,12 @@
         </w:rPr>
         <w:t>Unguentos itens importantes de comércio para os mercadores no período romano (</w:t>
       </w:r>
-      <w:hyperlink r:id="rId122">
-        <w:r>
-          <w:rPr>
-            <w:lang w:val="pt_PT" w:bidi="pt_PT"/>
-          </w:rPr>
-          <w:rPr>
-            <w:color w:val="0000EE"/>
-            <w:u w:val="single"/>
-          </w:rPr>
-          <w:t>Ap 18.13</w:t>
-        </w:r>
-      </w:hyperlink>
+      <w:r>
+        <w:rPr>
+          <w:lang w:val="pt_PT" w:bidi="pt_PT"/>
+        </w:rPr>
+        <w:t>Ap 18.13</w:t>
+      </w:r>
       <w:r>
         <w:rPr>
           <w:lang w:val="pt_PT" w:bidi="pt_PT"/>
@@ -3805,36 +3127,24 @@
         </w:rPr>
         <w:t>A unção com óleo passou a ser associada com alegria e júbilo (</w:t>
       </w:r>
-      <w:hyperlink r:id="rId123">
-        <w:r>
-          <w:rPr>
-            <w:lang w:val="pt_PT" w:bidi="pt_PT"/>
-          </w:rPr>
-          <w:rPr>
-            <w:color w:val="0000EE"/>
-            <w:u w:val="single"/>
-          </w:rPr>
-          <w:t>Sl 45.7</w:t>
-        </w:r>
-      </w:hyperlink>
+      <w:r>
+        <w:rPr>
+          <w:lang w:val="pt_PT" w:bidi="pt_PT"/>
+        </w:rPr>
+        <w:t>Sl 45.7</w:t>
+      </w:r>
       <w:r>
         <w:rPr>
           <w:lang w:val="pt_PT" w:bidi="pt_PT"/>
         </w:rPr>
         <w:t xml:space="preserve">; </w:t>
       </w:r>
-      <w:hyperlink r:id="rId124">
-        <w:r>
-          <w:rPr>
-            <w:lang w:val="pt_PT" w:bidi="pt_PT"/>
-          </w:rPr>
-          <w:rPr>
-            <w:color w:val="0000EE"/>
-            <w:u w:val="single"/>
-          </w:rPr>
-          <w:t>Is 61.3</w:t>
-        </w:r>
-      </w:hyperlink>
+      <w:r>
+        <w:rPr>
+          <w:lang w:val="pt_PT" w:bidi="pt_PT"/>
+        </w:rPr>
+        <w:t>Is 61.3</w:t>
+      </w:r>
       <w:r>
         <w:rPr>
           <w:lang w:val="pt_PT" w:bidi="pt_PT"/>
@@ -3859,18 +3169,12 @@
         </w:rPr>
         <w:t>As pessoas se abstinham de ungir durante tempos de luto (</w:t>
       </w:r>
-      <w:hyperlink r:id="rId94">
-        <w:r>
-          <w:rPr>
-            <w:lang w:val="pt_PT" w:bidi="pt_PT"/>
-          </w:rPr>
-          <w:rPr>
-            <w:color w:val="0000EE"/>
-            <w:u w:val="single"/>
-          </w:rPr>
-          <w:t>2Sm 14.2</w:t>
-        </w:r>
-      </w:hyperlink>
+      <w:r>
+        <w:rPr>
+          <w:lang w:val="pt_PT" w:bidi="pt_PT"/>
+        </w:rPr>
+        <w:t>2Sm 14.2</w:t>
+      </w:r>
       <w:r>
         <w:rPr>
           <w:lang w:val="pt_PT" w:bidi="pt_PT"/>
@@ -3895,18 +3199,12 @@
         </w:rPr>
         <w:t>A falta de óleo para unção era vista como julgamento (</w:t>
       </w:r>
-      <w:hyperlink r:id="rId93">
-        <w:r>
-          <w:rPr>
-            <w:lang w:val="pt_PT" w:bidi="pt_PT"/>
-          </w:rPr>
-          <w:rPr>
-            <w:color w:val="0000EE"/>
-            <w:u w:val="single"/>
-          </w:rPr>
-          <w:t>Mq 6.15</w:t>
-        </w:r>
-      </w:hyperlink>
+      <w:r>
+        <w:rPr>
+          <w:lang w:val="pt_PT" w:bidi="pt_PT"/>
+        </w:rPr>
+        <w:t>Mq 6.15</w:t>
+      </w:r>
       <w:r>
         <w:rPr>
           <w:lang w:val="pt_PT" w:bidi="pt_PT"/>
@@ -3931,18 +3229,12 @@
         </w:rPr>
         <w:t>Os escudos eram ungidos com óleo para torná-los flexíveis e possivelmente para ajudar a desviar ataques (</w:t>
       </w:r>
-      <w:hyperlink r:id="rId125">
-        <w:r>
-          <w:rPr>
-            <w:lang w:val="pt_PT" w:bidi="pt_PT"/>
-          </w:rPr>
-          <w:rPr>
-            <w:color w:val="0000EE"/>
-            <w:u w:val="single"/>
-          </w:rPr>
-          <w:t>2Sm 1.21</w:t>
-        </w:r>
-      </w:hyperlink>
+      <w:r>
+        <w:rPr>
+          <w:lang w:val="pt_PT" w:bidi="pt_PT"/>
+        </w:rPr>
+        <w:t>2Sm 1.21</w:t>
+      </w:r>
       <w:r>
         <w:rPr>
           <w:lang w:val="pt_PT" w:bidi="pt_PT"/>
@@ -4074,18 +3366,12 @@
         </w:rPr>
         <w:t>Um dos músicos que o chefe dos levitas escolheu para cantar e tocar harpa como parte do serviço do templo durante o reinado de Davi (</w:t>
       </w:r>
-      <w:hyperlink r:id="rId126">
-        <w:r>
-          <w:rPr>
-            <w:lang w:val="pt_PT" w:bidi="pt_PT"/>
-          </w:rPr>
-          <w:rPr>
-            <w:color w:val="0000EE"/>
-            <w:u w:val="single"/>
-          </w:rPr>
-          <w:t>1Cr 15.18–20</w:t>
-        </w:r>
-      </w:hyperlink>
+      <w:r>
+        <w:rPr>
+          <w:lang w:val="pt_PT" w:bidi="pt_PT"/>
+        </w:rPr>
+        <w:t>1Cr 15.18–20</w:t>
+      </w:r>
       <w:r>
         <w:rPr>
           <w:lang w:val="pt_PT" w:bidi="pt_PT"/>
@@ -4110,18 +3396,12 @@
         </w:rPr>
         <w:t>Um dos levitas que participou do serviço do templo durante a era pós-exílica (</w:t>
       </w:r>
-      <w:hyperlink r:id="rId127">
-        <w:r>
-          <w:rPr>
-            <w:lang w:val="pt_PT" w:bidi="pt_PT"/>
-          </w:rPr>
-          <w:rPr>
-            <w:color w:val="0000EE"/>
-            <w:u w:val="single"/>
-          </w:rPr>
-          <w:t>Ne 12.9</w:t>
-        </w:r>
-      </w:hyperlink>
+      <w:r>
+        <w:rPr>
+          <w:lang w:val="pt_PT" w:bidi="pt_PT"/>
+        </w:rPr>
+        <w:t>Ne 12.9</w:t>
+      </w:r>
       <w:r>
         <w:rPr>
           <w:lang w:val="pt_PT" w:bidi="pt_PT"/>
@@ -4176,36 +3456,24 @@
         </w:rPr>
         <w:t>Tradução da ARC para um animal chamado de "touro selvagem" na NTLH e na maioria das traduções modernas (</w:t>
       </w:r>
-      <w:hyperlink r:id="rId128">
-        <w:r>
-          <w:rPr>
-            <w:lang w:val="pt_PT" w:bidi="pt_PT"/>
-          </w:rPr>
-          <w:rPr>
-            <w:color w:val="0000EE"/>
-            <w:u w:val="single"/>
-          </w:rPr>
-          <w:t>Nm 24.8</w:t>
-        </w:r>
-      </w:hyperlink>
+      <w:r>
+        <w:rPr>
+          <w:lang w:val="pt_PT" w:bidi="pt_PT"/>
+        </w:rPr>
+        <w:t>Nm 24.8</w:t>
+      </w:r>
       <w:r>
         <w:rPr>
           <w:lang w:val="pt_PT" w:bidi="pt_PT"/>
         </w:rPr>
         <w:t xml:space="preserve">; </w:t>
       </w:r>
-      <w:hyperlink r:id="rId129">
-        <w:r>
-          <w:rPr>
-            <w:lang w:val="pt_PT" w:bidi="pt_PT"/>
-          </w:rPr>
-          <w:rPr>
-            <w:color w:val="0000EE"/>
-            <w:u w:val="single"/>
-          </w:rPr>
-          <w:t>Dt 33.17</w:t>
-        </w:r>
-      </w:hyperlink>
+      <w:r>
+        <w:rPr>
+          <w:lang w:val="pt_PT" w:bidi="pt_PT"/>
+        </w:rPr>
+        <w:t>Dt 33.17</w:t>
+      </w:r>
       <w:r>
         <w:rPr>
           <w:lang w:val="pt_PT" w:bidi="pt_PT"/>
@@ -4307,126 +3575,84 @@
         </w:rPr>
         <w:t>No Novo Testamento, a palavra grega para esta frase aparece nove vezes. No entanto, apenas cinco dessas ocorrências, todas nos escritos de João, referem-se a Jesus (</w:t>
       </w:r>
-      <w:hyperlink r:id="rId130">
-        <w:r>
-          <w:rPr>
-            <w:lang w:val="pt_PT" w:bidi="pt_PT"/>
-          </w:rPr>
-          <w:rPr>
-            <w:color w:val="0000EE"/>
-            <w:u w:val="single"/>
-          </w:rPr>
-          <w:t>Jo 1.14,18</w:t>
-        </w:r>
-      </w:hyperlink>
+      <w:r>
+        <w:rPr>
+          <w:lang w:val="pt_PT" w:bidi="pt_PT"/>
+        </w:rPr>
+        <w:t>Jo 1.14,18</w:t>
+      </w:r>
       <w:r>
         <w:rPr>
           <w:lang w:val="pt_PT" w:bidi="pt_PT"/>
         </w:rPr>
         <w:t xml:space="preserve">; </w:t>
       </w:r>
-      <w:hyperlink r:id="rId131">
-        <w:r>
-          <w:rPr>
-            <w:lang w:val="pt_PT" w:bidi="pt_PT"/>
-          </w:rPr>
-          <w:rPr>
-            <w:color w:val="0000EE"/>
-            <w:u w:val="single"/>
-          </w:rPr>
-          <w:t>3.16,18</w:t>
-        </w:r>
-      </w:hyperlink>
+      <w:r>
+        <w:rPr>
+          <w:lang w:val="pt_PT" w:bidi="pt_PT"/>
+        </w:rPr>
+        <w:t>3.16,18</w:t>
+      </w:r>
       <w:r>
         <w:rPr>
           <w:lang w:val="pt_PT" w:bidi="pt_PT"/>
         </w:rPr>
         <w:t xml:space="preserve">; </w:t>
       </w:r>
-      <w:hyperlink r:id="rId132">
-        <w:r>
-          <w:rPr>
-            <w:lang w:val="pt_PT" w:bidi="pt_PT"/>
-          </w:rPr>
-          <w:rPr>
-            <w:color w:val="0000EE"/>
-            <w:u w:val="single"/>
-          </w:rPr>
-          <w:t>1Jo 4.9</w:t>
-        </w:r>
-      </w:hyperlink>
+      <w:r>
+        <w:rPr>
+          <w:lang w:val="pt_PT" w:bidi="pt_PT"/>
+        </w:rPr>
+        <w:t>1Jo 4.9</w:t>
+      </w:r>
       <w:r>
         <w:rPr>
           <w:lang w:val="pt_PT" w:bidi="pt_PT"/>
         </w:rPr>
         <w:t>). Três das outras ocorrências descrevem um filho ou filha única (</w:t>
       </w:r>
-      <w:hyperlink r:id="rId133">
-        <w:r>
-          <w:rPr>
-            <w:lang w:val="pt_PT" w:bidi="pt_PT"/>
-          </w:rPr>
-          <w:rPr>
-            <w:color w:val="0000EE"/>
-            <w:u w:val="single"/>
-          </w:rPr>
-          <w:t>Lc 7.12</w:t>
-        </w:r>
-      </w:hyperlink>
+      <w:r>
+        <w:rPr>
+          <w:lang w:val="pt_PT" w:bidi="pt_PT"/>
+        </w:rPr>
+        <w:t>Lc 7.12</w:t>
+      </w:r>
       <w:r>
         <w:rPr>
           <w:lang w:val="pt_PT" w:bidi="pt_PT"/>
         </w:rPr>
         <w:t xml:space="preserve">; </w:t>
       </w:r>
-      <w:hyperlink r:id="rId134">
-        <w:r>
-          <w:rPr>
-            <w:lang w:val="pt_PT" w:bidi="pt_PT"/>
-          </w:rPr>
-          <w:rPr>
-            <w:color w:val="0000EE"/>
-            <w:u w:val="single"/>
-          </w:rPr>
-          <w:t>8.42</w:t>
-        </w:r>
-      </w:hyperlink>
+      <w:r>
+        <w:rPr>
+          <w:lang w:val="pt_PT" w:bidi="pt_PT"/>
+        </w:rPr>
+        <w:t>8.42</w:t>
+      </w:r>
       <w:r>
         <w:rPr>
           <w:lang w:val="pt_PT" w:bidi="pt_PT"/>
         </w:rPr>
         <w:t xml:space="preserve">; </w:t>
       </w:r>
-      <w:hyperlink r:id="rId135">
-        <w:r>
-          <w:rPr>
-            <w:lang w:val="pt_PT" w:bidi="pt_PT"/>
-          </w:rPr>
-          <w:rPr>
-            <w:color w:val="0000EE"/>
-            <w:u w:val="single"/>
-          </w:rPr>
-          <w:t>9.38</w:t>
-        </w:r>
-      </w:hyperlink>
+      <w:r>
+        <w:rPr>
+          <w:lang w:val="pt_PT" w:bidi="pt_PT"/>
+        </w:rPr>
+        <w:t>9.38</w:t>
+      </w:r>
       <w:r>
         <w:rPr>
           <w:lang w:val="pt_PT" w:bidi="pt_PT"/>
         </w:rPr>
         <w:t xml:space="preserve">; cp. </w:t>
       </w:r>
-      <w:hyperlink r:id="rId136">
-        <w:r>
-          <w:rPr>
-            <w:lang w:val="pt_PT" w:bidi="pt_PT"/>
-          </w:rPr>
-          <w:rPr>
-            <w:color w:val="0000EE"/>
-            <w:u w:val="single"/>
-          </w:rPr>
-          <w:t>Jz 11.34</w:t>
-        </w:r>
-      </w:hyperlink>
+      <w:r>
+        <w:rPr>
+          <w:lang w:val="pt_PT" w:bidi="pt_PT"/>
+        </w:rPr>
+        <w:t>Jz 11.34</w:t>
+      </w:r>
       <w:r>
         <w:rPr>
           <w:lang w:val="pt_PT" w:bidi="pt_PT"/>
@@ -4447,18 +3673,12 @@
         </w:rPr>
         <w:t xml:space="preserve">Como muitas vezes se refere a um filho único, implica algo especial, favorecido ou precioso. A outra referência não joanina, em </w:t>
       </w:r>
-      <w:hyperlink r:id="rId137">
-        <w:r>
-          <w:rPr>
-            <w:lang w:val="pt_PT" w:bidi="pt_PT"/>
-          </w:rPr>
-          <w:rPr>
-            <w:color w:val="0000EE"/>
-            <w:u w:val="single"/>
-          </w:rPr>
-          <w:t>Hebreus 11.17</w:t>
-        </w:r>
-      </w:hyperlink>
+      <w:r>
+        <w:rPr>
+          <w:lang w:val="pt_PT" w:bidi="pt_PT"/>
+        </w:rPr>
+        <w:t>Hebreus 11.17</w:t>
+      </w:r>
       <w:r>
         <w:rPr>
           <w:lang w:val="pt_PT" w:bidi="pt_PT"/>
@@ -4479,36 +3699,24 @@
         </w:rPr>
         <w:t xml:space="preserve">Na Septuaginta, a palavra é usada em </w:t>
       </w:r>
-      <w:hyperlink r:id="rId138">
-        <w:r>
-          <w:rPr>
-            <w:lang w:val="pt_PT" w:bidi="pt_PT"/>
-          </w:rPr>
-          <w:rPr>
-            <w:color w:val="0000EE"/>
-            <w:u w:val="single"/>
-          </w:rPr>
-          <w:t>Salmo 22.20</w:t>
-        </w:r>
-      </w:hyperlink>
+      <w:r>
+        <w:rPr>
+          <w:lang w:val="pt_PT" w:bidi="pt_PT"/>
+        </w:rPr>
+        <w:t>Salmo 22.20</w:t>
+      </w:r>
       <w:r>
         <w:rPr>
           <w:lang w:val="pt_PT" w:bidi="pt_PT"/>
         </w:rPr>
         <w:t xml:space="preserve"> e </w:t>
       </w:r>
-      <w:hyperlink r:id="rId139">
-        <w:r>
-          <w:rPr>
-            <w:lang w:val="pt_PT" w:bidi="pt_PT"/>
-          </w:rPr>
-          <w:rPr>
-            <w:color w:val="0000EE"/>
-            <w:u w:val="single"/>
-          </w:rPr>
-          <w:t>35.17</w:t>
-        </w:r>
-      </w:hyperlink>
+      <w:r>
+        <w:rPr>
+          <w:lang w:val="pt_PT" w:bidi="pt_PT"/>
+        </w:rPr>
+        <w:t>35.17</w:t>
+      </w:r>
       <w:r>
         <w:rPr>
           <w:lang w:val="pt_PT" w:bidi="pt_PT"/>
@@ -4529,36 +3737,24 @@
         </w:rPr>
         <w:t>Quando a palavra é aplicada a Jesus, significa não "unigênito", mas "único" ou "exclusivo". A frase é usada com "filho" e deve ser entendida como o único Filho de Deus, enfatizando tanto o favor de Deus para com ele quanto sua singularidade (</w:t>
       </w:r>
-      <w:hyperlink r:id="rId131">
-        <w:r>
-          <w:rPr>
-            <w:lang w:val="pt_PT" w:bidi="pt_PT"/>
-          </w:rPr>
-          <w:rPr>
-            <w:color w:val="0000EE"/>
-            <w:u w:val="single"/>
-          </w:rPr>
-          <w:t>Jo 3.16,18</w:t>
-        </w:r>
-      </w:hyperlink>
+      <w:r>
+        <w:rPr>
+          <w:lang w:val="pt_PT" w:bidi="pt_PT"/>
+        </w:rPr>
+        <w:t>Jo 3.16,18</w:t>
+      </w:r>
       <w:r>
         <w:rPr>
           <w:lang w:val="pt_PT" w:bidi="pt_PT"/>
         </w:rPr>
         <w:t xml:space="preserve">; </w:t>
       </w:r>
-      <w:hyperlink r:id="rId132">
-        <w:r>
-          <w:rPr>
-            <w:lang w:val="pt_PT" w:bidi="pt_PT"/>
-          </w:rPr>
-          <w:rPr>
-            <w:color w:val="0000EE"/>
-            <w:u w:val="single"/>
-          </w:rPr>
-          <w:t>1Jo 4.9</w:t>
-        </w:r>
-      </w:hyperlink>
+      <w:r>
+        <w:rPr>
+          <w:lang w:val="pt_PT" w:bidi="pt_PT"/>
+        </w:rPr>
+        <w:t>1Jo 4.9</w:t>
+      </w:r>
       <w:r>
         <w:rPr>
           <w:lang w:val="pt_PT" w:bidi="pt_PT"/>
@@ -4579,36 +3775,24 @@
         </w:rPr>
         <w:t xml:space="preserve">Em </w:t>
       </w:r>
-      <w:hyperlink r:id="rId130">
-        <w:r>
-          <w:rPr>
-            <w:lang w:val="pt_PT" w:bidi="pt_PT"/>
-          </w:rPr>
-          <w:rPr>
-            <w:color w:val="0000EE"/>
-            <w:u w:val="single"/>
-          </w:rPr>
-          <w:t>João 1.14</w:t>
-        </w:r>
-      </w:hyperlink>
+      <w:r>
+        <w:rPr>
+          <w:lang w:val="pt_PT" w:bidi="pt_PT"/>
+        </w:rPr>
+        <w:t>João 1.14</w:t>
+      </w:r>
       <w:r>
         <w:rPr>
           <w:lang w:val="pt_PT" w:bidi="pt_PT"/>
         </w:rPr>
         <w:t>, a palavra "único" é usada sozinha para enfatizar que o Verbo encarnado (Jesus), ao se tornar humano, é único e vem do Pai. A referência final (</w:t>
       </w:r>
-      <w:hyperlink r:id="rId140">
-        <w:r>
-          <w:rPr>
-            <w:lang w:val="pt_PT" w:bidi="pt_PT"/>
-          </w:rPr>
-          <w:rPr>
-            <w:color w:val="0000EE"/>
-            <w:u w:val="single"/>
-          </w:rPr>
-          <w:t>Jo 1.18</w:t>
-        </w:r>
-      </w:hyperlink>
+      <w:r>
+        <w:rPr>
+          <w:lang w:val="pt_PT" w:bidi="pt_PT"/>
+        </w:rPr>
+        <w:t>Jo 1.18</w:t>
+      </w:r>
       <w:r>
         <w:rPr>
           <w:lang w:val="pt_PT" w:bidi="pt_PT"/>
@@ -4696,54 +3880,36 @@
         </w:rPr>
         <w:t>Cidade natal de Terá, o pai de Abraão, e local de nascimento de Abraão e Sara. É mencionada pelo nome apenas quatro vezes na Bíblia (</w:t>
       </w:r>
-      <w:hyperlink r:id="rId141">
-        <w:r>
-          <w:rPr>
-            <w:lang w:val="pt_PT" w:bidi="pt_PT"/>
-          </w:rPr>
-          <w:rPr>
-            <w:color w:val="0000EE"/>
-            <w:u w:val="single"/>
-          </w:rPr>
-          <w:t>Gn 11.28,31</w:t>
-        </w:r>
-      </w:hyperlink>
+      <w:r>
+        <w:rPr>
+          <w:lang w:val="pt_PT" w:bidi="pt_PT"/>
+        </w:rPr>
+        <w:t>Gn 11.28,31</w:t>
+      </w:r>
       <w:r>
         <w:rPr>
           <w:lang w:val="pt_PT" w:bidi="pt_PT"/>
         </w:rPr>
         <w:t xml:space="preserve">; </w:t>
       </w:r>
-      <w:hyperlink r:id="rId142">
-        <w:r>
-          <w:rPr>
-            <w:lang w:val="pt_PT" w:bidi="pt_PT"/>
-          </w:rPr>
-          <w:rPr>
-            <w:color w:val="0000EE"/>
-            <w:u w:val="single"/>
-          </w:rPr>
-          <w:t>15.7</w:t>
-        </w:r>
-      </w:hyperlink>
+      <w:r>
+        <w:rPr>
+          <w:lang w:val="pt_PT" w:bidi="pt_PT"/>
+        </w:rPr>
+        <w:t>15.7</w:t>
+      </w:r>
       <w:r>
         <w:rPr>
           <w:lang w:val="pt_PT" w:bidi="pt_PT"/>
         </w:rPr>
         <w:t xml:space="preserve">; </w:t>
       </w:r>
-      <w:hyperlink r:id="rId143">
-        <w:r>
-          <w:rPr>
-            <w:lang w:val="pt_PT" w:bidi="pt_PT"/>
-          </w:rPr>
-          <w:rPr>
-            <w:color w:val="0000EE"/>
-            <w:u w:val="single"/>
-          </w:rPr>
-          <w:t>Ne 9.7</w:t>
-        </w:r>
-      </w:hyperlink>
+      <w:r>
+        <w:rPr>
+          <w:lang w:val="pt_PT" w:bidi="pt_PT"/>
+        </w:rPr>
+        <w:t>Ne 9.7</w:t>
+      </w:r>
       <w:r>
         <w:rPr>
           <w:lang w:val="pt_PT" w:bidi="pt_PT"/>
@@ -4840,36 +4006,24 @@
         </w:rPr>
         <w:t>O pai de Elifal, um dos valentes do rei Davi (</w:t>
       </w:r>
-      <w:hyperlink r:id="rId144">
-        <w:r>
-          <w:rPr>
-            <w:lang w:val="pt_PT" w:bidi="pt_PT"/>
-          </w:rPr>
-          <w:rPr>
-            <w:color w:val="0000EE"/>
-            <w:u w:val="single"/>
-          </w:rPr>
-          <w:t>1Cr 11.35</w:t>
-        </w:r>
-      </w:hyperlink>
+      <w:r>
+        <w:rPr>
+          <w:lang w:val="pt_PT" w:bidi="pt_PT"/>
+        </w:rPr>
+        <w:t>1Cr 11.35</w:t>
+      </w:r>
       <w:r>
         <w:rPr>
           <w:lang w:val="pt_PT" w:bidi="pt_PT"/>
         </w:rPr>
         <w:t>). Ur é provavelmente a mesma pessoa que Aasbai na passagem paralela (</w:t>
       </w:r>
-      <w:hyperlink r:id="rId145">
-        <w:r>
-          <w:rPr>
-            <w:lang w:val="pt_PT" w:bidi="pt_PT"/>
-          </w:rPr>
-          <w:rPr>
-            <w:color w:val="0000EE"/>
-            <w:u w:val="single"/>
-          </w:rPr>
-          <w:t>2Sm 23.34</w:t>
-        </w:r>
-      </w:hyperlink>
+      <w:r>
+        <w:rPr>
+          <w:lang w:val="pt_PT" w:bidi="pt_PT"/>
+        </w:rPr>
+        <w:t>2Sm 23.34</w:t>
+      </w:r>
       <w:r>
         <w:rPr>
           <w:lang w:val="pt_PT" w:bidi="pt_PT"/>
@@ -4924,18 +4078,12 @@
         </w:rPr>
         <w:t>Crente que é saudado como um dos colegas de trabalho de Paulo em Cristo (</w:t>
       </w:r>
-      <w:hyperlink r:id="rId146">
-        <w:r>
-          <w:rPr>
-            <w:lang w:val="pt_PT" w:bidi="pt_PT"/>
-          </w:rPr>
-          <w:rPr>
-            <w:color w:val="0000EE"/>
-            <w:u w:val="single"/>
-          </w:rPr>
-          <w:t>Rm 16.9</w:t>
-        </w:r>
-      </w:hyperlink>
+      <w:r>
+        <w:rPr>
+          <w:lang w:val="pt_PT" w:bidi="pt_PT"/>
+        </w:rPr>
+        <w:t>Rm 16.9</w:t>
+      </w:r>
       <w:r>
         <w:rPr>
           <w:lang w:val="pt_PT" w:bidi="pt_PT"/>
@@ -4998,90 +4146,60 @@
         </w:rPr>
         <w:t>O pai de Bezalel da tribo de Judá é um construtor do tabernáculo (</w:t>
       </w:r>
-      <w:hyperlink r:id="rId147">
-        <w:r>
-          <w:rPr>
-            <w:lang w:val="pt_PT" w:bidi="pt_PT"/>
-          </w:rPr>
-          <w:rPr>
-            <w:color w:val="0000EE"/>
-            <w:u w:val="single"/>
-          </w:rPr>
-          <w:t>Êx 31.2</w:t>
-        </w:r>
-      </w:hyperlink>
+      <w:r>
+        <w:rPr>
+          <w:lang w:val="pt_PT" w:bidi="pt_PT"/>
+        </w:rPr>
+        <w:t>Êx 31.2</w:t>
+      </w:r>
       <w:r>
         <w:rPr>
           <w:lang w:val="pt_PT" w:bidi="pt_PT"/>
         </w:rPr>
         <w:t xml:space="preserve">; </w:t>
       </w:r>
-      <w:hyperlink r:id="rId148">
-        <w:r>
-          <w:rPr>
-            <w:lang w:val="pt_PT" w:bidi="pt_PT"/>
-          </w:rPr>
-          <w:rPr>
-            <w:color w:val="0000EE"/>
-            <w:u w:val="single"/>
-          </w:rPr>
-          <w:t>35.30</w:t>
-        </w:r>
-      </w:hyperlink>
+      <w:r>
+        <w:rPr>
+          <w:lang w:val="pt_PT" w:bidi="pt_PT"/>
+        </w:rPr>
+        <w:t>35.30</w:t>
+      </w:r>
       <w:r>
         <w:rPr>
           <w:lang w:val="pt_PT" w:bidi="pt_PT"/>
         </w:rPr>
         <w:t xml:space="preserve">; </w:t>
       </w:r>
-      <w:hyperlink r:id="rId149">
-        <w:r>
-          <w:rPr>
-            <w:lang w:val="pt_PT" w:bidi="pt_PT"/>
-          </w:rPr>
-          <w:rPr>
-            <w:color w:val="0000EE"/>
-            <w:u w:val="single"/>
-          </w:rPr>
-          <w:t>38.22</w:t>
-        </w:r>
-      </w:hyperlink>
+      <w:r>
+        <w:rPr>
+          <w:lang w:val="pt_PT" w:bidi="pt_PT"/>
+        </w:rPr>
+        <w:t>38.22</w:t>
+      </w:r>
       <w:r>
         <w:rPr>
           <w:lang w:val="pt_PT" w:bidi="pt_PT"/>
         </w:rPr>
         <w:t xml:space="preserve">; </w:t>
       </w:r>
-      <w:hyperlink r:id="rId150">
-        <w:r>
-          <w:rPr>
-            <w:lang w:val="pt_PT" w:bidi="pt_PT"/>
-          </w:rPr>
-          <w:rPr>
-            <w:color w:val="0000EE"/>
-            <w:u w:val="single"/>
-          </w:rPr>
-          <w:t>1Cr 2.20</w:t>
-        </w:r>
-      </w:hyperlink>
+      <w:r>
+        <w:rPr>
+          <w:lang w:val="pt_PT" w:bidi="pt_PT"/>
+        </w:rPr>
+        <w:t>1Cr 2.20</w:t>
+      </w:r>
       <w:r>
         <w:rPr>
           <w:lang w:val="pt_PT" w:bidi="pt_PT"/>
         </w:rPr>
         <w:t xml:space="preserve">; </w:t>
       </w:r>
-      <w:hyperlink r:id="rId151">
-        <w:r>
-          <w:rPr>
-            <w:lang w:val="pt_PT" w:bidi="pt_PT"/>
-          </w:rPr>
-          <w:rPr>
-            <w:color w:val="0000EE"/>
-            <w:u w:val="single"/>
-          </w:rPr>
-          <w:t>2Cr 1.5</w:t>
-        </w:r>
-      </w:hyperlink>
+      <w:r>
+        <w:rPr>
+          <w:lang w:val="pt_PT" w:bidi="pt_PT"/>
+        </w:rPr>
+        <w:t>2Cr 1.5</w:t>
+      </w:r>
       <w:r>
         <w:rPr>
           <w:lang w:val="pt_PT" w:bidi="pt_PT"/>
@@ -5106,18 +4224,12 @@
         </w:rPr>
         <w:t>O pai de Geber, um dos oficiais de Salomão em Gileade (</w:t>
       </w:r>
-      <w:hyperlink r:id="rId152">
-        <w:r>
-          <w:rPr>
-            <w:lang w:val="pt_PT" w:bidi="pt_PT"/>
-          </w:rPr>
-          <w:rPr>
-            <w:color w:val="0000EE"/>
-            <w:u w:val="single"/>
-          </w:rPr>
-          <w:t>1Rs 4.19</w:t>
-        </w:r>
-      </w:hyperlink>
+      <w:r>
+        <w:rPr>
+          <w:lang w:val="pt_PT" w:bidi="pt_PT"/>
+        </w:rPr>
+        <w:t>1Rs 4.19</w:t>
+      </w:r>
       <w:r>
         <w:rPr>
           <w:lang w:val="pt_PT" w:bidi="pt_PT"/>
@@ -5142,18 +4254,12 @@
         </w:rPr>
         <w:t>Um dos porteiros do templo que se divorciou de sua esposa não judia a pedido de Esdras (</w:t>
       </w:r>
-      <w:hyperlink r:id="rId153">
-        <w:r>
-          <w:rPr>
-            <w:lang w:val="pt_PT" w:bidi="pt_PT"/>
-          </w:rPr>
-          <w:rPr>
-            <w:color w:val="0000EE"/>
-            <w:u w:val="single"/>
-          </w:rPr>
-          <w:t>Ed 10.24</w:t>
-        </w:r>
-      </w:hyperlink>
+      <w:r>
+        <w:rPr>
+          <w:lang w:val="pt_PT" w:bidi="pt_PT"/>
+        </w:rPr>
+        <w:t>Ed 10.24</w:t>
+      </w:r>
       <w:r>
         <w:rPr>
           <w:lang w:val="pt_PT" w:bidi="pt_PT"/>
@@ -5216,72 +4322,48 @@
         </w:rPr>
         <w:t>Um hitita que se juntou a Israel tornou-se líder no exército de Davi e foi listado entre os valentes do rei (</w:t>
       </w:r>
-      <w:hyperlink r:id="rId154">
-        <w:r>
-          <w:rPr>
-            <w:lang w:val="pt_PT" w:bidi="pt_PT"/>
-          </w:rPr>
-          <w:rPr>
-            <w:color w:val="0000EE"/>
-            <w:u w:val="single"/>
-          </w:rPr>
-          <w:t>2Sm 23.39</w:t>
-        </w:r>
-      </w:hyperlink>
+      <w:r>
+        <w:rPr>
+          <w:lang w:val="pt_PT" w:bidi="pt_PT"/>
+        </w:rPr>
+        <w:t>2Sm 23.39</w:t>
+      </w:r>
       <w:r>
         <w:rPr>
           <w:lang w:val="pt_PT" w:bidi="pt_PT"/>
         </w:rPr>
         <w:t xml:space="preserve">; </w:t>
       </w:r>
-      <w:hyperlink r:id="rId155">
-        <w:r>
-          <w:rPr>
-            <w:lang w:val="pt_PT" w:bidi="pt_PT"/>
-          </w:rPr>
-          <w:rPr>
-            <w:color w:val="0000EE"/>
-            <w:u w:val="single"/>
-          </w:rPr>
-          <w:t>1Cr 11.41</w:t>
-        </w:r>
-      </w:hyperlink>
+      <w:r>
+        <w:rPr>
+          <w:lang w:val="pt_PT" w:bidi="pt_PT"/>
+        </w:rPr>
+        <w:t>1Cr 11.41</w:t>
+      </w:r>
       <w:r>
         <w:rPr>
           <w:lang w:val="pt_PT" w:bidi="pt_PT"/>
         </w:rPr>
         <w:t>). A esposa de Urias era Bate-Seba. Davi teve um caso com ela enquanto Urias estava lutando contra os amonitas. Ao saber da gravidez dela, Davi convocou Urias para Jerusalém. Ele esperava que Urias dormisse com sua esposa e se considerasse o pai. Urias dormiu nos aposentos dos servos, pois não queria desfrutar do lar enquanto seus companheiros estavam em guerra. Na segunda noite, Davi novamente tentou persuadi-lo a dormir com sua esposa. Urias, apesar de estar embriagado, não foi para casa e passou a noite no palácio. Para aprofundar a intriga, Davi enviou Urias de volta à batalha, ordenando que ele fosse para um local vulnerável, onde foi morto (</w:t>
       </w:r>
-      <w:hyperlink r:id="rId156">
-        <w:r>
-          <w:rPr>
-            <w:lang w:val="pt_PT" w:bidi="pt_PT"/>
-          </w:rPr>
-          <w:rPr>
-            <w:color w:val="0000EE"/>
-            <w:u w:val="single"/>
-          </w:rPr>
-          <w:t>2Sm 11</w:t>
-        </w:r>
-      </w:hyperlink>
+      <w:r>
+        <w:rPr>
+          <w:lang w:val="pt_PT" w:bidi="pt_PT"/>
+        </w:rPr>
+        <w:t>2Sm 11</w:t>
+      </w:r>
       <w:r>
         <w:rPr>
           <w:lang w:val="pt_PT" w:bidi="pt_PT"/>
         </w:rPr>
         <w:t xml:space="preserve">; </w:t>
       </w:r>
-      <w:hyperlink r:id="rId157">
-        <w:r>
-          <w:rPr>
-            <w:lang w:val="pt_PT" w:bidi="pt_PT"/>
-          </w:rPr>
-          <w:rPr>
-            <w:color w:val="0000EE"/>
-            <w:u w:val="single"/>
-          </w:rPr>
-          <w:t>Mt 1.6</w:t>
-        </w:r>
-      </w:hyperlink>
+      <w:r>
+        <w:rPr>
+          <w:lang w:val="pt_PT" w:bidi="pt_PT"/>
+        </w:rPr>
+        <w:t>Mt 1.6</w:t>
+      </w:r>
       <w:r>
         <w:rPr>
           <w:lang w:val="pt_PT" w:bidi="pt_PT"/>
@@ -5344,18 +4426,12 @@
         </w:rPr>
         <w:t>Um sacerdote que construiu um altar em Jerusalém imitando um modelo assírio a pedido do rei Acaz de Judá (</w:t>
       </w:r>
-      <w:hyperlink r:id="rId158">
-        <w:r>
-          <w:rPr>
-            <w:lang w:val="pt_PT" w:bidi="pt_PT"/>
-          </w:rPr>
-          <w:rPr>
-            <w:color w:val="0000EE"/>
-            <w:u w:val="single"/>
-          </w:rPr>
-          <w:t>2Rs 16.10–16</w:t>
-        </w:r>
-      </w:hyperlink>
+      <w:r>
+        <w:rPr>
+          <w:lang w:val="pt_PT" w:bidi="pt_PT"/>
+        </w:rPr>
+        <w:t>2Rs 16.10–16</w:t>
+      </w:r>
       <w:r>
         <w:rPr>
           <w:lang w:val="pt_PT" w:bidi="pt_PT"/>
@@ -5380,36 +4456,24 @@
         </w:rPr>
         <w:t>Um sacerdote que era o pai de Meremote. Meremote pesou a prata, o ouro e os utensílios para o templo (</w:t>
       </w:r>
-      <w:hyperlink r:id="rId159">
-        <w:r>
-          <w:rPr>
-            <w:lang w:val="pt_PT" w:bidi="pt_PT"/>
-          </w:rPr>
-          <w:rPr>
-            <w:color w:val="0000EE"/>
-            <w:u w:val="single"/>
-          </w:rPr>
-          <w:t>Ed 8.33</w:t>
-        </w:r>
-      </w:hyperlink>
+      <w:r>
+        <w:rPr>
+          <w:lang w:val="pt_PT" w:bidi="pt_PT"/>
+        </w:rPr>
+        <w:t>Ed 8.33</w:t>
+      </w:r>
       <w:r>
         <w:rPr>
           <w:lang w:val="pt_PT" w:bidi="pt_PT"/>
         </w:rPr>
         <w:t>) e construiu partes do muro de Jerusalém durante os dias de Neemias (</w:t>
       </w:r>
-      <w:hyperlink r:id="rId160">
-        <w:r>
-          <w:rPr>
-            <w:lang w:val="pt_PT" w:bidi="pt_PT"/>
-          </w:rPr>
-          <w:rPr>
-            <w:color w:val="0000EE"/>
-            <w:u w:val="single"/>
-          </w:rPr>
-          <w:t>Ne 3.4,21</w:t>
-        </w:r>
-      </w:hyperlink>
+      <w:r>
+        <w:rPr>
+          <w:lang w:val="pt_PT" w:bidi="pt_PT"/>
+        </w:rPr>
+        <w:t>Ne 3.4,21</w:t>
+      </w:r>
       <w:r>
         <w:rPr>
           <w:lang w:val="pt_PT" w:bidi="pt_PT"/>
@@ -5434,18 +4498,12 @@
         </w:rPr>
         <w:t>Um dos homens que estava à direita de Esdras quando Esdras leu a lei para o povo (</w:t>
       </w:r>
-      <w:hyperlink r:id="rId161">
-        <w:r>
-          <w:rPr>
-            <w:lang w:val="pt_PT" w:bidi="pt_PT"/>
-          </w:rPr>
-          <w:rPr>
-            <w:color w:val="0000EE"/>
-            <w:u w:val="single"/>
-          </w:rPr>
-          <w:t>Ne 8.4</w:t>
-        </w:r>
-      </w:hyperlink>
+      <w:r>
+        <w:rPr>
+          <w:lang w:val="pt_PT" w:bidi="pt_PT"/>
+        </w:rPr>
+        <w:t>Ne 8.4</w:t>
+      </w:r>
       <w:r>
         <w:rPr>
           <w:lang w:val="pt_PT" w:bidi="pt_PT"/>
@@ -5470,18 +4528,12 @@
         </w:rPr>
         <w:t>Um sacerdote que Isaías tomou como testemunha (</w:t>
       </w:r>
-      <w:hyperlink r:id="rId162">
-        <w:r>
-          <w:rPr>
-            <w:lang w:val="pt_PT" w:bidi="pt_PT"/>
-          </w:rPr>
-          <w:rPr>
-            <w:color w:val="0000EE"/>
-            <w:u w:val="single"/>
-          </w:rPr>
-          <w:t>Is 8.2</w:t>
-        </w:r>
-      </w:hyperlink>
+      <w:r>
+        <w:rPr>
+          <w:lang w:val="pt_PT" w:bidi="pt_PT"/>
+        </w:rPr>
+        <w:t>Is 8.2</w:t>
+      </w:r>
       <w:r>
         <w:rPr>
           <w:lang w:val="pt_PT" w:bidi="pt_PT"/>
@@ -5506,18 +4558,12 @@
         </w:rPr>
         <w:t>Um profeta e filho de Semaías de Quiriate-Jearim. Urias irritou o Rei Jeoaquim ao profetizar contra Judá e Jerusalém. Temendo por sua vida, Urias fugiu para o Egito, mas acabou sendo sequestrado e trazido de volta ao rei Jeoaquim, que o matou (</w:t>
       </w:r>
-      <w:hyperlink r:id="rId163">
-        <w:r>
-          <w:rPr>
-            <w:lang w:val="pt_PT" w:bidi="pt_PT"/>
-          </w:rPr>
-          <w:rPr>
-            <w:color w:val="0000EE"/>
-            <w:u w:val="single"/>
-          </w:rPr>
-          <w:t>Jr 26.20–23</w:t>
-        </w:r>
-      </w:hyperlink>
+      <w:r>
+        <w:rPr>
+          <w:lang w:val="pt_PT" w:bidi="pt_PT"/>
+        </w:rPr>
+        <w:t>Jr 26.20–23</w:t>
+      </w:r>
       <w:r>
         <w:rPr>
           <w:lang w:val="pt_PT" w:bidi="pt_PT"/>
@@ -5580,18 +4626,12 @@
         </w:rPr>
         <w:t>Um membro da tribo de Levi, o povo que servia no templo de Deus. Ele pertencia a um grupo familiar chamado coatitas. Seu pai era Taate, e seu filho era Uzias (</w:t>
       </w:r>
-      <w:hyperlink r:id="rId164">
-        <w:r>
-          <w:rPr>
-            <w:lang w:val="pt_PT" w:bidi="pt_PT"/>
-          </w:rPr>
-          <w:rPr>
-            <w:color w:val="0000EE"/>
-            <w:u w:val="single"/>
-          </w:rPr>
-          <w:t>1Cr 6.24</w:t>
-        </w:r>
-      </w:hyperlink>
+      <w:r>
+        <w:rPr>
+          <w:lang w:val="pt_PT" w:bidi="pt_PT"/>
+        </w:rPr>
+        <w:t>1Cr 6.24</w:t>
+      </w:r>
       <w:r>
         <w:rPr>
           <w:lang w:val="pt_PT" w:bidi="pt_PT"/>
@@ -5616,18 +4656,12 @@
         </w:rPr>
         <w:t>Um levita que supervisionou a transferência da arca da casa de Obede-Edom para Jerusalém (</w:t>
       </w:r>
-      <w:hyperlink r:id="rId165">
-        <w:r>
-          <w:rPr>
-            <w:lang w:val="pt_PT" w:bidi="pt_PT"/>
-          </w:rPr>
-          <w:rPr>
-            <w:color w:val="0000EE"/>
-            <w:u w:val="single"/>
-          </w:rPr>
-          <w:t>1Cr 15.5–11</w:t>
-        </w:r>
-      </w:hyperlink>
+      <w:r>
+        <w:rPr>
+          <w:lang w:val="pt_PT" w:bidi="pt_PT"/>
+        </w:rPr>
+        <w:t>1Cr 15.5–11</w:t>
+      </w:r>
       <w:r>
         <w:rPr>
           <w:lang w:val="pt_PT" w:bidi="pt_PT"/>
@@ -5665,36 +4699,24 @@
         </w:rPr>
         <w:t>), a esposa favorita de Roboão (</w:t>
       </w:r>
-      <w:hyperlink r:id="rId166">
-        <w:r>
-          <w:rPr>
-            <w:lang w:val="pt_PT" w:bidi="pt_PT"/>
-          </w:rPr>
-          <w:rPr>
-            <w:color w:val="0000EE"/>
-            <w:u w:val="single"/>
-          </w:rPr>
-          <w:t>2Cr 13.2</w:t>
-        </w:r>
-      </w:hyperlink>
+      <w:r>
+        <w:rPr>
+          <w:lang w:val="pt_PT" w:bidi="pt_PT"/>
+        </w:rPr>
+        <w:t>2Cr 13.2</w:t>
+      </w:r>
       <w:r>
         <w:rPr>
           <w:lang w:val="pt_PT" w:bidi="pt_PT"/>
         </w:rPr>
         <w:t>). Há algumas dúvidas sobre a história familiar de Maaca. Uma passagem da Bíblia diz que seu pai era Uriel, mas outra diz que seu pai era Absalão (</w:t>
       </w:r>
-      <w:hyperlink r:id="rId167">
-        <w:r>
-          <w:rPr>
-            <w:lang w:val="pt_PT" w:bidi="pt_PT"/>
-          </w:rPr>
-          <w:rPr>
-            <w:color w:val="0000EE"/>
-            <w:u w:val="single"/>
-          </w:rPr>
-          <w:t>2Cr 11.20</w:t>
-        </w:r>
-      </w:hyperlink>
+      <w:r>
+        <w:rPr>
+          <w:lang w:val="pt_PT" w:bidi="pt_PT"/>
+        </w:rPr>
+        <w:t>2Cr 11.20</w:t>
+      </w:r>
       <w:r>
         <w:rPr>
           <w:lang w:val="pt_PT" w:bidi="pt_PT"/>
@@ -5793,18 +4815,12 @@
         </w:rPr>
         <w:t>O Urim e o Tumim eram objetos especiais usados pelos antigos sumos sacerdotes de Israel para descobrir a vontade de Deus. (</w:t>
       </w:r>
-      <w:hyperlink r:id="rId168">
-        <w:r>
-          <w:rPr>
-            <w:lang w:val="pt_PT" w:bidi="pt_PT"/>
-          </w:rPr>
-          <w:rPr>
-            <w:color w:val="0000EE"/>
-            <w:u w:val="single"/>
-          </w:rPr>
-          <w:t>Nm 27.21</w:t>
-        </w:r>
-      </w:hyperlink>
+      <w:r>
+        <w:rPr>
+          <w:lang w:val="pt_PT" w:bidi="pt_PT"/>
+        </w:rPr>
+        <w:t>Nm 27.21</w:t>
+      </w:r>
       <w:r>
         <w:rPr>
           <w:lang w:val="pt_PT" w:bidi="pt_PT"/>
@@ -5825,72 +4841,48 @@
         </w:rPr>
         <w:t xml:space="preserve">De acordo com </w:t>
       </w:r>
-      <w:hyperlink r:id="rId169">
-        <w:r>
-          <w:rPr>
-            <w:lang w:val="pt_PT" w:bidi="pt_PT"/>
-          </w:rPr>
-          <w:rPr>
-            <w:color w:val="0000EE"/>
-            <w:u w:val="single"/>
-          </w:rPr>
-          <w:t>Êxodo 28.30</w:t>
-        </w:r>
-      </w:hyperlink>
+      <w:r>
+        <w:rPr>
+          <w:lang w:val="pt_PT" w:bidi="pt_PT"/>
+        </w:rPr>
+        <w:t>Êxodo 28.30</w:t>
+      </w:r>
       <w:r>
         <w:rPr>
           <w:lang w:val="pt_PT" w:bidi="pt_PT"/>
         </w:rPr>
         <w:t>, o sumo sacerdote mantinha esses objetos sobre ou em seu peitoral. A Bíblia não menciona seu uso desde o tempo do Rei Saul (</w:t>
       </w:r>
-      <w:hyperlink r:id="rId170">
-        <w:r>
-          <w:rPr>
-            <w:lang w:val="pt_PT" w:bidi="pt_PT"/>
-          </w:rPr>
-          <w:rPr>
-            <w:color w:val="0000EE"/>
-            <w:u w:val="single"/>
-          </w:rPr>
-          <w:t>1Sm 28.6</w:t>
-        </w:r>
-      </w:hyperlink>
+      <w:r>
+        <w:rPr>
+          <w:lang w:val="pt_PT" w:bidi="pt_PT"/>
+        </w:rPr>
+        <w:t>1Sm 28.6</w:t>
+      </w:r>
       <w:r>
         <w:rPr>
           <w:lang w:val="pt_PT" w:bidi="pt_PT"/>
         </w:rPr>
         <w:t>) até o tempo de Esdras e Neemias (</w:t>
       </w:r>
-      <w:hyperlink r:id="rId171">
-        <w:r>
-          <w:rPr>
-            <w:lang w:val="pt_PT" w:bidi="pt_PT"/>
-          </w:rPr>
-          <w:rPr>
-            <w:color w:val="0000EE"/>
-            <w:u w:val="single"/>
-          </w:rPr>
-          <w:t>Ed 2.63</w:t>
-        </w:r>
-      </w:hyperlink>
+      <w:r>
+        <w:rPr>
+          <w:lang w:val="pt_PT" w:bidi="pt_PT"/>
+        </w:rPr>
+        <w:t>Ed 2.63</w:t>
+      </w:r>
       <w:r>
         <w:rPr>
           <w:lang w:val="pt_PT" w:bidi="pt_PT"/>
         </w:rPr>
         <w:t xml:space="preserve">; </w:t>
       </w:r>
-      <w:hyperlink r:id="rId172">
-        <w:r>
-          <w:rPr>
-            <w:lang w:val="pt_PT" w:bidi="pt_PT"/>
-          </w:rPr>
-          <w:rPr>
-            <w:color w:val="0000EE"/>
-            <w:u w:val="single"/>
-          </w:rPr>
-          <w:t>Ne 7.65</w:t>
-        </w:r>
-      </w:hyperlink>
+      <w:r>
+        <w:rPr>
+          <w:lang w:val="pt_PT" w:bidi="pt_PT"/>
+        </w:rPr>
+        <w:t>Ne 7.65</w:t>
+      </w:r>
       <w:r>
         <w:rPr>
           <w:lang w:val="pt_PT" w:bidi="pt_PT"/>
@@ -5911,18 +4903,12 @@
         </w:rPr>
         <w:t xml:space="preserve">Em </w:t>
       </w:r>
-      <w:hyperlink r:id="rId173">
-        <w:r>
-          <w:rPr>
-            <w:lang w:val="pt_PT" w:bidi="pt_PT"/>
-          </w:rPr>
-          <w:rPr>
-            <w:color w:val="0000EE"/>
-            <w:u w:val="single"/>
-          </w:rPr>
-          <w:t>1 Samuel 14.41</w:t>
-        </w:r>
-      </w:hyperlink>
+      <w:r>
+        <w:rPr>
+          <w:lang w:val="pt_PT" w:bidi="pt_PT"/>
+        </w:rPr>
+        <w:t>1 Samuel 14.41</w:t>
+      </w:r>
       <w:r>
         <w:rPr>
           <w:lang w:val="pt_PT" w:bidi="pt_PT"/>
@@ -6151,90 +5137,60 @@
         </w:rPr>
         <w:t>Os ursos geralmente não atacam pessoas. No entanto, eles lutam ferozmente para se proteger (</w:t>
       </w:r>
-      <w:hyperlink r:id="rId174">
-        <w:r>
-          <w:rPr>
-            <w:lang w:val="pt_PT" w:bidi="pt_PT"/>
-          </w:rPr>
-          <w:rPr>
-            <w:color w:val="0000EE"/>
-            <w:u w:val="single"/>
-          </w:rPr>
-          <w:t>Lm 3.10</w:t>
-        </w:r>
-      </w:hyperlink>
+      <w:r>
+        <w:rPr>
+          <w:lang w:val="pt_PT" w:bidi="pt_PT"/>
+        </w:rPr>
+        <w:t>Lm 3.10</w:t>
+      </w:r>
       <w:r>
         <w:rPr>
           <w:lang w:val="pt_PT" w:bidi="pt_PT"/>
         </w:rPr>
         <w:t>). Eles também lutam para proteger seus filhotes (</w:t>
       </w:r>
-      <w:hyperlink r:id="rId175">
-        <w:r>
-          <w:rPr>
-            <w:lang w:val="pt_PT" w:bidi="pt_PT"/>
-          </w:rPr>
-          <w:rPr>
-            <w:color w:val="0000EE"/>
-            <w:u w:val="single"/>
-          </w:rPr>
-          <w:t>2Sm 17.8</w:t>
-        </w:r>
-      </w:hyperlink>
+      <w:r>
+        <w:rPr>
+          <w:lang w:val="pt_PT" w:bidi="pt_PT"/>
+        </w:rPr>
+        <w:t>2Sm 17.8</w:t>
+      </w:r>
       <w:r>
         <w:rPr>
           <w:lang w:val="pt_PT" w:bidi="pt_PT"/>
         </w:rPr>
         <w:t xml:space="preserve">; </w:t>
       </w:r>
-      <w:hyperlink r:id="rId176">
-        <w:r>
-          <w:rPr>
-            <w:lang w:val="pt_PT" w:bidi="pt_PT"/>
-          </w:rPr>
-          <w:rPr>
-            <w:color w:val="0000EE"/>
-            <w:u w:val="single"/>
-          </w:rPr>
-          <w:t>Pv 17.12</w:t>
-        </w:r>
-      </w:hyperlink>
+      <w:r>
+        <w:rPr>
+          <w:lang w:val="pt_PT" w:bidi="pt_PT"/>
+        </w:rPr>
+        <w:t>Pv 17.12</w:t>
+      </w:r>
       <w:r>
         <w:rPr>
           <w:lang w:val="pt_PT" w:bidi="pt_PT"/>
         </w:rPr>
         <w:t xml:space="preserve">; </w:t>
       </w:r>
-      <w:hyperlink r:id="rId177">
-        <w:r>
-          <w:rPr>
-            <w:lang w:val="pt_PT" w:bidi="pt_PT"/>
-          </w:rPr>
-          <w:rPr>
-            <w:color w:val="0000EE"/>
-            <w:u w:val="single"/>
-          </w:rPr>
-          <w:t>Os 13.8</w:t>
-        </w:r>
-      </w:hyperlink>
+      <w:r>
+        <w:rPr>
+          <w:lang w:val="pt_PT" w:bidi="pt_PT"/>
+        </w:rPr>
+        <w:t>Os 13.8</w:t>
+      </w:r>
       <w:r>
         <w:rPr>
           <w:lang w:val="pt_PT" w:bidi="pt_PT"/>
         </w:rPr>
         <w:t>). Davi se gabou de ter matado um urso (</w:t>
       </w:r>
-      <w:hyperlink r:id="rId178">
-        <w:r>
-          <w:rPr>
-            <w:lang w:val="pt_PT" w:bidi="pt_PT"/>
-          </w:rPr>
-          <w:rPr>
-            <w:color w:val="0000EE"/>
-            <w:u w:val="single"/>
-          </w:rPr>
-          <w:t>1Sm 17.34–37</w:t>
-        </w:r>
-      </w:hyperlink>
+      <w:r>
+        <w:rPr>
+          <w:lang w:val="pt_PT" w:bidi="pt_PT"/>
+        </w:rPr>
+        <w:t>1Sm 17.34–37</w:t>
+      </w:r>
       <w:r>
         <w:rPr>
           <w:lang w:val="pt_PT" w:bidi="pt_PT"/>
@@ -6255,90 +5211,60 @@
         </w:rPr>
         <w:t xml:space="preserve">Algumas passagens bíblicas parecem sugerir que os ursos atacavam sem motivo aparente (por exemplo, </w:t>
       </w:r>
-      <w:hyperlink r:id="rId179">
-        <w:r>
-          <w:rPr>
-            <w:lang w:val="pt_PT" w:bidi="pt_PT"/>
-          </w:rPr>
-          <w:rPr>
-            <w:color w:val="0000EE"/>
-            <w:u w:val="single"/>
-          </w:rPr>
-          <w:t>Pv 28.15</w:t>
-        </w:r>
-      </w:hyperlink>
+      <w:r>
+        <w:rPr>
+          <w:lang w:val="pt_PT" w:bidi="pt_PT"/>
+        </w:rPr>
+        <w:t>Pv 28.15</w:t>
+      </w:r>
       <w:r>
         <w:rPr>
           <w:lang w:val="pt_PT" w:bidi="pt_PT"/>
         </w:rPr>
         <w:t xml:space="preserve">; </w:t>
       </w:r>
-      <w:hyperlink r:id="rId180">
-        <w:r>
-          <w:rPr>
-            <w:lang w:val="pt_PT" w:bidi="pt_PT"/>
-          </w:rPr>
-          <w:rPr>
-            <w:color w:val="0000EE"/>
-            <w:u w:val="single"/>
-          </w:rPr>
-          <w:t>Am 5.19</w:t>
-        </w:r>
-      </w:hyperlink>
+      <w:r>
+        <w:rPr>
+          <w:lang w:val="pt_PT" w:bidi="pt_PT"/>
+        </w:rPr>
+        <w:t>Am 5.19</w:t>
+      </w:r>
       <w:r>
         <w:rPr>
           <w:lang w:val="pt_PT" w:bidi="pt_PT"/>
         </w:rPr>
         <w:t>). Em certos momentos, eles foram instrumentos de punição de Deus. Isso pode ser visto na história de Eliseu e as duas ursas (</w:t>
       </w:r>
-      <w:hyperlink r:id="rId181">
-        <w:r>
-          <w:rPr>
-            <w:lang w:val="pt_PT" w:bidi="pt_PT"/>
-          </w:rPr>
-          <w:rPr>
-            <w:color w:val="0000EE"/>
-            <w:u w:val="single"/>
-          </w:rPr>
-          <w:t>2Rs 2.24</w:t>
-        </w:r>
-      </w:hyperlink>
+      <w:r>
+        <w:rPr>
+          <w:lang w:val="pt_PT" w:bidi="pt_PT"/>
+        </w:rPr>
+        <w:t>2Rs 2.24</w:t>
+      </w:r>
       <w:r>
         <w:rPr>
           <w:lang w:val="pt_PT" w:bidi="pt_PT"/>
         </w:rPr>
         <w:t>). A Bíblia frequentemente menciona o urso e o leão juntos (</w:t>
       </w:r>
-      <w:hyperlink r:id="rId182">
-        <w:r>
-          <w:rPr>
-            <w:lang w:val="pt_PT" w:bidi="pt_PT"/>
-          </w:rPr>
-          <w:rPr>
-            <w:color w:val="0000EE"/>
-            <w:u w:val="single"/>
-          </w:rPr>
-          <w:t>1Sm 17.37</w:t>
-        </w:r>
-      </w:hyperlink>
+      <w:r>
+        <w:rPr>
+          <w:lang w:val="pt_PT" w:bidi="pt_PT"/>
+        </w:rPr>
+        <w:t>1Sm 17.37</w:t>
+      </w:r>
       <w:r>
         <w:rPr>
           <w:lang w:val="pt_PT" w:bidi="pt_PT"/>
         </w:rPr>
         <w:t>). Eles eram os dois maiores e mais fortes predadores da Terra Santa. Assim, simbolizavam tanto força quanto terror (</w:t>
       </w:r>
-      <w:hyperlink r:id="rId180">
-        <w:r>
-          <w:rPr>
-            <w:lang w:val="pt_PT" w:bidi="pt_PT"/>
-          </w:rPr>
-          <w:rPr>
-            <w:color w:val="0000EE"/>
-            <w:u w:val="single"/>
-          </w:rPr>
-          <w:t>Am 5.19</w:t>
-        </w:r>
-      </w:hyperlink>
+      <w:r>
+        <w:rPr>
+          <w:lang w:val="pt_PT" w:bidi="pt_PT"/>
+        </w:rPr>
+        <w:t>Am 5.19</w:t>
+      </w:r>
       <w:r>
         <w:rPr>
           <w:lang w:val="pt_PT" w:bidi="pt_PT"/>
@@ -6419,36 +5345,24 @@
         </w:rPr>
         <w:t xml:space="preserve">A constelação de estrelas também chamada Ursa Maior ou Grande Carro. É mencionada em </w:t>
       </w:r>
-      <w:hyperlink r:id="rId183">
-        <w:r>
-          <w:rPr>
-            <w:lang w:val="pt_PT" w:bidi="pt_PT"/>
-          </w:rPr>
-          <w:rPr>
-            <w:color w:val="0000EE"/>
-            <w:u w:val="single"/>
-          </w:rPr>
-          <w:t>Jó 9.9</w:t>
-        </w:r>
-      </w:hyperlink>
+      <w:r>
+        <w:rPr>
+          <w:lang w:val="pt_PT" w:bidi="pt_PT"/>
+        </w:rPr>
+        <w:t>Jó 9.9</w:t>
+      </w:r>
       <w:r>
         <w:rPr>
           <w:lang w:val="pt_PT" w:bidi="pt_PT"/>
         </w:rPr>
         <w:t xml:space="preserve"> e </w:t>
       </w:r>
-      <w:hyperlink r:id="rId184">
-        <w:r>
-          <w:rPr>
-            <w:lang w:val="pt_PT" w:bidi="pt_PT"/>
-          </w:rPr>
-          <w:rPr>
-            <w:color w:val="0000EE"/>
-            <w:u w:val="single"/>
-          </w:rPr>
-          <w:t>38.32</w:t>
-        </w:r>
-      </w:hyperlink>
+      <w:r>
+        <w:rPr>
+          <w:lang w:val="pt_PT" w:bidi="pt_PT"/>
+        </w:rPr>
+        <w:t>38.32</w:t>
+      </w:r>
       <w:r>
         <w:rPr>
           <w:lang w:val="pt_PT" w:bidi="pt_PT"/>
@@ -6672,36 +5586,24 @@
         </w:rPr>
         <w:t>Algumas urtigas podem crescer até 1,5 a 1,8 metros. Elas são ervas daninhas comuns encontradas em áreas abandonadas e campos. Frequentemente crescem em lugares que antes eram cultivados, mas que foram negligenciados desde então (</w:t>
       </w:r>
-      <w:hyperlink r:id="rId185">
-        <w:r>
-          <w:rPr>
-            <w:lang w:val="pt_PT" w:bidi="pt_PT"/>
-          </w:rPr>
-          <w:rPr>
-            <w:color w:val="0000EE"/>
-            <w:u w:val="single"/>
-          </w:rPr>
-          <w:t>Is 34.13</w:t>
-        </w:r>
-      </w:hyperlink>
+      <w:r>
+        <w:rPr>
+          <w:lang w:val="pt_PT" w:bidi="pt_PT"/>
+        </w:rPr>
+        <w:t>Is 34.13</w:t>
+      </w:r>
       <w:r>
         <w:rPr>
           <w:lang w:val="pt_PT" w:bidi="pt_PT"/>
         </w:rPr>
         <w:t xml:space="preserve">; </w:t>
       </w:r>
-      <w:hyperlink r:id="rId186">
-        <w:r>
-          <w:rPr>
-            <w:lang w:val="pt_PT" w:bidi="pt_PT"/>
-          </w:rPr>
-          <w:rPr>
-            <w:color w:val="0000EE"/>
-            <w:u w:val="single"/>
-          </w:rPr>
-          <w:t>Os 9.6</w:t>
-        </w:r>
-      </w:hyperlink>
+      <w:r>
+        <w:rPr>
+          <w:lang w:val="pt_PT" w:bidi="pt_PT"/>
+        </w:rPr>
+        <w:t>Os 9.6</w:t>
+      </w:r>
       <w:r>
         <w:rPr>
           <w:lang w:val="pt_PT" w:bidi="pt_PT"/>
@@ -6764,18 +5666,12 @@
         </w:rPr>
         <w:t>Aquele que retornou a Israel após o exílio na Babilônia. Ele é listado como filho de Amiúde da linhagem de Perez da tribo de Judá (</w:t>
       </w:r>
-      <w:hyperlink r:id="rId187">
-        <w:r>
-          <w:rPr>
-            <w:lang w:val="pt_PT" w:bidi="pt_PT"/>
-          </w:rPr>
-          <w:rPr>
-            <w:color w:val="0000EE"/>
-            <w:u w:val="single"/>
-          </w:rPr>
-          <w:t>1Cr 9.4</w:t>
-        </w:r>
-      </w:hyperlink>
+      <w:r>
+        <w:rPr>
+          <w:lang w:val="pt_PT" w:bidi="pt_PT"/>
+        </w:rPr>
+        <w:t>1Cr 9.4</w:t>
+      </w:r>
       <w:r>
         <w:rPr>
           <w:lang w:val="pt_PT" w:bidi="pt_PT"/>
@@ -6800,18 +5696,12 @@
         </w:rPr>
         <w:t>Um dos filhos de Bigvai que retornou a Jerusalém com Esdras (</w:t>
       </w:r>
-      <w:hyperlink r:id="rId188">
-        <w:r>
-          <w:rPr>
-            <w:lang w:val="pt_PT" w:bidi="pt_PT"/>
-          </w:rPr>
-          <w:rPr>
-            <w:color w:val="0000EE"/>
-            <w:u w:val="single"/>
-          </w:rPr>
-          <w:t>Ed 8.14</w:t>
-        </w:r>
-      </w:hyperlink>
+      <w:r>
+        <w:rPr>
+          <w:lang w:val="pt_PT" w:bidi="pt_PT"/>
+        </w:rPr>
+        <w:t>Ed 8.14</w:t>
+      </w:r>
       <w:r>
         <w:rPr>
           <w:lang w:val="pt_PT" w:bidi="pt_PT"/>
@@ -7042,90 +5932,60 @@
         </w:rPr>
         <w:t>Um alimento básico nas terras bíblicas feito ao secar uvas nos telhados. Eles usavam passas como presentes (</w:t>
       </w:r>
-      <w:hyperlink r:id="rId189">
-        <w:r>
-          <w:rPr>
-            <w:lang w:val="pt_PT" w:bidi="pt_PT"/>
-          </w:rPr>
-          <w:rPr>
-            <w:color w:val="0000EE"/>
-            <w:u w:val="single"/>
-          </w:rPr>
-          <w:t>1Sm 25.18</w:t>
-        </w:r>
-      </w:hyperlink>
+      <w:r>
+        <w:rPr>
+          <w:lang w:val="pt_PT" w:bidi="pt_PT"/>
+        </w:rPr>
+        <w:t>1Sm 25.18</w:t>
+      </w:r>
       <w:r>
         <w:rPr>
           <w:lang w:val="pt_PT" w:bidi="pt_PT"/>
         </w:rPr>
         <w:t xml:space="preserve">; </w:t>
       </w:r>
-      <w:hyperlink r:id="rId190">
-        <w:r>
-          <w:rPr>
-            <w:lang w:val="pt_PT" w:bidi="pt_PT"/>
-          </w:rPr>
-          <w:rPr>
-            <w:color w:val="0000EE"/>
-            <w:u w:val="single"/>
-          </w:rPr>
-          <w:t>2Sm 16.1–3</w:t>
-        </w:r>
-      </w:hyperlink>
+      <w:r>
+        <w:rPr>
+          <w:lang w:val="pt_PT" w:bidi="pt_PT"/>
+        </w:rPr>
+        <w:t>2Sm 16.1–3</w:t>
+      </w:r>
       <w:r>
         <w:rPr>
           <w:lang w:val="pt_PT" w:bidi="pt_PT"/>
         </w:rPr>
         <w:t>). Às vezes, ofereciam-nas a falsos deuses (</w:t>
       </w:r>
-      <w:hyperlink r:id="rId191">
-        <w:r>
-          <w:rPr>
-            <w:lang w:val="pt_PT" w:bidi="pt_PT"/>
-          </w:rPr>
-          <w:rPr>
-            <w:color w:val="0000EE"/>
-            <w:u w:val="single"/>
-          </w:rPr>
-          <w:t>Os 3.1</w:t>
-        </w:r>
-      </w:hyperlink>
+      <w:r>
+        <w:rPr>
+          <w:lang w:val="pt_PT" w:bidi="pt_PT"/>
+        </w:rPr>
+        <w:t>Os 3.1</w:t>
+      </w:r>
       <w:r>
         <w:rPr>
           <w:lang w:val="pt_PT" w:bidi="pt_PT"/>
         </w:rPr>
         <w:t>). As passas eram consideradas uma fonte de alimento (</w:t>
       </w:r>
-      <w:hyperlink r:id="rId192">
-        <w:r>
-          <w:rPr>
-            <w:lang w:val="pt_PT" w:bidi="pt_PT"/>
-          </w:rPr>
-          <w:rPr>
-            <w:color w:val="0000EE"/>
-            <w:u w:val="single"/>
-          </w:rPr>
-          <w:t>1Sm 30.12</w:t>
-        </w:r>
-      </w:hyperlink>
+      <w:r>
+        <w:rPr>
+          <w:lang w:val="pt_PT" w:bidi="pt_PT"/>
+        </w:rPr>
+        <w:t>1Sm 30.12</w:t>
+      </w:r>
       <w:r>
         <w:rPr>
           <w:lang w:val="pt_PT" w:bidi="pt_PT"/>
         </w:rPr>
         <w:t xml:space="preserve">; </w:t>
       </w:r>
-      <w:hyperlink r:id="rId193">
-        <w:r>
-          <w:rPr>
-            <w:lang w:val="pt_PT" w:bidi="pt_PT"/>
-          </w:rPr>
-          <w:rPr>
-            <w:color w:val="0000EE"/>
-            <w:u w:val="single"/>
-          </w:rPr>
-          <w:t>1Cr 12.40</w:t>
-        </w:r>
-      </w:hyperlink>
+      <w:r>
+        <w:rPr>
+          <w:lang w:val="pt_PT" w:bidi="pt_PT"/>
+        </w:rPr>
+        <w:t>1Cr 12.40</w:t>
+      </w:r>
       <w:r>
         <w:rPr>
           <w:lang w:val="pt_PT" w:bidi="pt_PT"/>
@@ -7213,18 +6073,12 @@
         </w:rPr>
         <w:t xml:space="preserve">Filho de Naor, em </w:t>
       </w:r>
-      <w:hyperlink r:id="rId194">
-        <w:r>
-          <w:rPr>
-            <w:lang w:val="pt_PT" w:bidi="pt_PT"/>
-          </w:rPr>
-          <w:rPr>
-            <w:color w:val="0000EE"/>
-            <w:u w:val="single"/>
-          </w:rPr>
-          <w:t>Gênesis 22.21</w:t>
-        </w:r>
-      </w:hyperlink>
+      <w:r>
+        <w:rPr>
+          <w:lang w:val="pt_PT" w:bidi="pt_PT"/>
+        </w:rPr>
+        <w:t>Gênesis 22.21</w:t>
+      </w:r>
       <w:r>
         <w:rPr>
           <w:lang w:val="pt_PT" w:bidi="pt_PT"/>
@@ -7304,90 +6158,60 @@
         </w:rPr>
         <w:t>Pátria de Jó (</w:t>
       </w:r>
-      <w:hyperlink r:id="rId195">
-        <w:r>
-          <w:rPr>
-            <w:lang w:val="pt_PT" w:bidi="pt_PT"/>
-          </w:rPr>
-          <w:rPr>
-            <w:color w:val="0000EE"/>
-            <w:u w:val="single"/>
-          </w:rPr>
-          <w:t>Jó 1.1</w:t>
-        </w:r>
-      </w:hyperlink>
+      <w:r>
+        <w:rPr>
+          <w:lang w:val="pt_PT" w:bidi="pt_PT"/>
+        </w:rPr>
+        <w:t>Jó 1.1</w:t>
+      </w:r>
       <w:r>
         <w:rPr>
           <w:lang w:val="pt_PT" w:bidi="pt_PT"/>
         </w:rPr>
         <w:t>). O nome aparece em paralelos com Edom e está associado com Uz na árvore genealógica dos horitas originais em Seir (</w:t>
       </w:r>
-      <w:hyperlink r:id="rId196">
-        <w:r>
-          <w:rPr>
-            <w:lang w:val="pt_PT" w:bidi="pt_PT"/>
-          </w:rPr>
-          <w:rPr>
-            <w:color w:val="0000EE"/>
-            <w:u w:val="single"/>
-          </w:rPr>
-          <w:t>Lm 4.21</w:t>
-        </w:r>
-      </w:hyperlink>
+      <w:r>
+        <w:rPr>
+          <w:lang w:val="pt_PT" w:bidi="pt_PT"/>
+        </w:rPr>
+        <w:t>Lm 4.21</w:t>
+      </w:r>
       <w:r>
         <w:rPr>
           <w:lang w:val="pt_PT" w:bidi="pt_PT"/>
         </w:rPr>
         <w:t>). O livro de Jó não localiza a terra de Uz, mas menciona que os filhos do Leste (Kedem) viviam lá (</w:t>
       </w:r>
-      <w:hyperlink r:id="rId197">
-        <w:r>
-          <w:rPr>
-            <w:lang w:val="pt_PT" w:bidi="pt_PT"/>
-          </w:rPr>
-          <w:rPr>
-            <w:color w:val="0000EE"/>
-            <w:u w:val="single"/>
-          </w:rPr>
-          <w:t>Jó 1.3</w:t>
-        </w:r>
-      </w:hyperlink>
+      <w:r>
+        <w:rPr>
+          <w:lang w:val="pt_PT" w:bidi="pt_PT"/>
+        </w:rPr>
+        <w:t>Jó 1.3</w:t>
+      </w:r>
       <w:r>
         <w:rPr>
           <w:lang w:val="pt_PT" w:bidi="pt_PT"/>
         </w:rPr>
         <w:t xml:space="preserve">). Também é dito que Uz está perto do deserto (v. </w:t>
       </w:r>
-      <w:hyperlink r:id="rId198">
-        <w:r>
-          <w:rPr>
-            <w:lang w:val="pt_PT" w:bidi="pt_PT"/>
-          </w:rPr>
-          <w:rPr>
-            <w:color w:val="0000EE"/>
-            <w:u w:val="single"/>
-          </w:rPr>
-          <w:t>15</w:t>
-        </w:r>
-      </w:hyperlink>
+      <w:r>
+        <w:rPr>
+          <w:lang w:val="pt_PT" w:bidi="pt_PT"/>
+        </w:rPr>
+        <w:t>15</w:t>
+      </w:r>
       <w:r>
         <w:rPr>
           <w:lang w:val="pt_PT" w:bidi="pt_PT"/>
         </w:rPr>
         <w:t xml:space="preserve">) e dos caldeus (v. </w:t>
       </w:r>
-      <w:hyperlink r:id="rId199">
-        <w:r>
-          <w:rPr>
-            <w:lang w:val="pt_PT" w:bidi="pt_PT"/>
-          </w:rPr>
-          <w:rPr>
-            <w:color w:val="0000EE"/>
-            <w:u w:val="single"/>
-          </w:rPr>
-          <w:t>17</w:t>
-        </w:r>
-      </w:hyperlink>
+      <w:r>
+        <w:rPr>
+          <w:lang w:val="pt_PT" w:bidi="pt_PT"/>
+        </w:rPr>
+        <w:t>17</w:t>
+      </w:r>
       <w:r>
         <w:rPr>
           <w:lang w:val="pt_PT" w:bidi="pt_PT"/>
@@ -7421,18 +6245,12 @@
         </w:rPr>
         <w:t xml:space="preserve"> 1.6.4), com referência ao Uz da genealogia aramaica (</w:t>
       </w:r>
-      <w:hyperlink r:id="rId200">
-        <w:r>
-          <w:rPr>
-            <w:lang w:val="pt_PT" w:bidi="pt_PT"/>
-          </w:rPr>
-          <w:rPr>
-            <w:color w:val="0000EE"/>
-            <w:u w:val="single"/>
-          </w:rPr>
-          <w:t>Gn 10.23</w:t>
-        </w:r>
-      </w:hyperlink>
+      <w:r>
+        <w:rPr>
+          <w:lang w:val="pt_PT" w:bidi="pt_PT"/>
+        </w:rPr>
+        <w:t>Gn 10.23</w:t>
+      </w:r>
       <w:r>
         <w:rPr>
           <w:lang w:val="pt_PT" w:bidi="pt_PT"/>
@@ -7487,36 +6305,24 @@
         </w:rPr>
         <w:t>1. O primogênito de Arã e um descendente de Sem (</w:t>
       </w:r>
-      <w:hyperlink r:id="rId200">
-        <w:r>
-          <w:rPr>
-            <w:lang w:val="pt_PT" w:bidi="pt_PT"/>
-          </w:rPr>
-          <w:rPr>
-            <w:color w:val="0000EE"/>
-            <w:u w:val="single"/>
-          </w:rPr>
-          <w:t>Gn 10.23</w:t>
-        </w:r>
-      </w:hyperlink>
+      <w:r>
+        <w:rPr>
+          <w:lang w:val="pt_PT" w:bidi="pt_PT"/>
+        </w:rPr>
+        <w:t>Gn 10.23</w:t>
+      </w:r>
       <w:r>
         <w:rPr>
           <w:lang w:val="pt_PT" w:bidi="pt_PT"/>
         </w:rPr>
         <w:t xml:space="preserve">). Na passagem paralela em </w:t>
       </w:r>
-      <w:hyperlink r:id="rId201">
-        <w:r>
-          <w:rPr>
-            <w:lang w:val="pt_PT" w:bidi="pt_PT"/>
-          </w:rPr>
-          <w:rPr>
-            <w:color w:val="0000EE"/>
-            <w:u w:val="single"/>
-          </w:rPr>
-          <w:t>1 Crônicas 1.17</w:t>
-        </w:r>
-      </w:hyperlink>
+      <w:r>
+        <w:rPr>
+          <w:lang w:val="pt_PT" w:bidi="pt_PT"/>
+        </w:rPr>
+        <w:t>1 Crônicas 1.17</w:t>
+      </w:r>
       <w:r>
         <w:rPr>
           <w:lang w:val="pt_PT" w:bidi="pt_PT"/>
@@ -7537,18 +6343,12 @@
         </w:rPr>
         <w:t>2. Primogênito do irmão de Abraão, Naor, com sua concubina, Milca (</w:t>
       </w:r>
-      <w:hyperlink r:id="rId194">
-        <w:r>
-          <w:rPr>
-            <w:lang w:val="pt_PT" w:bidi="pt_PT"/>
-          </w:rPr>
-          <w:rPr>
-            <w:color w:val="0000EE"/>
-            <w:u w:val="single"/>
-          </w:rPr>
-          <w:t>Gn 22.21</w:t>
-        </w:r>
-      </w:hyperlink>
+      <w:r>
+        <w:rPr>
+          <w:lang w:val="pt_PT" w:bidi="pt_PT"/>
+        </w:rPr>
+        <w:t>Gn 22.21</w:t>
+      </w:r>
       <w:r>
         <w:rPr>
           <w:lang w:val="pt_PT" w:bidi="pt_PT"/>
@@ -7569,36 +6369,24 @@
         </w:rPr>
         <w:t>3. Filho de Disã e neto de Seir, o horita (</w:t>
       </w:r>
-      <w:hyperlink r:id="rId202">
-        <w:r>
-          <w:rPr>
-            <w:lang w:val="pt_PT" w:bidi="pt_PT"/>
-          </w:rPr>
-          <w:rPr>
-            <w:color w:val="0000EE"/>
-            <w:u w:val="single"/>
-          </w:rPr>
-          <w:t>Gn 36.28</w:t>
-        </w:r>
-      </w:hyperlink>
+      <w:r>
+        <w:rPr>
+          <w:lang w:val="pt_PT" w:bidi="pt_PT"/>
+        </w:rPr>
+        <w:t>Gn 36.28</w:t>
+      </w:r>
       <w:r>
         <w:rPr>
           <w:lang w:val="pt_PT" w:bidi="pt_PT"/>
         </w:rPr>
         <w:t xml:space="preserve">; </w:t>
       </w:r>
-      <w:hyperlink r:id="rId203">
-        <w:r>
-          <w:rPr>
-            <w:lang w:val="pt_PT" w:bidi="pt_PT"/>
-          </w:rPr>
-          <w:rPr>
-            <w:color w:val="0000EE"/>
-            <w:u w:val="single"/>
-          </w:rPr>
-          <w:t>1Cr 1.42</w:t>
-        </w:r>
-      </w:hyperlink>
+      <w:r>
+        <w:rPr>
+          <w:lang w:val="pt_PT" w:bidi="pt_PT"/>
+        </w:rPr>
+        <w:t>1Cr 1.42</w:t>
+      </w:r>
       <w:r>
         <w:rPr>
           <w:lang w:val="pt_PT" w:bidi="pt_PT"/>
@@ -7661,54 +6449,36 @@
         </w:rPr>
         <w:t>Um filho de Abinadabe que morreu enquanto ajudava a transportar a Arca da Aliança quando ela foi devolvida pelos filisteus (</w:t>
       </w:r>
-      <w:hyperlink r:id="rId204">
-        <w:r>
-          <w:rPr>
-            <w:lang w:val="pt_PT" w:bidi="pt_PT"/>
-          </w:rPr>
-          <w:rPr>
-            <w:color w:val="0000EE"/>
-            <w:u w:val="single"/>
-          </w:rPr>
-          <w:t>2Sm 6.1–8</w:t>
-        </w:r>
-      </w:hyperlink>
+      <w:r>
+        <w:rPr>
+          <w:lang w:val="pt_PT" w:bidi="pt_PT"/>
+        </w:rPr>
+        <w:t>2Sm 6.1–8</w:t>
+      </w:r>
       <w:r>
         <w:rPr>
           <w:lang w:val="pt_PT" w:bidi="pt_PT"/>
         </w:rPr>
         <w:t xml:space="preserve">; </w:t>
       </w:r>
-      <w:hyperlink r:id="rId205">
-        <w:r>
-          <w:rPr>
-            <w:lang w:val="pt_PT" w:bidi="pt_PT"/>
-          </w:rPr>
-          <w:rPr>
-            <w:color w:val="0000EE"/>
-            <w:u w:val="single"/>
-          </w:rPr>
-          <w:t>1Cr 13.7–11</w:t>
-        </w:r>
-      </w:hyperlink>
+      <w:r>
+        <w:rPr>
+          <w:lang w:val="pt_PT" w:bidi="pt_PT"/>
+        </w:rPr>
+        <w:t>1Cr 13.7–11</w:t>
+      </w:r>
       <w:r>
         <w:rPr>
           <w:lang w:val="pt_PT" w:bidi="pt_PT"/>
         </w:rPr>
         <w:t xml:space="preserve">). Uzá foi morto pelo Senhor porque estendeu a mão e segurou a arca ao tentar estabilizá-la. Esta ação foi contra as instruções de </w:t>
       </w:r>
-      <w:hyperlink r:id="rId206">
-        <w:r>
-          <w:rPr>
-            <w:lang w:val="pt_PT" w:bidi="pt_PT"/>
-          </w:rPr>
-          <w:rPr>
-            <w:color w:val="0000EE"/>
-            <w:u w:val="single"/>
-          </w:rPr>
-          <w:t>Números 4.15</w:t>
-        </w:r>
-      </w:hyperlink>
+      <w:r>
+        <w:rPr>
+          <w:lang w:val="pt_PT" w:bidi="pt_PT"/>
+        </w:rPr>
+        <w:t>Números 4.15</w:t>
+      </w:r>
       <w:r>
         <w:rPr>
           <w:lang w:val="pt_PT" w:bidi="pt_PT"/>
@@ -7733,18 +6503,12 @@
         </w:rPr>
         <w:t xml:space="preserve">Um levita do clã de Merari. </w:t>
       </w:r>
-      <w:hyperlink r:id="rId207">
-        <w:r>
-          <w:rPr>
-            <w:lang w:val="pt_PT" w:bidi="pt_PT"/>
-          </w:rPr>
-          <w:rPr>
-            <w:color w:val="0000EE"/>
-            <w:u w:val="single"/>
-          </w:rPr>
-          <w:t>1 Crônicas 6.29</w:t>
-        </w:r>
-      </w:hyperlink>
+      <w:r>
+        <w:rPr>
+          <w:lang w:val="pt_PT" w:bidi="pt_PT"/>
+        </w:rPr>
+        <w:t>1 Crônicas 6.29</w:t>
+      </w:r>
       <w:r>
         <w:rPr>
           <w:lang w:val="pt_PT" w:bidi="pt_PT"/>
@@ -7799,18 +6563,12 @@
         </w:rPr>
         <w:t>1. Proprietário ou plantador inicial de um jardim que serviu como local de sepultamento para os reis Manassés e Amom de Judá (</w:t>
       </w:r>
-      <w:hyperlink r:id="rId208">
-        <w:r>
-          <w:rPr>
-            <w:lang w:val="pt_PT" w:bidi="pt_PT"/>
-          </w:rPr>
-          <w:rPr>
-            <w:color w:val="0000EE"/>
-            <w:u w:val="single"/>
-          </w:rPr>
-          <w:t>2Rs 21.18,26</w:t>
-        </w:r>
-      </w:hyperlink>
+      <w:r>
+        <w:rPr>
+          <w:lang w:val="pt_PT" w:bidi="pt_PT"/>
+        </w:rPr>
+        <w:t>2Rs 21.18,26</w:t>
+      </w:r>
       <w:r>
         <w:rPr>
           <w:lang w:val="pt_PT" w:bidi="pt_PT"/>
@@ -7831,18 +6589,12 @@
         </w:rPr>
         <w:t xml:space="preserve">2. Um levita do clã de Merari. </w:t>
       </w:r>
-      <w:hyperlink r:id="rId207">
-        <w:r>
-          <w:rPr>
-            <w:lang w:val="pt_PT" w:bidi="pt_PT"/>
-          </w:rPr>
-          <w:rPr>
-            <w:color w:val="0000EE"/>
-            <w:u w:val="single"/>
-          </w:rPr>
-          <w:t>1 Crônicas 6.29</w:t>
-        </w:r>
-      </w:hyperlink>
+      <w:r>
+        <w:rPr>
+          <w:lang w:val="pt_PT" w:bidi="pt_PT"/>
+        </w:rPr>
+        <w:t>1 Crônicas 6.29</w:t>
+      </w:r>
       <w:r>
         <w:rPr>
           <w:lang w:val="pt_PT" w:bidi="pt_PT"/>
@@ -7863,18 +6615,12 @@
         </w:rPr>
         <w:t>3. Filho ou descendente de Eúde da tribo de Benjamim (</w:t>
       </w:r>
-      <w:hyperlink r:id="rId209">
-        <w:r>
-          <w:rPr>
-            <w:lang w:val="pt_PT" w:bidi="pt_PT"/>
-          </w:rPr>
-          <w:rPr>
-            <w:color w:val="0000EE"/>
-            <w:u w:val="single"/>
-          </w:rPr>
-          <w:t>1Cr 8.7</w:t>
-        </w:r>
-      </w:hyperlink>
+      <w:r>
+        <w:rPr>
+          <w:lang w:val="pt_PT" w:bidi="pt_PT"/>
+        </w:rPr>
+        <w:t>1Cr 8.7</w:t>
+      </w:r>
       <w:r>
         <w:rPr>
           <w:lang w:val="pt_PT" w:bidi="pt_PT"/>
@@ -7895,54 +6641,36 @@
         </w:rPr>
         <w:t>4. Um filho de Abinadabe que morreu enquanto ajudava a transportar a Arca da Aliança quando ela foi devolvida pelos filisteus (</w:t>
       </w:r>
-      <w:hyperlink r:id="rId204">
-        <w:r>
-          <w:rPr>
-            <w:lang w:val="pt_PT" w:bidi="pt_PT"/>
-          </w:rPr>
-          <w:rPr>
-            <w:color w:val="0000EE"/>
-            <w:u w:val="single"/>
-          </w:rPr>
-          <w:t>2Sm 6.1–8</w:t>
-        </w:r>
-      </w:hyperlink>
+      <w:r>
+        <w:rPr>
+          <w:lang w:val="pt_PT" w:bidi="pt_PT"/>
+        </w:rPr>
+        <w:t>2Sm 6.1–8</w:t>
+      </w:r>
       <w:r>
         <w:rPr>
           <w:lang w:val="pt_PT" w:bidi="pt_PT"/>
         </w:rPr>
         <w:t xml:space="preserve">; </w:t>
       </w:r>
-      <w:hyperlink r:id="rId205">
-        <w:r>
-          <w:rPr>
-            <w:lang w:val="pt_PT" w:bidi="pt_PT"/>
-          </w:rPr>
-          <w:rPr>
-            <w:color w:val="0000EE"/>
-            <w:u w:val="single"/>
-          </w:rPr>
-          <w:t>1Cr 13.7–11</w:t>
-        </w:r>
-      </w:hyperlink>
+      <w:r>
+        <w:rPr>
+          <w:lang w:val="pt_PT" w:bidi="pt_PT"/>
+        </w:rPr>
+        <w:t>1Cr 13.7–11</w:t>
+      </w:r>
       <w:r>
         <w:rPr>
           <w:lang w:val="pt_PT" w:bidi="pt_PT"/>
         </w:rPr>
         <w:t xml:space="preserve">). Uzá foi morto pelo Senhor porque estendeu a mão e segurou a arca ao tentar estabilizá-la. Esta ação foi contra as instruções de </w:t>
       </w:r>
-      <w:hyperlink r:id="rId206">
-        <w:r>
-          <w:rPr>
-            <w:lang w:val="pt_PT" w:bidi="pt_PT"/>
-          </w:rPr>
-          <w:rPr>
-            <w:color w:val="0000EE"/>
-            <w:u w:val="single"/>
-          </w:rPr>
-          <w:t>Números 4.15</w:t>
-        </w:r>
-      </w:hyperlink>
+      <w:r>
+        <w:rPr>
+          <w:lang w:val="pt_PT" w:bidi="pt_PT"/>
+        </w:rPr>
+        <w:t>Números 4.15</w:t>
+      </w:r>
       <w:r>
         <w:rPr>
           <w:lang w:val="pt_PT" w:bidi="pt_PT"/>
@@ -7963,36 +6691,24 @@
         </w:rPr>
         <w:t>5. Antepassado de uma família de servos do templo que retornou a Jerusalém com Zorobabel após o exílio (</w:t>
       </w:r>
-      <w:hyperlink r:id="rId210">
-        <w:r>
-          <w:rPr>
-            <w:lang w:val="pt_PT" w:bidi="pt_PT"/>
-          </w:rPr>
-          <w:rPr>
-            <w:color w:val="0000EE"/>
-            <w:u w:val="single"/>
-          </w:rPr>
-          <w:t>Ed 2.49</w:t>
-        </w:r>
-      </w:hyperlink>
+      <w:r>
+        <w:rPr>
+          <w:lang w:val="pt_PT" w:bidi="pt_PT"/>
+        </w:rPr>
+        <w:t>Ed 2.49</w:t>
+      </w:r>
       <w:r>
         <w:rPr>
           <w:lang w:val="pt_PT" w:bidi="pt_PT"/>
         </w:rPr>
         <w:t xml:space="preserve">; </w:t>
       </w:r>
-      <w:hyperlink r:id="rId211">
-        <w:r>
-          <w:rPr>
-            <w:lang w:val="pt_PT" w:bidi="pt_PT"/>
-          </w:rPr>
-          <w:rPr>
-            <w:color w:val="0000EE"/>
-            <w:u w:val="single"/>
-          </w:rPr>
-          <w:t>Ne 7.51</w:t>
-        </w:r>
-      </w:hyperlink>
+      <w:r>
+        <w:rPr>
+          <w:lang w:val="pt_PT" w:bidi="pt_PT"/>
+        </w:rPr>
+        <w:t>Ne 7.51</w:t>
+      </w:r>
       <w:r>
         <w:rPr>
           <w:lang w:val="pt_PT" w:bidi="pt_PT"/>
@@ -8047,18 +6763,12 @@
         </w:rPr>
         <w:t>Pai de Palal, um reparador do muro de Jerusalém durante os dias de Neemias (</w:t>
       </w:r>
-      <w:hyperlink r:id="rId212">
-        <w:r>
-          <w:rPr>
-            <w:lang w:val="pt_PT" w:bidi="pt_PT"/>
-          </w:rPr>
-          <w:rPr>
-            <w:color w:val="0000EE"/>
-            <w:u w:val="single"/>
-          </w:rPr>
-          <w:t>Ne 3.25</w:t>
-        </w:r>
-      </w:hyperlink>
+      <w:r>
+        <w:rPr>
+          <w:lang w:val="pt_PT" w:bidi="pt_PT"/>
+        </w:rPr>
+        <w:t>Ne 3.25</w:t>
+      </w:r>
       <w:r>
         <w:rPr>
           <w:lang w:val="pt_PT" w:bidi="pt_PT"/>
@@ -8113,18 +6823,12 @@
         </w:rPr>
         <w:t>Local mencionado junto com Dã e Javã em uma passagem obscura (</w:t>
       </w:r>
-      <w:hyperlink r:id="rId213">
-        <w:r>
-          <w:rPr>
-            <w:lang w:val="pt_PT" w:bidi="pt_PT"/>
-          </w:rPr>
-          <w:rPr>
-            <w:color w:val="0000EE"/>
-            <w:u w:val="single"/>
-          </w:rPr>
-          <w:t>Ez 27.19</w:t>
-        </w:r>
-      </w:hyperlink>
+      <w:r>
+        <w:rPr>
+          <w:lang w:val="pt_PT" w:bidi="pt_PT"/>
+        </w:rPr>
+        <w:t>Ez 27.19</w:t>
+      </w:r>
       <w:r>
         <w:rPr>
           <w:lang w:val="pt_PT" w:bidi="pt_PT"/>
@@ -8179,36 +6883,24 @@
         </w:rPr>
         <w:t>Filho de Joctã, um descendente de Éber através da linhagem de Sem (</w:t>
       </w:r>
-      <w:hyperlink r:id="rId214">
-        <w:r>
-          <w:rPr>
-            <w:lang w:val="pt_PT" w:bidi="pt_PT"/>
-          </w:rPr>
-          <w:rPr>
-            <w:color w:val="0000EE"/>
-            <w:u w:val="single"/>
-          </w:rPr>
-          <w:t>Gn 10.27</w:t>
-        </w:r>
-      </w:hyperlink>
+      <w:r>
+        <w:rPr>
+          <w:lang w:val="pt_PT" w:bidi="pt_PT"/>
+        </w:rPr>
+        <w:t>Gn 10.27</w:t>
+      </w:r>
       <w:r>
         <w:rPr>
           <w:lang w:val="pt_PT" w:bidi="pt_PT"/>
         </w:rPr>
         <w:t xml:space="preserve">; </w:t>
       </w:r>
-      <w:hyperlink r:id="rId215">
-        <w:r>
-          <w:rPr>
-            <w:lang w:val="pt_PT" w:bidi="pt_PT"/>
-          </w:rPr>
-          <w:rPr>
-            <w:color w:val="0000EE"/>
-            <w:u w:val="single"/>
-          </w:rPr>
-          <w:t>1Cr 1.21</w:t>
-        </w:r>
-      </w:hyperlink>
+      <w:r>
+        <w:rPr>
+          <w:lang w:val="pt_PT" w:bidi="pt_PT"/>
+        </w:rPr>
+        <w:t>1Cr 1.21</w:t>
+      </w:r>
       <w:r>
         <w:rPr>
           <w:lang w:val="pt_PT" w:bidi="pt_PT"/>
@@ -8263,18 +6955,12 @@
         </w:rPr>
         <w:t>Uma cidade construída por Seerá, que era filha ou neta de Efraim (</w:t>
       </w:r>
-      <w:hyperlink r:id="rId216">
-        <w:r>
-          <w:rPr>
-            <w:lang w:val="pt_PT" w:bidi="pt_PT"/>
-          </w:rPr>
-          <w:rPr>
-            <w:color w:val="0000EE"/>
-            <w:u w:val="single"/>
-          </w:rPr>
-          <w:t>1Cr 7.24</w:t>
-        </w:r>
-      </w:hyperlink>
+      <w:r>
+        <w:rPr>
+          <w:lang w:val="pt_PT" w:bidi="pt_PT"/>
+        </w:rPr>
+        <w:t>1Cr 7.24</w:t>
+      </w:r>
       <w:r>
         <w:rPr>
           <w:lang w:val="pt_PT" w:bidi="pt_PT"/>
@@ -8337,36 +7023,24 @@
         </w:rPr>
         <w:t>Um descendente de Eleazar, um ancestral direto dos sumos sacerdotes. No entanto, ele nunca serviu como sumo sacerdote (</w:t>
       </w:r>
-      <w:hyperlink r:id="rId217">
-        <w:r>
-          <w:rPr>
-            <w:lang w:val="pt_PT" w:bidi="pt_PT"/>
-          </w:rPr>
-          <w:rPr>
-            <w:color w:val="0000EE"/>
-            <w:u w:val="single"/>
-          </w:rPr>
-          <w:t>1Cr 6.5–6,51</w:t>
-        </w:r>
-      </w:hyperlink>
+      <w:r>
+        <w:rPr>
+          <w:lang w:val="pt_PT" w:bidi="pt_PT"/>
+        </w:rPr>
+        <w:t>1Cr 6.5–6,51</w:t>
+      </w:r>
       <w:r>
         <w:rPr>
           <w:lang w:val="pt_PT" w:bidi="pt_PT"/>
         </w:rPr>
         <w:t>). Ele é listado como filho de Buqui e pai de Zeraías. Ele foi um ancestral de Zadoque e, mais tarde, de Esdras (</w:t>
       </w:r>
-      <w:hyperlink r:id="rId218">
-        <w:r>
-          <w:rPr>
-            <w:lang w:val="pt_PT" w:bidi="pt_PT"/>
-          </w:rPr>
-          <w:rPr>
-            <w:color w:val="0000EE"/>
-            <w:u w:val="single"/>
-          </w:rPr>
-          <w:t>Ed 7.4</w:t>
-        </w:r>
-      </w:hyperlink>
+      <w:r>
+        <w:rPr>
+          <w:lang w:val="pt_PT" w:bidi="pt_PT"/>
+        </w:rPr>
+        <w:t>Ed 7.4</w:t>
+      </w:r>
       <w:r>
         <w:rPr>
           <w:lang w:val="pt_PT" w:bidi="pt_PT"/>
@@ -8391,18 +7065,12 @@
         </w:rPr>
         <w:t>Um chefe de clã e poderoso guerreiro da tribo de Issacar. Ele foi um dos seis filhos de Tola e pai de Izraías, que se tornou chefe de clã depois dele (</w:t>
       </w:r>
-      <w:hyperlink r:id="rId219">
-        <w:r>
-          <w:rPr>
-            <w:lang w:val="pt_PT" w:bidi="pt_PT"/>
-          </w:rPr>
-          <w:rPr>
-            <w:color w:val="0000EE"/>
-            <w:u w:val="single"/>
-          </w:rPr>
-          <w:t>1Cr 7.2–3</w:t>
-        </w:r>
-      </w:hyperlink>
+      <w:r>
+        <w:rPr>
+          <w:lang w:val="pt_PT" w:bidi="pt_PT"/>
+        </w:rPr>
+        <w:t>1Cr 7.2–3</w:t>
+      </w:r>
       <w:r>
         <w:rPr>
           <w:lang w:val="pt_PT" w:bidi="pt_PT"/>
@@ -8427,18 +7095,12 @@
         </w:rPr>
         <w:t>Um chefe de clã e poderoso guerreiro da tribo de Benjamim, listado como um dos filhos de Bela (</w:t>
       </w:r>
-      <w:hyperlink r:id="rId220">
-        <w:r>
-          <w:rPr>
-            <w:lang w:val="pt_PT" w:bidi="pt_PT"/>
-          </w:rPr>
-          <w:rPr>
-            <w:color w:val="0000EE"/>
-            <w:u w:val="single"/>
-          </w:rPr>
-          <w:t>1Cr 7.7</w:t>
-        </w:r>
-      </w:hyperlink>
+      <w:r>
+        <w:rPr>
+          <w:lang w:val="pt_PT" w:bidi="pt_PT"/>
+        </w:rPr>
+        <w:t>1Cr 7.7</w:t>
+      </w:r>
       <w:r>
         <w:rPr>
           <w:lang w:val="pt_PT" w:bidi="pt_PT"/>
@@ -8463,18 +7125,12 @@
         </w:rPr>
         <w:t>O chefe de um dos clãs benjaminitas que retornaram da Babilônia, listado como filho de Micri e pai de Elá (</w:t>
       </w:r>
-      <w:hyperlink r:id="rId221">
-        <w:r>
-          <w:rPr>
-            <w:lang w:val="pt_PT" w:bidi="pt_PT"/>
-          </w:rPr>
-          <w:rPr>
-            <w:color w:val="0000EE"/>
-            <w:u w:val="single"/>
-          </w:rPr>
-          <w:t>1Cr 9.8</w:t>
-        </w:r>
-      </w:hyperlink>
+      <w:r>
+        <w:rPr>
+          <w:lang w:val="pt_PT" w:bidi="pt_PT"/>
+        </w:rPr>
+        <w:t>1Cr 9.8</w:t>
+      </w:r>
       <w:r>
         <w:rPr>
           <w:lang w:val="pt_PT" w:bidi="pt_PT"/>
@@ -8499,18 +7155,12 @@
         </w:rPr>
         <w:t>Um dos líderes dos levitas em Jerusalém, listado como filho de Bani do clã de Asafe (</w:t>
       </w:r>
-      <w:hyperlink r:id="rId222">
-        <w:r>
-          <w:rPr>
-            <w:lang w:val="pt_PT" w:bidi="pt_PT"/>
-          </w:rPr>
-          <w:rPr>
-            <w:color w:val="0000EE"/>
-            <w:u w:val="single"/>
-          </w:rPr>
-          <w:t>Ne 11.22</w:t>
-        </w:r>
-      </w:hyperlink>
+      <w:r>
+        <w:rPr>
+          <w:lang w:val="pt_PT" w:bidi="pt_PT"/>
+        </w:rPr>
+        <w:t>Ne 11.22</w:t>
+      </w:r>
       <w:r>
         <w:rPr>
           <w:lang w:val="pt_PT" w:bidi="pt_PT"/>
@@ -8535,18 +7185,12 @@
         </w:rPr>
         <w:t>O chefe da casa sacerdotal de Jedaías durante os dias de Joaquim, o sumo sacerdote (</w:t>
       </w:r>
-      <w:hyperlink r:id="rId223">
-        <w:r>
-          <w:rPr>
-            <w:lang w:val="pt_PT" w:bidi="pt_PT"/>
-          </w:rPr>
-          <w:rPr>
-            <w:color w:val="0000EE"/>
-            <w:u w:val="single"/>
-          </w:rPr>
-          <w:t>Ne 12.19</w:t>
-        </w:r>
-      </w:hyperlink>
+      <w:r>
+        <w:rPr>
+          <w:lang w:val="pt_PT" w:bidi="pt_PT"/>
+        </w:rPr>
+        <w:t>Ne 12.19</w:t>
+      </w:r>
       <w:r>
         <w:rPr>
           <w:lang w:val="pt_PT" w:bidi="pt_PT"/>
@@ -8571,18 +7215,12 @@
         </w:rPr>
         <w:t>Um dos sacerdotes (ou levitas) que ajudou a dedicar o templo reconstruído (</w:t>
       </w:r>
-      <w:hyperlink r:id="rId224">
-        <w:r>
-          <w:rPr>
-            <w:lang w:val="pt_PT" w:bidi="pt_PT"/>
-          </w:rPr>
-          <w:rPr>
-            <w:color w:val="0000EE"/>
-            <w:u w:val="single"/>
-          </w:rPr>
-          <w:t>Ne 12.42</w:t>
-        </w:r>
-      </w:hyperlink>
+      <w:r>
+        <w:rPr>
+          <w:lang w:val="pt_PT" w:bidi="pt_PT"/>
+        </w:rPr>
+        <w:t>Ne 12.42</w:t>
+      </w:r>
       <w:r>
         <w:rPr>
           <w:lang w:val="pt_PT" w:bidi="pt_PT"/>
@@ -8637,18 +7275,12 @@
         </w:rPr>
         <w:t>Um dos valentes de Davi (</w:t>
       </w:r>
-      <w:hyperlink r:id="rId225">
-        <w:r>
-          <w:rPr>
-            <w:lang w:val="pt_PT" w:bidi="pt_PT"/>
-          </w:rPr>
-          <w:rPr>
-            <w:color w:val="0000EE"/>
-            <w:u w:val="single"/>
-          </w:rPr>
-          <w:t>1Cr 11.44</w:t>
-        </w:r>
-      </w:hyperlink>
+      <w:r>
+        <w:rPr>
+          <w:lang w:val="pt_PT" w:bidi="pt_PT"/>
+        </w:rPr>
+        <w:t>1Cr 11.44</w:t>
+      </w:r>
       <w:r>
         <w:rPr>
           <w:lang w:val="pt_PT" w:bidi="pt_PT"/>
@@ -8703,54 +7335,36 @@
         </w:rPr>
         <w:t xml:space="preserve">1. Rei de Judá por volta de 792 a 740 a.C. (cf. </w:t>
       </w:r>
-      <w:hyperlink r:id="rId226">
-        <w:r>
-          <w:rPr>
-            <w:lang w:val="pt_PT" w:bidi="pt_PT"/>
-          </w:rPr>
-          <w:rPr>
-            <w:color w:val="0000EE"/>
-            <w:u w:val="single"/>
-          </w:rPr>
-          <w:t>2Rs 14.21–22</w:t>
-        </w:r>
-      </w:hyperlink>
+      <w:r>
+        <w:rPr>
+          <w:lang w:val="pt_PT" w:bidi="pt_PT"/>
+        </w:rPr>
+        <w:t>2Rs 14.21–22</w:t>
+      </w:r>
       <w:r>
         <w:rPr>
           <w:lang w:val="pt_PT" w:bidi="pt_PT"/>
         </w:rPr>
         <w:t xml:space="preserve">; </w:t>
       </w:r>
-      <w:hyperlink r:id="rId227">
-        <w:r>
-          <w:rPr>
-            <w:lang w:val="pt_PT" w:bidi="pt_PT"/>
-          </w:rPr>
-          <w:rPr>
-            <w:color w:val="0000EE"/>
-            <w:u w:val="single"/>
-          </w:rPr>
-          <w:t>15.1–7</w:t>
-        </w:r>
-      </w:hyperlink>
+      <w:r>
+        <w:rPr>
+          <w:lang w:val="pt_PT" w:bidi="pt_PT"/>
+        </w:rPr>
+        <w:t>15.1–7</w:t>
+      </w:r>
       <w:r>
         <w:rPr>
           <w:lang w:val="pt_PT" w:bidi="pt_PT"/>
         </w:rPr>
         <w:t xml:space="preserve">; </w:t>
       </w:r>
-      <w:hyperlink r:id="rId228">
-        <w:r>
-          <w:rPr>
-            <w:lang w:val="pt_PT" w:bidi="pt_PT"/>
-          </w:rPr>
-          <w:rPr>
-            <w:color w:val="0000EE"/>
-            <w:u w:val="single"/>
-          </w:rPr>
-          <w:t>2Cr 26.1–23</w:t>
-        </w:r>
-      </w:hyperlink>
+      <w:r>
+        <w:rPr>
+          <w:lang w:val="pt_PT" w:bidi="pt_PT"/>
+        </w:rPr>
+        <w:t>2Cr 26.1–23</w:t>
+      </w:r>
       <w:r>
         <w:rPr>
           <w:lang w:val="pt_PT" w:bidi="pt_PT"/>
@@ -8771,54 +7385,36 @@
         </w:rPr>
         <w:t>Uzias era uma pessoa capaz, enérgica e bem organizada, com muitos interesses diversos. O Senhor o abençoou em todas as suas empreitadas, de modo que prosperou. Ele é caracterizado como alguém que “fez o que era certo aos olhos do Senhor” (</w:t>
       </w:r>
-      <w:hyperlink r:id="rId229">
-        <w:r>
-          <w:rPr>
-            <w:lang w:val="pt_PT" w:bidi="pt_PT"/>
-          </w:rPr>
-          <w:rPr>
-            <w:color w:val="0000EE"/>
-            <w:u w:val="single"/>
-          </w:rPr>
-          <w:t>2Rs 15.3</w:t>
-        </w:r>
-      </w:hyperlink>
+      <w:r>
+        <w:rPr>
+          <w:lang w:val="pt_PT" w:bidi="pt_PT"/>
+        </w:rPr>
+        <w:t>2Rs 15.3</w:t>
+      </w:r>
       <w:r>
         <w:rPr>
           <w:lang w:val="pt_PT" w:bidi="pt_PT"/>
         </w:rPr>
         <w:t xml:space="preserve">; </w:t>
       </w:r>
-      <w:hyperlink r:id="rId230">
-        <w:r>
-          <w:rPr>
-            <w:lang w:val="pt_PT" w:bidi="pt_PT"/>
-          </w:rPr>
-          <w:rPr>
-            <w:color w:val="0000EE"/>
-            <w:u w:val="single"/>
-          </w:rPr>
-          <w:t>2Cr 26.4</w:t>
-        </w:r>
-      </w:hyperlink>
+      <w:r>
+        <w:rPr>
+          <w:lang w:val="pt_PT" w:bidi="pt_PT"/>
+        </w:rPr>
+        <w:t>2Cr 26.4</w:t>
+      </w:r>
       <w:r>
         <w:rPr>
           <w:lang w:val="pt_PT" w:bidi="pt_PT"/>
         </w:rPr>
         <w:t>). Ele decidiu buscar a Deus e foi até Zacarias (não o profeta pós-exílico) para instrução espiritual. Consequentemente, “enquanto buscou o Senhor, Deus o fez prosperar” (</w:t>
       </w:r>
-      <w:hyperlink r:id="rId231">
-        <w:r>
-          <w:rPr>
-            <w:lang w:val="pt_PT" w:bidi="pt_PT"/>
-          </w:rPr>
-          <w:rPr>
-            <w:color w:val="0000EE"/>
-            <w:u w:val="single"/>
-          </w:rPr>
-          <w:t>2Cr 26.5</w:t>
-        </w:r>
-      </w:hyperlink>
+      <w:r>
+        <w:rPr>
+          <w:lang w:val="pt_PT" w:bidi="pt_PT"/>
+        </w:rPr>
+        <w:t>2Cr 26.5</w:t>
+      </w:r>
       <w:r>
         <w:rPr>
           <w:lang w:val="pt_PT" w:bidi="pt_PT"/>
@@ -8839,108 +7435,72 @@
         </w:rPr>
         <w:t>Os profetas do Senhor foram ativos durante o reinado de Uzias. Isaías, Oséias e Amós iniciaram seu trabalho profético na época de Uzias (</w:t>
       </w:r>
-      <w:hyperlink r:id="rId232">
-        <w:r>
-          <w:rPr>
-            <w:lang w:val="pt_PT" w:bidi="pt_PT"/>
-          </w:rPr>
-          <w:rPr>
-            <w:color w:val="0000EE"/>
-            <w:u w:val="single"/>
-          </w:rPr>
-          <w:t>Is 1.1</w:t>
-        </w:r>
-      </w:hyperlink>
+      <w:r>
+        <w:rPr>
+          <w:lang w:val="pt_PT" w:bidi="pt_PT"/>
+        </w:rPr>
+        <w:t>Is 1.1</w:t>
+      </w:r>
       <w:r>
         <w:rPr>
           <w:lang w:val="pt_PT" w:bidi="pt_PT"/>
         </w:rPr>
         <w:t xml:space="preserve">; </w:t>
       </w:r>
-      <w:hyperlink r:id="rId233">
-        <w:r>
-          <w:rPr>
-            <w:lang w:val="pt_PT" w:bidi="pt_PT"/>
-          </w:rPr>
-          <w:rPr>
-            <w:color w:val="0000EE"/>
-            <w:u w:val="single"/>
-          </w:rPr>
-          <w:t>Os 1.1</w:t>
-        </w:r>
-      </w:hyperlink>
+      <w:r>
+        <w:rPr>
+          <w:lang w:val="pt_PT" w:bidi="pt_PT"/>
+        </w:rPr>
+        <w:t>Os 1.1</w:t>
+      </w:r>
       <w:r>
         <w:rPr>
           <w:lang w:val="pt_PT" w:bidi="pt_PT"/>
         </w:rPr>
         <w:t xml:space="preserve">; </w:t>
       </w:r>
-      <w:hyperlink r:id="rId234">
-        <w:r>
-          <w:rPr>
-            <w:lang w:val="pt_PT" w:bidi="pt_PT"/>
-          </w:rPr>
-          <w:rPr>
-            <w:color w:val="0000EE"/>
-            <w:u w:val="single"/>
-          </w:rPr>
-          <w:t>Am 1.1</w:t>
-        </w:r>
-      </w:hyperlink>
+      <w:r>
+        <w:rPr>
+          <w:lang w:val="pt_PT" w:bidi="pt_PT"/>
+        </w:rPr>
+        <w:t>Am 1.1</w:t>
+      </w:r>
       <w:r>
         <w:rPr>
           <w:lang w:val="pt_PT" w:bidi="pt_PT"/>
         </w:rPr>
         <w:t>). Uzias também foi ativo em campanhas militares. Seu principal sucesso foi contra o forte inimigo histórico de Israel, os filisteus. Ele derrubou os muros de Gate, Jâmnia e Asdode e construiu suas próprias cidades na Filístia. Ele também construiu muitas fortificações, como torres fortificadas em Jerusalém e no deserto. Ele derrotou alguns árabes e também os meunitas, e colocou os amonitas sob tributo (</w:t>
       </w:r>
-      <w:hyperlink r:id="rId235">
-        <w:r>
-          <w:rPr>
-            <w:lang w:val="pt_PT" w:bidi="pt_PT"/>
-          </w:rPr>
-          <w:rPr>
-            <w:color w:val="0000EE"/>
-            <w:u w:val="single"/>
-          </w:rPr>
-          <w:t>2Cr 27.5–8</w:t>
-        </w:r>
-      </w:hyperlink>
+      <w:r>
+        <w:rPr>
+          <w:lang w:val="pt_PT" w:bidi="pt_PT"/>
+        </w:rPr>
+        <w:t>2Cr 27.5–8</w:t>
+      </w:r>
       <w:r>
         <w:rPr>
           <w:lang w:val="pt_PT" w:bidi="pt_PT"/>
         </w:rPr>
         <w:t>). Uzias tinha um exército "apto para a guerra", que foi recrutado de acordo com o censo e organizado em divisões. Havia 2.600 oficiais e 307.500 homens de combate que podiam travar guerra com grande poder. O exército estava bem equipado, com armas como lanças, arcos e pedras de funda, e com equipamentos defensivos, incluindo escudos, capacetes e couraças (</w:t>
       </w:r>
-      <w:hyperlink r:id="rId236">
-        <w:r>
-          <w:rPr>
-            <w:lang w:val="pt_PT" w:bidi="pt_PT"/>
-          </w:rPr>
-          <w:rPr>
-            <w:color w:val="0000EE"/>
-            <w:u w:val="single"/>
-          </w:rPr>
-          <w:t>2Cr 26.14</w:t>
-        </w:r>
-      </w:hyperlink>
+      <w:r>
+        <w:rPr>
+          <w:lang w:val="pt_PT" w:bidi="pt_PT"/>
+        </w:rPr>
+        <w:t>2Cr 26.14</w:t>
+      </w:r>
       <w:r>
         <w:rPr>
           <w:lang w:val="pt_PT" w:bidi="pt_PT"/>
         </w:rPr>
         <w:t xml:space="preserve">). </w:t>
       </w:r>
-      <w:hyperlink r:id="rId237">
-        <w:r>
-          <w:rPr>
-            <w:lang w:val="pt_PT" w:bidi="pt_PT"/>
-          </w:rPr>
-          <w:rPr>
-            <w:color w:val="0000EE"/>
-            <w:u w:val="single"/>
-          </w:rPr>
-          <w:t>2 Crônicas 26.15</w:t>
-        </w:r>
-      </w:hyperlink>
+      <w:r>
+        <w:rPr>
+          <w:lang w:val="pt_PT" w:bidi="pt_PT"/>
+        </w:rPr>
+        <w:t>2 Crônicas 26.15</w:t>
+      </w:r>
       <w:r>
         <w:rPr>
           <w:lang w:val="pt_PT" w:bidi="pt_PT"/>
@@ -8961,18 +7521,12 @@
         </w:rPr>
         <w:t xml:space="preserve">Mas Uzias teve uma queda triste. Como </w:t>
       </w:r>
-      <w:hyperlink r:id="rId238">
-        <w:r>
-          <w:rPr>
-            <w:lang w:val="pt_PT" w:bidi="pt_PT"/>
-          </w:rPr>
-          <w:rPr>
-            <w:color w:val="0000EE"/>
-            <w:u w:val="single"/>
-          </w:rPr>
-          <w:t>Provérbios 16.18</w:t>
-        </w:r>
-      </w:hyperlink>
+      <w:r>
+        <w:rPr>
+          <w:lang w:val="pt_PT" w:bidi="pt_PT"/>
+        </w:rPr>
+        <w:t>Provérbios 16.18</w:t>
+      </w:r>
       <w:r>
         <w:rPr>
           <w:lang w:val="pt_PT" w:bidi="pt_PT"/>
@@ -8993,18 +7547,12 @@
         </w:rPr>
         <w:t>2. Levita coatita e antepassado de Samuel (</w:t>
       </w:r>
-      <w:hyperlink r:id="rId164">
-        <w:r>
-          <w:rPr>
-            <w:lang w:val="pt_PT" w:bidi="pt_PT"/>
-          </w:rPr>
-          <w:rPr>
-            <w:color w:val="0000EE"/>
-            <w:u w:val="single"/>
-          </w:rPr>
-          <w:t>1Cr 6.24</w:t>
-        </w:r>
-      </w:hyperlink>
+      <w:r>
+        <w:rPr>
+          <w:lang w:val="pt_PT" w:bidi="pt_PT"/>
+        </w:rPr>
+        <w:t>1Cr 6.24</w:t>
+      </w:r>
       <w:r>
         <w:rPr>
           <w:lang w:val="pt_PT" w:bidi="pt_PT"/>
@@ -9025,18 +7573,12 @@
         </w:rPr>
         <w:t>3. Pai de Jônatas, tesoureiro de Davi (</w:t>
       </w:r>
-      <w:hyperlink r:id="rId239">
-        <w:r>
-          <w:rPr>
-            <w:lang w:val="pt_PT" w:bidi="pt_PT"/>
-          </w:rPr>
-          <w:rPr>
-            <w:color w:val="0000EE"/>
-            <w:u w:val="single"/>
-          </w:rPr>
-          <w:t>1Cr 27.25</w:t>
-        </w:r>
-      </w:hyperlink>
+      <w:r>
+        <w:rPr>
+          <w:lang w:val="pt_PT" w:bidi="pt_PT"/>
+        </w:rPr>
+        <w:t>1Cr 27.25</w:t>
+      </w:r>
       <w:r>
         <w:rPr>
           <w:lang w:val="pt_PT" w:bidi="pt_PT"/>
@@ -9057,41 +7599,17 @@
         </w:rPr>
         <w:t>4. Um dos cinco filhos de Harim que foi encorajado por Esdras a se divorciar de sua esposa estrangeira durante o período pós-exílico (</w:t>
       </w:r>
-      <w:hyperlink r:id="rId240">
-        <w:r>
-          <w:rPr>
-            <w:lang w:val="pt_PT" w:bidi="pt_PT"/>
-          </w:rPr>
-          <w:rPr>
-            <w:color w:val="0000EE"/>
-            <w:u w:val="single"/>
-          </w:rPr>
-          <w:t>Ed 10.21</w:t>
-        </w:r>
-      </w:hyperlink>
-      <w:r>
-        <w:rPr>
-          <w:lang w:val="pt_PT" w:bidi="pt_PT"/>
-        </w:rPr>
-        <w:t xml:space="preserve">; </w:t>
-      </w:r>
-      <w:hyperlink r:id="rId241">
-        <w:r>
-          <w:rPr>
-            <w:lang w:val="pt_PT" w:bidi="pt_PT"/>
-          </w:rPr>
-          <w:rPr>
-            <w:color w:val="0000EE"/>
-            <w:u w:val="single"/>
-          </w:rPr>
-          <w:t>1Es 9.21</w:t>
-        </w:r>
-      </w:hyperlink>
-      <w:r>
-        <w:rPr>
-          <w:lang w:val="pt_PT" w:bidi="pt_PT"/>
-        </w:rPr>
-        <w:t>).</w:t>
+      <w:r>
+        <w:rPr>
+          <w:lang w:val="pt_PT" w:bidi="pt_PT"/>
+        </w:rPr>
+        <w:t>Ed 10.21</w:t>
+      </w:r>
+      <w:r>
+        <w:rPr>
+          <w:lang w:val="pt_PT" w:bidi="pt_PT"/>
+        </w:rPr>
+        <w:t>; 1Es 9.21).</w:t>
       </w:r>
     </w:p>
     <w:p>
@@ -9107,18 +7625,12 @@
         </w:rPr>
         <w:t>5. Descendente de Perez, ou Peres, da tribo de Judá (</w:t>
       </w:r>
-      <w:hyperlink r:id="rId242">
-        <w:r>
-          <w:rPr>
-            <w:lang w:val="pt_PT" w:bidi="pt_PT"/>
-          </w:rPr>
-          <w:rPr>
-            <w:color w:val="0000EE"/>
-            <w:u w:val="single"/>
-          </w:rPr>
-          <w:t>Ne 11.4</w:t>
-        </w:r>
-      </w:hyperlink>
+      <w:r>
+        <w:rPr>
+          <w:lang w:val="pt_PT" w:bidi="pt_PT"/>
+        </w:rPr>
+        <w:t>Ne 11.4</w:t>
+      </w:r>
       <w:r>
         <w:rPr>
           <w:lang w:val="pt_PT" w:bidi="pt_PT"/>
@@ -9181,126 +7693,84 @@
         </w:rPr>
         <w:t>O filho mais novo de Coate da tribo de Levi. Uziel tornou-se o líder do grupo familiar Uzielita dentro do clã maior dos Coatitas (</w:t>
       </w:r>
-      <w:hyperlink r:id="rId243">
-        <w:r>
-          <w:rPr>
-            <w:lang w:val="pt_PT" w:bidi="pt_PT"/>
-          </w:rPr>
-          <w:rPr>
-            <w:color w:val="0000EE"/>
-            <w:u w:val="single"/>
-          </w:rPr>
-          <w:t>Êx 6.18</w:t>
-        </w:r>
-      </w:hyperlink>
+      <w:r>
+        <w:rPr>
+          <w:lang w:val="pt_PT" w:bidi="pt_PT"/>
+        </w:rPr>
+        <w:t>Êx 6.18</w:t>
+      </w:r>
       <w:r>
         <w:rPr>
           <w:lang w:val="pt_PT" w:bidi="pt_PT"/>
         </w:rPr>
         <w:t xml:space="preserve">; </w:t>
       </w:r>
-      <w:hyperlink r:id="rId244">
-        <w:r>
-          <w:rPr>
-            <w:lang w:val="pt_PT" w:bidi="pt_PT"/>
-          </w:rPr>
-          <w:rPr>
-            <w:color w:val="0000EE"/>
-            <w:u w:val="single"/>
-          </w:rPr>
-          <w:t>Nm 3.19,27,30</w:t>
-        </w:r>
-      </w:hyperlink>
+      <w:r>
+        <w:rPr>
+          <w:lang w:val="pt_PT" w:bidi="pt_PT"/>
+        </w:rPr>
+        <w:t>Nm 3.19,27,30</w:t>
+      </w:r>
       <w:r>
         <w:rPr>
           <w:lang w:val="pt_PT" w:bidi="pt_PT"/>
         </w:rPr>
         <w:t xml:space="preserve">; </w:t>
       </w:r>
-      <w:hyperlink r:id="rId245">
-        <w:r>
-          <w:rPr>
-            <w:lang w:val="pt_PT" w:bidi="pt_PT"/>
-          </w:rPr>
-          <w:rPr>
-            <w:color w:val="0000EE"/>
-            <w:u w:val="single"/>
-          </w:rPr>
-          <w:t>1Cr 26.23</w:t>
-        </w:r>
-      </w:hyperlink>
+      <w:r>
+        <w:rPr>
+          <w:lang w:val="pt_PT" w:bidi="pt_PT"/>
+        </w:rPr>
+        <w:t>1Cr 26.23</w:t>
+      </w:r>
       <w:r>
         <w:rPr>
           <w:lang w:val="pt_PT" w:bidi="pt_PT"/>
         </w:rPr>
         <w:t>). Ele era tio de Arão, e seus filhos Misael e Elzafã carregaram os corpos de Nadabe e Abiú para fora do acampamento depois que desobedeceram à autoridade de Arão (</w:t>
       </w:r>
-      <w:hyperlink r:id="rId246">
-        <w:r>
-          <w:rPr>
-            <w:lang w:val="pt_PT" w:bidi="pt_PT"/>
-          </w:rPr>
-          <w:rPr>
-            <w:color w:val="0000EE"/>
-            <w:u w:val="single"/>
-          </w:rPr>
-          <w:t>Êx 6.22</w:t>
-        </w:r>
-      </w:hyperlink>
+      <w:r>
+        <w:rPr>
+          <w:lang w:val="pt_PT" w:bidi="pt_PT"/>
+        </w:rPr>
+        <w:t>Êx 6.22</w:t>
+      </w:r>
       <w:r>
         <w:rPr>
           <w:lang w:val="pt_PT" w:bidi="pt_PT"/>
         </w:rPr>
         <w:t xml:space="preserve">; </w:t>
       </w:r>
-      <w:hyperlink r:id="rId247">
-        <w:r>
-          <w:rPr>
-            <w:lang w:val="pt_PT" w:bidi="pt_PT"/>
-          </w:rPr>
-          <w:rPr>
-            <w:color w:val="0000EE"/>
-            <w:u w:val="single"/>
-          </w:rPr>
-          <w:t>Lv 10.4</w:t>
-        </w:r>
-      </w:hyperlink>
+      <w:r>
+        <w:rPr>
+          <w:lang w:val="pt_PT" w:bidi="pt_PT"/>
+        </w:rPr>
+        <w:t>Lv 10.4</w:t>
+      </w:r>
       <w:r>
         <w:rPr>
           <w:lang w:val="pt_PT" w:bidi="pt_PT"/>
         </w:rPr>
         <w:t>). Vários de seus descendentes foram importantes na história de Israel. Aminadabe liderou a cerimônia quando Davi moveu a arca para Jerusalém (</w:t>
       </w:r>
-      <w:hyperlink r:id="rId248">
-        <w:r>
-          <w:rPr>
-            <w:lang w:val="pt_PT" w:bidi="pt_PT"/>
-          </w:rPr>
-          <w:rPr>
-            <w:color w:val="0000EE"/>
-            <w:u w:val="single"/>
-          </w:rPr>
-          <w:t>1Cr 15.10</w:t>
-        </w:r>
-      </w:hyperlink>
+      <w:r>
+        <w:rPr>
+          <w:lang w:val="pt_PT" w:bidi="pt_PT"/>
+        </w:rPr>
+        <w:t>1Cr 15.10</w:t>
+      </w:r>
       <w:r>
         <w:rPr>
           <w:lang w:val="pt_PT" w:bidi="pt_PT"/>
         </w:rPr>
         <w:t>). Miquéias e Issias foram líderes entre os levitas durante o reinado do Rei Salomão (</w:t>
       </w:r>
-      <w:hyperlink r:id="rId249">
-        <w:r>
-          <w:rPr>
-            <w:lang w:val="pt_PT" w:bidi="pt_PT"/>
-          </w:rPr>
-          <w:rPr>
-            <w:color w:val="0000EE"/>
-            <w:u w:val="single"/>
-          </w:rPr>
-          <w:t>1Cr 23.20</w:t>
-        </w:r>
-      </w:hyperlink>
+      <w:r>
+        <w:rPr>
+          <w:lang w:val="pt_PT" w:bidi="pt_PT"/>
+        </w:rPr>
+        <w:t>1Cr 23.20</w:t>
+      </w:r>
       <w:r>
         <w:rPr>
           <w:lang w:val="pt_PT" w:bidi="pt_PT"/>
@@ -9325,18 +7795,12 @@
         </w:rPr>
         <w:t>O filho de Isi foi um dos líderes dos guerreiros simeonitas. Esses guerreiros derrotaram os amalequitas em Seir durante o reinado de Ezequias (</w:t>
       </w:r>
-      <w:hyperlink r:id="rId250">
-        <w:r>
-          <w:rPr>
-            <w:lang w:val="pt_PT" w:bidi="pt_PT"/>
-          </w:rPr>
-          <w:rPr>
-            <w:color w:val="0000EE"/>
-            <w:u w:val="single"/>
-          </w:rPr>
-          <w:t>1Cr 4.42</w:t>
-        </w:r>
-      </w:hyperlink>
+      <w:r>
+        <w:rPr>
+          <w:lang w:val="pt_PT" w:bidi="pt_PT"/>
+        </w:rPr>
+        <w:t>1Cr 4.42</w:t>
+      </w:r>
       <w:r>
         <w:rPr>
           <w:lang w:val="pt_PT" w:bidi="pt_PT"/>
@@ -9361,18 +7825,12 @@
         </w:rPr>
         <w:t>Um chefe de clã benjaminita que é listado como filho de Bela, filho de Benjamim (</w:t>
       </w:r>
-      <w:hyperlink r:id="rId220">
-        <w:r>
-          <w:rPr>
-            <w:lang w:val="pt_PT" w:bidi="pt_PT"/>
-          </w:rPr>
-          <w:rPr>
-            <w:color w:val="0000EE"/>
-            <w:u w:val="single"/>
-          </w:rPr>
-          <w:t>1Cr 7.7</w:t>
-        </w:r>
-      </w:hyperlink>
+      <w:r>
+        <w:rPr>
+          <w:lang w:val="pt_PT" w:bidi="pt_PT"/>
+        </w:rPr>
+        <w:t>1Cr 7.7</w:t>
+      </w:r>
       <w:r>
         <w:rPr>
           <w:lang w:val="pt_PT" w:bidi="pt_PT"/>
@@ -9397,36 +7855,24 @@
         </w:rPr>
         <w:t>O filho de Hemã do clã levita de Asafe (</w:t>
       </w:r>
-      <w:hyperlink r:id="rId251">
-        <w:r>
-          <w:rPr>
-            <w:lang w:val="pt_PT" w:bidi="pt_PT"/>
-          </w:rPr>
-          <w:rPr>
-            <w:color w:val="0000EE"/>
-            <w:u w:val="single"/>
-          </w:rPr>
-          <w:t>1Cr 25.4</w:t>
-        </w:r>
-      </w:hyperlink>
+      <w:r>
+        <w:rPr>
+          <w:lang w:val="pt_PT" w:bidi="pt_PT"/>
+        </w:rPr>
+        <w:t>1Cr 25.4</w:t>
+      </w:r>
       <w:r>
         <w:rPr>
           <w:lang w:val="pt_PT" w:bidi="pt_PT"/>
         </w:rPr>
         <w:t>). Ele também é chamado de Azarel (</w:t>
       </w:r>
-      <w:hyperlink r:id="rId252">
-        <w:r>
-          <w:rPr>
-            <w:lang w:val="pt_PT" w:bidi="pt_PT"/>
-          </w:rPr>
-          <w:rPr>
-            <w:color w:val="0000EE"/>
-            <w:u w:val="single"/>
-          </w:rPr>
-          <w:t>1Cr 25.18</w:t>
-        </w:r>
-      </w:hyperlink>
+      <w:r>
+        <w:rPr>
+          <w:lang w:val="pt_PT" w:bidi="pt_PT"/>
+        </w:rPr>
+        <w:t>1Cr 25.18</w:t>
+      </w:r>
       <w:r>
         <w:rPr>
           <w:lang w:val="pt_PT" w:bidi="pt_PT"/>
@@ -9451,18 +7897,12 @@
         </w:rPr>
         <w:t>Um levita que ajudou na reconsagração (a cerimônia para tornar sagrado novamente) do templo durante o reinado do rei Ezequias (</w:t>
       </w:r>
-      <w:hyperlink r:id="rId253">
-        <w:r>
-          <w:rPr>
-            <w:lang w:val="pt_PT" w:bidi="pt_PT"/>
-          </w:rPr>
-          <w:rPr>
-            <w:color w:val="0000EE"/>
-            <w:u w:val="single"/>
-          </w:rPr>
-          <w:t>2Cr 29.14</w:t>
-        </w:r>
-      </w:hyperlink>
+      <w:r>
+        <w:rPr>
+          <w:lang w:val="pt_PT" w:bidi="pt_PT"/>
+        </w:rPr>
+        <w:t>2Cr 29.14</w:t>
+      </w:r>
       <w:r>
         <w:rPr>
           <w:lang w:val="pt_PT" w:bidi="pt_PT"/>
@@ -9487,36 +7927,24 @@
         </w:rPr>
         <w:t>Um ourives que trabalhou na reconstrução dos portões de Jerusalém (</w:t>
       </w:r>
-      <w:hyperlink r:id="rId101">
-        <w:r>
-          <w:rPr>
-            <w:lang w:val="pt_PT" w:bidi="pt_PT"/>
-          </w:rPr>
-          <w:rPr>
-            <w:color w:val="0000EE"/>
-            <w:u w:val="single"/>
-          </w:rPr>
-          <w:t>Ne 3.8</w:t>
-        </w:r>
-      </w:hyperlink>
+      <w:r>
+        <w:rPr>
+          <w:lang w:val="pt_PT" w:bidi="pt_PT"/>
+        </w:rPr>
+        <w:t>Ne 3.8</w:t>
+      </w:r>
       <w:r>
         <w:rPr>
           <w:lang w:val="pt_PT" w:bidi="pt_PT"/>
         </w:rPr>
         <w:t xml:space="preserve">). Seu nome sugere que ele provavelmente era um sacerdote responsável por fazer e reparar os instrumentos e recipientes usados no templo (cp. </w:t>
       </w:r>
-      <w:hyperlink r:id="rId254">
-        <w:r>
-          <w:rPr>
-            <w:lang w:val="pt_PT" w:bidi="pt_PT"/>
-          </w:rPr>
-          <w:rPr>
-            <w:color w:val="0000EE"/>
-            <w:u w:val="single"/>
-          </w:rPr>
-          <w:t>1Cr 9.29</w:t>
-        </w:r>
-      </w:hyperlink>
+      <w:r>
+        <w:rPr>
+          <w:lang w:val="pt_PT" w:bidi="pt_PT"/>
+        </w:rPr>
+        <w:t>1Cr 9.29</w:t>
+      </w:r>
       <w:r>
         <w:rPr>
           <w:lang w:val="pt_PT" w:bidi="pt_PT"/>
